--- a/dist/library/downloads/divrei-soferim-ois-16-lech-lecha-shiur.docx
+++ b/dist/library/downloads/divrei-soferim-ois-16-lech-lecha-shiur.docx
@@ -4,16 +4,18 @@
   <w:body>
     <w:p>
       <w:pPr>
-        <w:pStyle w:val="Heading1"/>
+        <w:pStyle w:val="Title"/>
+        <w:widowControl/>
         <w:spacing w:after="400"/>
         <w:jc w:val="center"/>
       </w:pPr>
       <w:r>
         <w:rPr>
+          <w:rFonts w:ascii="Times New Roman" w:hAnsi="Times New Roman" w:eastAsia="Times New Roman" w:cs="Times New Roman"/>
           <w:b/>
           <w:bCs/>
           <w:color w:val="000000"/>
-          <w:sz w:val="32"/>
+          <w:sz w:val="34"/>
           <w:szCs w:val="32"/>
         </w:rPr>
         <w:t xml:space="preserve">Divrei Sofrim 16 Rav Tzadok Hakohen on Lech Lecha </w:t>
@@ -21,4250 +23,6776 @@
     </w:p>
     <w:p>
       <w:pPr>
-        <w:bidi w:val="false"/>
-        <w:spacing w:before="0" w:after="180" w:line="276"/>
-        <w:jc w:val="start"/>
-      </w:pPr>
-      <w:r>
+        <w:widowControl/>
+        <w:bidi w:val="false"/>
+        <w:spacing w:before="0" w:after="180" w:line="276"/>
+        <w:jc w:val="start"/>
+      </w:pPr>
+      <w:r>
+        <w:rPr>
+          <w:rFonts w:ascii="Times New Roman" w:hAnsi="Times New Roman" w:eastAsia="Times New Roman" w:cs="Times New Roman"/>
+          <w:color w:val="000000"/>
+        </w:rPr>
         <w:t xml:space="preserve">All right, this week's </w:t>
       </w:r>
       <w:r>
         <w:rPr>
-          <w:i/>
-          <w:iCs/>
+          <w:rFonts w:ascii="Times New Roman" w:hAnsi="Times New Roman" w:eastAsia="Times New Roman" w:cs="Times New Roman"/>
+          <w:i/>
+          <w:iCs/>
+          <w:color w:val="000000"/>
         </w:rPr>
         <w:t xml:space="preserve">parsha</w:t>
       </w:r>
       <w:r>
+        <w:rPr>
+          <w:rFonts w:ascii="Times New Roman" w:hAnsi="Times New Roman" w:eastAsia="Times New Roman" w:cs="Times New Roman"/>
+          <w:color w:val="000000"/>
+        </w:rPr>
         <w:t xml:space="preserve"> is not Peri Tzaddik, but actually is one of Reb Tzaddik's smaller, it's called Divrei Soferim. I had the </w:t>
       </w:r>
       <w:r>
         <w:rPr>
-          <w:i/>
-          <w:iCs/>
+          <w:rFonts w:ascii="Times New Roman" w:hAnsi="Times New Roman" w:eastAsia="Times New Roman" w:cs="Times New Roman"/>
+          <w:i/>
+          <w:iCs/>
+          <w:color w:val="000000"/>
         </w:rPr>
         <w:t xml:space="preserve">zechus</w:t>
       </w:r>
       <w:r>
+        <w:rPr>
+          <w:rFonts w:ascii="Times New Roman" w:hAnsi="Times New Roman" w:eastAsia="Times New Roman" w:cs="Times New Roman"/>
+          <w:color w:val="000000"/>
+        </w:rPr>
         <w:t xml:space="preserve"> of learning this </w:t>
       </w:r>
       <w:r>
         <w:rPr>
-          <w:i/>
-          <w:iCs/>
+          <w:rFonts w:ascii="Times New Roman" w:hAnsi="Times New Roman" w:eastAsia="Times New Roman" w:cs="Times New Roman"/>
+          <w:i/>
+          <w:iCs/>
+          <w:color w:val="000000"/>
         </w:rPr>
         <w:t xml:space="preserve">sefer</w:t>
       </w:r>
       <w:r>
+        <w:rPr>
+          <w:rFonts w:ascii="Times New Roman" w:hAnsi="Times New Roman" w:eastAsia="Times New Roman" w:cs="Times New Roman"/>
+          <w:color w:val="000000"/>
+        </w:rPr>
         <w:t xml:space="preserve">, most of it, there was a Rav Kalman Walsh, who is a really big expert in in all </w:t>
       </w:r>
       <w:r>
         <w:rPr>
+          <w:rFonts w:ascii="Times New Roman" w:hAnsi="Times New Roman" w:eastAsia="Times New Roman" w:cs="Times New Roman"/>
+          <w:color w:val="000000"/>
           <w:rtl/>
           <w:lang w:bidi="he-IL"/>
         </w:rPr>
         <w:t xml:space="preserve">חסידישע ספרים</w:t>
       </w:r>
       <w:r>
+        <w:rPr>
+          <w:rFonts w:ascii="Times New Roman" w:hAnsi="Times New Roman" w:eastAsia="Times New Roman" w:cs="Times New Roman"/>
+          <w:color w:val="000000"/>
+        </w:rPr>
         <w:t xml:space="preserve">, but you know, </w:t>
       </w:r>
       <w:r>
         <w:rPr>
-          <w:i/>
-          <w:iCs/>
+          <w:rFonts w:ascii="Times New Roman" w:hAnsi="Times New Roman" w:eastAsia="Times New Roman" w:cs="Times New Roman"/>
+          <w:i/>
+          <w:iCs/>
+          <w:color w:val="000000"/>
         </w:rPr>
         <w:t xml:space="preserve">mussar</w:t>
       </w:r>
       <w:r>
+        <w:rPr>
+          <w:rFonts w:ascii="Times New Roman" w:hAnsi="Times New Roman" w:eastAsia="Times New Roman" w:cs="Times New Roman"/>
+          <w:color w:val="000000"/>
+        </w:rPr>
         <w:t xml:space="preserve">, everything you can think of. And I used to ask him questions actually on Reb Tzaddik every week, and I had a </w:t>
       </w:r>
       <w:r>
         <w:rPr>
-          <w:i/>
-          <w:iCs/>
+          <w:rFonts w:ascii="Times New Roman" w:hAnsi="Times New Roman" w:eastAsia="Times New Roman" w:cs="Times New Roman"/>
+          <w:i/>
+          <w:iCs/>
+          <w:color w:val="000000"/>
         </w:rPr>
         <w:t xml:space="preserve">zechus</w:t>
       </w:r>
       <w:r>
+        <w:rPr>
+          <w:rFonts w:ascii="Times New Roman" w:hAnsi="Times New Roman" w:eastAsia="Times New Roman" w:cs="Times New Roman"/>
+          <w:color w:val="000000"/>
+        </w:rPr>
         <w:t xml:space="preserve"> I have a </w:t>
       </w:r>
       <w:r>
         <w:rPr>
-          <w:i/>
-          <w:iCs/>
+          <w:rFonts w:ascii="Times New Roman" w:hAnsi="Times New Roman" w:eastAsia="Times New Roman" w:cs="Times New Roman"/>
+          <w:i/>
+          <w:iCs/>
+          <w:color w:val="000000"/>
         </w:rPr>
         <w:t xml:space="preserve">chavrusa</w:t>
       </w:r>
       <w:r>
+        <w:rPr>
+          <w:rFonts w:ascii="Times New Roman" w:hAnsi="Times New Roman" w:eastAsia="Times New Roman" w:cs="Times New Roman"/>
+          <w:color w:val="000000"/>
+        </w:rPr>
         <w:t xml:space="preserve"> for for one year, and this is a </w:t>
       </w:r>
       <w:r>
         <w:rPr>
-          <w:i/>
-          <w:iCs/>
+          <w:rFonts w:ascii="Times New Roman" w:hAnsi="Times New Roman" w:eastAsia="Times New Roman" w:cs="Times New Roman"/>
+          <w:i/>
+          <w:iCs/>
+          <w:color w:val="000000"/>
         </w:rPr>
         <w:t xml:space="preserve">sefer</w:t>
       </w:r>
       <w:r>
+        <w:rPr>
+          <w:rFonts w:ascii="Times New Roman" w:hAnsi="Times New Roman" w:eastAsia="Times New Roman" w:cs="Times New Roman"/>
+          <w:color w:val="000000"/>
+        </w:rPr>
         <w:t xml:space="preserve"> which we did. But this past week I just was I was listening to Torah Anytime and I saw Rav Glatstein, he had a 15-minute </w:t>
       </w:r>
       <w:r>
         <w:rPr>
-          <w:i/>
-          <w:iCs/>
+          <w:rFonts w:ascii="Times New Roman" w:hAnsi="Times New Roman" w:eastAsia="Times New Roman" w:cs="Times New Roman"/>
+          <w:i/>
+          <w:iCs/>
+          <w:color w:val="000000"/>
         </w:rPr>
         <w:t xml:space="preserve">shiur</w:t>
       </w:r>
       <w:r>
+        <w:rPr>
+          <w:rFonts w:ascii="Times New Roman" w:hAnsi="Times New Roman" w:eastAsia="Times New Roman" w:cs="Times New Roman"/>
+          <w:color w:val="000000"/>
+        </w:rPr>
         <w:t xml:space="preserve"> on Reb Tzaddik on on this </w:t>
       </w:r>
       <w:r>
         <w:rPr>
-          <w:i/>
-          <w:iCs/>
+          <w:rFonts w:ascii="Times New Roman" w:hAnsi="Times New Roman" w:eastAsia="Times New Roman" w:cs="Times New Roman"/>
+          <w:i/>
+          <w:iCs/>
+          <w:color w:val="000000"/>
         </w:rPr>
         <w:t xml:space="preserve">nekudah</w:t>
       </w:r>
       <w:r>
+        <w:rPr>
+          <w:rFonts w:ascii="Times New Roman" w:hAnsi="Times New Roman" w:eastAsia="Times New Roman" w:cs="Times New Roman"/>
+          <w:color w:val="000000"/>
+        </w:rPr>
         <w:t xml:space="preserve">. </w:t>
       </w:r>
     </w:p>
     <w:p>
       <w:pPr>
-        <w:bidi w:val="false"/>
-        <w:spacing w:before="0" w:after="180" w:line="276"/>
-        <w:jc w:val="start"/>
-      </w:pPr>
-      <w:r>
+        <w:pStyle w:val="Heading1"/>
+        <w:jc w:val="left"/>
+      </w:pPr>
+      <w:r>
+        <w:rPr>
+          <w:rFonts w:ascii="Times New Roman" w:hAnsi="Times New Roman" w:eastAsia="Times New Roman" w:cs="Times New Roman"/>
+        </w:rPr>
+        <w:t>A Yid Must Never Give Up Hope</w:t>
+      </w:r>
+    </w:p>
+    <w:p>
+      <w:pPr>
+        <w:widowControl/>
+        <w:bidi w:val="false"/>
+        <w:spacing w:before="0" w:after="180" w:line="276"/>
+        <w:jc w:val="start"/>
+      </w:pPr>
+      <w:r>
+        <w:rPr>
+          <w:rFonts w:ascii="Times New Roman" w:hAnsi="Times New Roman" w:eastAsia="Times New Roman" w:cs="Times New Roman"/>
+          <w:color w:val="000000"/>
+        </w:rPr>
         <w:t xml:space="preserve">So I thought we can learn together, there's some really some really fascinating Torah on this one, and this is actually part of my app, so whatever, but I did some tinkering with it, because I found some other </w:t>
       </w:r>
       <w:r>
         <w:rPr>
-          <w:i/>
-          <w:iCs/>
+          <w:rFonts w:ascii="Times New Roman" w:hAnsi="Times New Roman" w:eastAsia="Times New Roman" w:cs="Times New Roman"/>
+          <w:i/>
+          <w:iCs/>
+          <w:color w:val="000000"/>
         </w:rPr>
         <w:t xml:space="preserve">he'arot</w:t>
       </w:r>
       <w:r>
+        <w:rPr>
+          <w:rFonts w:ascii="Times New Roman" w:hAnsi="Times New Roman" w:eastAsia="Times New Roman" w:cs="Times New Roman"/>
+          <w:color w:val="000000"/>
+        </w:rPr>
         <w:t xml:space="preserve">, so let's start. So he says, beginning: </w:t>
       </w:r>
       <w:r>
         <w:rPr>
+          <w:rFonts w:ascii="Times New Roman" w:hAnsi="Times New Roman" w:eastAsia="Times New Roman" w:cs="Times New Roman"/>
+          <w:color w:val="000000"/>
           <w:rtl/>
           <w:lang w:bidi="he-IL"/>
         </w:rPr>
         <w:t xml:space="preserve">אין ליהודי להתייאש משום דבר</w:t>
       </w:r>
       <w:r>
+        <w:rPr>
+          <w:rFonts w:ascii="Times New Roman" w:hAnsi="Times New Roman" w:eastAsia="Times New Roman" w:cs="Times New Roman"/>
+          <w:color w:val="000000"/>
+        </w:rPr>
         <w:t xml:space="preserve">. He says a Yid should never give up hope on anything. </w:t>
       </w:r>
     </w:p>
     <w:p>
       <w:pPr>
-        <w:bidi w:val="false"/>
-        <w:spacing w:before="0" w:after="180" w:line="276"/>
-        <w:jc w:val="start"/>
-      </w:pPr>
-      <w:r>
-        <w:rPr>
+        <w:pStyle w:val="Heading2"/>
+        <w:jc w:val="left"/>
+      </w:pPr>
+      <w:r>
+        <w:rPr>
+          <w:rFonts w:ascii="Times New Roman" w:hAnsi="Times New Roman" w:eastAsia="Times New Roman" w:cs="Times New Roman"/>
+        </w:rPr>
+        <w:t>Physical Danger and Spiritual Struggle</w:t>
+      </w:r>
+    </w:p>
+    <w:p>
+      <w:pPr>
+        <w:widowControl/>
+        <w:bidi w:val="false"/>
+        <w:spacing w:before="0" w:after="180" w:line="276"/>
+        <w:jc w:val="start"/>
+      </w:pPr>
+      <w:r>
+        <w:rPr>
+          <w:rFonts w:ascii="Times New Roman" w:hAnsi="Times New Roman" w:eastAsia="Times New Roman" w:cs="Times New Roman"/>
+          <w:color w:val="000000"/>
           <w:rtl/>
           <w:lang w:bidi="he-IL"/>
         </w:rPr>
         <w:t xml:space="preserve">בין בענייני הגוף</w:t>
       </w:r>
       <w:r>
+        <w:rPr>
+          <w:rFonts w:ascii="Times New Roman" w:hAnsi="Times New Roman" w:eastAsia="Times New Roman" w:cs="Times New Roman"/>
+          <w:color w:val="000000"/>
+        </w:rPr>
         <w:t xml:space="preserve">, whether it's matters of a of physical crisis, </w:t>
       </w:r>
       <w:r>
         <w:rPr>
+          <w:rFonts w:ascii="Times New Roman" w:hAnsi="Times New Roman" w:eastAsia="Times New Roman" w:cs="Times New Roman"/>
+          <w:color w:val="000000"/>
           <w:rtl/>
           <w:lang w:bidi="he-IL"/>
         </w:rPr>
         <w:t xml:space="preserve">כמו ש- שכמו שנאמר</w:t>
       </w:r>
       <w:r>
+        <w:rPr>
+          <w:rFonts w:ascii="Times New Roman" w:hAnsi="Times New Roman" w:eastAsia="Times New Roman" w:cs="Times New Roman"/>
+          <w:color w:val="000000"/>
+        </w:rPr>
         <w:t xml:space="preserve">, it says </w:t>
       </w:r>
       <w:r>
         <w:rPr>
+          <w:rFonts w:ascii="Times New Roman" w:hAnsi="Times New Roman" w:eastAsia="Times New Roman" w:cs="Times New Roman"/>
+          <w:color w:val="000000"/>
           <w:rtl/>
           <w:lang w:bidi="he-IL"/>
         </w:rPr>
         <w:t xml:space="preserve">שכך כתב</w:t>
       </w:r>
       <w:r>
+        <w:rPr>
+          <w:rFonts w:ascii="Times New Roman" w:hAnsi="Times New Roman" w:eastAsia="Times New Roman" w:cs="Times New Roman"/>
+          <w:color w:val="000000"/>
+        </w:rPr>
         <w:t xml:space="preserve"> here, but </w:t>
       </w:r>
       <w:r>
         <w:rPr>
+          <w:rFonts w:ascii="Times New Roman" w:hAnsi="Times New Roman" w:eastAsia="Times New Roman" w:cs="Times New Roman"/>
+          <w:color w:val="000000"/>
           <w:rtl/>
           <w:lang w:bidi="he-IL"/>
         </w:rPr>
         <w:t xml:space="preserve">שנאמר</w:t>
       </w:r>
       <w:r>
+        <w:rPr>
+          <w:rFonts w:ascii="Times New Roman" w:hAnsi="Times New Roman" w:eastAsia="Times New Roman" w:cs="Times New Roman"/>
+          <w:color w:val="000000"/>
+        </w:rPr>
         <w:t xml:space="preserve">, in Berachos: </w:t>
       </w:r>
       <w:r>
         <w:rPr>
+          <w:rFonts w:ascii="Times New Roman" w:hAnsi="Times New Roman" w:eastAsia="Times New Roman" w:cs="Times New Roman"/>
+          <w:color w:val="000000"/>
           <w:rtl/>
           <w:lang w:bidi="he-IL"/>
         </w:rPr>
         <w:t xml:space="preserve">אפילו חרב חדה מונחת על צוארו של אדם, אל ימנע עצמו מן הרחמים</w:t>
       </w:r>
       <w:r>
+        <w:rPr>
+          <w:rFonts w:ascii="Times New Roman" w:hAnsi="Times New Roman" w:eastAsia="Times New Roman" w:cs="Times New Roman"/>
+          <w:color w:val="000000"/>
+        </w:rPr>
         <w:t xml:space="preserve">. </w:t>
       </w:r>
     </w:p>
     <w:p>
       <w:pPr>
-        <w:bidi w:val="false"/>
-        <w:spacing w:before="0" w:after="180" w:line="276"/>
-        <w:jc w:val="start"/>
-      </w:pPr>
-      <w:r>
+        <w:widowControl/>
+        <w:bidi w:val="false"/>
+        <w:spacing w:before="0" w:after="180" w:line="276"/>
+        <w:jc w:val="start"/>
+      </w:pPr>
+      <w:r>
+        <w:rPr>
+          <w:rFonts w:ascii="Times New Roman" w:hAnsi="Times New Roman" w:eastAsia="Times New Roman" w:cs="Times New Roman"/>
+          <w:color w:val="000000"/>
+        </w:rPr>
         <w:t xml:space="preserve">So he says even a sharp sword that rests upon a person's neck, he should not withhold himself from from seeking from from seeking mercy. So the quote exactly says, just read the beginning, it says, </w:t>
       </w:r>
       <w:r>
         <w:rPr>
+          <w:rFonts w:ascii="Times New Roman" w:hAnsi="Times New Roman" w:eastAsia="Times New Roman" w:cs="Times New Roman"/>
+          <w:color w:val="000000"/>
           <w:rtl/>
           <w:lang w:bidi="he-IL"/>
         </w:rPr>
         <w:t xml:space="preserve">כך מקובלני מבית אבי אבא</w:t>
       </w:r>
       <w:r>
+        <w:rPr>
+          <w:rFonts w:ascii="Times New Roman" w:hAnsi="Times New Roman" w:eastAsia="Times New Roman" w:cs="Times New Roman"/>
+          <w:color w:val="000000"/>
+        </w:rPr>
         <w:t xml:space="preserve">, this is what I received from my my my grandfather's house. So this is referring to Chizkiyahu when you know, it was thought that it was like a you know, he had the sickness and etc., right? The whole entire episode about about he refused to get married and etc. So, all that thing with the </w:t>
       </w:r>
       <w:r>
         <w:rPr>
-          <w:i/>
-          <w:iCs/>
+          <w:rFonts w:ascii="Times New Roman" w:hAnsi="Times New Roman" w:eastAsia="Times New Roman" w:cs="Times New Roman"/>
+          <w:i/>
+          <w:iCs/>
+          <w:color w:val="000000"/>
         </w:rPr>
         <w:t xml:space="preserve">mussar</w:t>
       </w:r>
       <w:r>
+        <w:rPr>
+          <w:rFonts w:ascii="Times New Roman" w:hAnsi="Times New Roman" w:eastAsia="Times New Roman" w:cs="Times New Roman"/>
+          <w:color w:val="000000"/>
+        </w:rPr>
         <w:t xml:space="preserve"> and etc. Towards the end, you know, he says, "Okay, maybe I'll marry your your daughter and and there's hope," and etc. So then he said that one of the things I got from my my grandfather, I think it was Dovid HaMelech, I think Shlomo, I have to look it up, is this line: Even when you have a sharp sword resting on a person's neck, you can still ask for mercy. There's always hope, and Hashem can always get you out of salvation. </w:t>
       </w:r>
     </w:p>
     <w:p>
       <w:pPr>
-        <w:bidi w:val="false"/>
-        <w:spacing w:before="0" w:after="180" w:line="276"/>
-        <w:jc w:val="start"/>
-      </w:pPr>
-      <w:r>
+        <w:widowControl/>
+        <w:bidi w:val="false"/>
+        <w:spacing w:before="0" w:after="180" w:line="276"/>
+        <w:jc w:val="start"/>
+      </w:pPr>
+      <w:r>
+        <w:rPr>
+          <w:rFonts w:ascii="Times New Roman" w:hAnsi="Times New Roman" w:eastAsia="Times New Roman" w:cs="Times New Roman"/>
+          <w:color w:val="000000"/>
+        </w:rPr>
         <w:t xml:space="preserve">So he's talking about about here </w:t>
       </w:r>
       <w:r>
         <w:rPr>
+          <w:rFonts w:ascii="Times New Roman" w:hAnsi="Times New Roman" w:eastAsia="Times New Roman" w:cs="Times New Roman"/>
+          <w:color w:val="000000"/>
           <w:rtl/>
           <w:lang w:bidi="he-IL"/>
         </w:rPr>
         <w:t xml:space="preserve">סכנה</w:t>
       </w:r>
       <w:r>
+        <w:rPr>
+          <w:rFonts w:ascii="Times New Roman" w:hAnsi="Times New Roman" w:eastAsia="Times New Roman" w:cs="Times New Roman"/>
+          <w:color w:val="000000"/>
+        </w:rPr>
         <w:t xml:space="preserve">, but Reb Tzaddik is going to say even referring to things of </w:t>
       </w:r>
       <w:r>
         <w:rPr>
-          <w:i/>
-          <w:iCs/>
+          <w:rFonts w:ascii="Times New Roman" w:hAnsi="Times New Roman" w:eastAsia="Times New Roman" w:cs="Times New Roman"/>
+          <w:i/>
+          <w:iCs/>
+          <w:color w:val="000000"/>
         </w:rPr>
         <w:t xml:space="preserve">ruchniyus</w:t>
       </w:r>
       <w:r>
+        <w:rPr>
+          <w:rFonts w:ascii="Times New Roman" w:hAnsi="Times New Roman" w:eastAsia="Times New Roman" w:cs="Times New Roman"/>
+          <w:color w:val="000000"/>
+        </w:rPr>
         <w:t xml:space="preserve">, obviously, our our our our our </w:t>
       </w:r>
       <w:r>
         <w:rPr>
-          <w:i/>
-          <w:iCs/>
+          <w:rFonts w:ascii="Times New Roman" w:hAnsi="Times New Roman" w:eastAsia="Times New Roman" w:cs="Times New Roman"/>
+          <w:i/>
+          <w:iCs/>
+          <w:color w:val="000000"/>
         </w:rPr>
         <w:t xml:space="preserve">nefesh</w:t>
       </w:r>
       <w:r>
+        <w:rPr>
+          <w:rFonts w:ascii="Times New Roman" w:hAnsi="Times New Roman" w:eastAsia="Times New Roman" w:cs="Times New Roman"/>
+          <w:color w:val="000000"/>
+        </w:rPr>
         <w:t xml:space="preserve"> itself. So he says, </w:t>
       </w:r>
       <w:r>
         <w:rPr>
+          <w:rFonts w:ascii="Times New Roman" w:hAnsi="Times New Roman" w:eastAsia="Times New Roman" w:cs="Times New Roman"/>
+          <w:color w:val="000000"/>
           <w:rtl/>
           <w:lang w:bidi="he-IL"/>
         </w:rPr>
         <w:t xml:space="preserve">בין בענייני הנפש</w:t>
       </w:r>
       <w:r>
+        <w:rPr>
+          <w:rFonts w:ascii="Times New Roman" w:hAnsi="Times New Roman" w:eastAsia="Times New Roman" w:cs="Times New Roman"/>
+          <w:color w:val="000000"/>
+        </w:rPr>
         <w:t xml:space="preserve">, also matters spiritual matters, </w:t>
       </w:r>
       <w:r>
         <w:rPr>
+          <w:rFonts w:ascii="Times New Roman" w:hAnsi="Times New Roman" w:eastAsia="Times New Roman" w:cs="Times New Roman"/>
+          <w:color w:val="000000"/>
           <w:rtl/>
           <w:lang w:bidi="he-IL"/>
         </w:rPr>
         <w:t xml:space="preserve">אפילו נשתקע למקום שנשתקע</w:t>
       </w:r>
       <w:r>
+        <w:rPr>
+          <w:rFonts w:ascii="Times New Roman" w:hAnsi="Times New Roman" w:eastAsia="Times New Roman" w:cs="Times New Roman"/>
+          <w:color w:val="000000"/>
+        </w:rPr>
         <w:t xml:space="preserve">, even if he's plunged into like the the deepest abyss, </w:t>
       </w:r>
       <w:r>
         <w:rPr>
+          <w:rFonts w:ascii="Times New Roman" w:hAnsi="Times New Roman" w:eastAsia="Times New Roman" w:cs="Times New Roman"/>
+          <w:color w:val="000000"/>
           <w:rtl/>
           <w:lang w:bidi="he-IL"/>
         </w:rPr>
         <w:t xml:space="preserve">וחטא בדבר שאמרו</w:t>
       </w:r>
       <w:r>
+        <w:rPr>
+          <w:rFonts w:ascii="Times New Roman" w:hAnsi="Times New Roman" w:eastAsia="Times New Roman" w:cs="Times New Roman"/>
+          <w:color w:val="000000"/>
+        </w:rPr>
         <w:t xml:space="preserve">, and he sinned to the point with that that what what Chazal say in Zohar HaKadosh: </w:t>
       </w:r>
       <w:r>
         <w:rPr>
+          <w:rFonts w:ascii="Times New Roman" w:hAnsi="Times New Roman" w:eastAsia="Times New Roman" w:cs="Times New Roman"/>
+          <w:color w:val="000000"/>
           <w:rtl/>
           <w:lang w:bidi="he-IL"/>
         </w:rPr>
         <w:t xml:space="preserve">שאין תשובה מועלת חס וחלילה</w:t>
       </w:r>
       <w:r>
+        <w:rPr>
+          <w:rFonts w:ascii="Times New Roman" w:hAnsi="Times New Roman" w:eastAsia="Times New Roman" w:cs="Times New Roman"/>
+          <w:color w:val="000000"/>
+        </w:rPr>
         <w:t xml:space="preserve">, that </w:t>
       </w:r>
       <w:r>
         <w:rPr>
-          <w:i/>
-          <w:iCs/>
+          <w:rFonts w:ascii="Times New Roman" w:hAnsi="Times New Roman" w:eastAsia="Times New Roman" w:cs="Times New Roman"/>
+          <w:i/>
+          <w:iCs/>
+          <w:color w:val="000000"/>
         </w:rPr>
         <w:t xml:space="preserve">teshuvah</w:t>
       </w:r>
       <w:r>
+        <w:rPr>
+          <w:rFonts w:ascii="Times New Roman" w:hAnsi="Times New Roman" w:eastAsia="Times New Roman" w:cs="Times New Roman"/>
+          <w:color w:val="000000"/>
+        </w:rPr>
         <w:t xml:space="preserve"> is not going to even work here, God forbid, which we talked about last week in Noach, this is referring to </w:t>
       </w:r>
       <w:r>
         <w:rPr>
+          <w:rFonts w:ascii="Times New Roman" w:hAnsi="Times New Roman" w:eastAsia="Times New Roman" w:cs="Times New Roman"/>
+          <w:color w:val="000000"/>
           <w:rtl/>
           <w:lang w:bidi="he-IL"/>
         </w:rPr>
         <w:t xml:space="preserve">שפיכת זרע לבטלה</w:t>
       </w:r>
       <w:r>
+        <w:rPr>
+          <w:rFonts w:ascii="Times New Roman" w:hAnsi="Times New Roman" w:eastAsia="Times New Roman" w:cs="Times New Roman"/>
+          <w:color w:val="000000"/>
+        </w:rPr>
         <w:t xml:space="preserve">, by the way, </w:t>
       </w:r>
       <w:r>
         <w:rPr>
+          <w:rFonts w:ascii="Times New Roman" w:hAnsi="Times New Roman" w:eastAsia="Times New Roman" w:cs="Times New Roman"/>
+          <w:color w:val="000000"/>
           <w:rtl/>
           <w:lang w:bidi="he-IL"/>
         </w:rPr>
         <w:t xml:space="preserve">או שתשובתו קשה</w:t>
       </w:r>
       <w:r>
+        <w:rPr>
+          <w:rFonts w:ascii="Times New Roman" w:hAnsi="Times New Roman" w:eastAsia="Times New Roman" w:cs="Times New Roman"/>
+          <w:color w:val="000000"/>
+        </w:rPr>
         <w:t xml:space="preserve">, or he say, "Oh, </w:t>
       </w:r>
       <w:r>
         <w:rPr>
-          <w:i/>
-          <w:iCs/>
+          <w:rFonts w:ascii="Times New Roman" w:hAnsi="Times New Roman" w:eastAsia="Times New Roman" w:cs="Times New Roman"/>
+          <w:i/>
+          <w:iCs/>
+          <w:color w:val="000000"/>
         </w:rPr>
         <w:t xml:space="preserve">teshuvah</w:t>
       </w:r>
       <w:r>
+        <w:rPr>
+          <w:rFonts w:ascii="Times New Roman" w:hAnsi="Times New Roman" w:eastAsia="Times New Roman" w:cs="Times New Roman"/>
+          <w:color w:val="000000"/>
+        </w:rPr>
         <w:t xml:space="preserve"> is really hard to do." Like you did such a dire </w:t>
       </w:r>
       <w:r>
         <w:rPr>
-          <w:i/>
-          <w:iCs/>
+          <w:rFonts w:ascii="Times New Roman" w:hAnsi="Times New Roman" w:eastAsia="Times New Roman" w:cs="Times New Roman"/>
+          <w:i/>
+          <w:iCs/>
+          <w:color w:val="000000"/>
         </w:rPr>
         <w:t xml:space="preserve">aveirah</w:t>
       </w:r>
       <w:r>
+        <w:rPr>
+          <w:rFonts w:ascii="Times New Roman" w:hAnsi="Times New Roman" w:eastAsia="Times New Roman" w:cs="Times New Roman"/>
+          <w:color w:val="000000"/>
+        </w:rPr>
         <w:t xml:space="preserve"> and and the consequences was just crazy. Like you know, there's no hope for that person. We see that in society, right? And you see even in ourselves where we give up on ourselves. </w:t>
       </w:r>
     </w:p>
     <w:p>
       <w:pPr>
-        <w:bidi w:val="false"/>
-        <w:spacing w:before="0" w:after="180" w:line="276"/>
-        <w:jc w:val="start"/>
-      </w:pPr>
-      <w:r>
-        <w:rPr>
+        <w:widowControl/>
+        <w:bidi w:val="false"/>
+        <w:spacing w:before="0" w:after="180" w:line="276"/>
+        <w:jc w:val="start"/>
+      </w:pPr>
+      <w:r>
+        <w:rPr>
+          <w:rFonts w:ascii="Times New Roman" w:hAnsi="Times New Roman" w:eastAsia="Times New Roman" w:cs="Times New Roman"/>
+          <w:color w:val="000000"/>
           <w:rtl/>
           <w:lang w:bidi="he-IL"/>
         </w:rPr>
         <w:t xml:space="preserve">או שראה עצמו משוקע והולך בענייני העולם</w:t>
       </w:r>
       <w:r>
+        <w:rPr>
+          <w:rFonts w:ascii="Times New Roman" w:hAnsi="Times New Roman" w:eastAsia="Times New Roman" w:cs="Times New Roman"/>
+          <w:color w:val="000000"/>
+        </w:rPr>
         <w:t xml:space="preserve">, or he's </w:t>
       </w:r>
       <w:r>
         <w:rPr>
-          <w:i/>
-          <w:iCs/>
+          <w:rFonts w:ascii="Times New Roman" w:hAnsi="Times New Roman" w:eastAsia="Times New Roman" w:cs="Times New Roman"/>
+          <w:i/>
+          <w:iCs/>
+          <w:color w:val="000000"/>
         </w:rPr>
         <w:t xml:space="preserve">mamash</w:t>
       </w:r>
       <w:r>
+        <w:rPr>
+          <w:rFonts w:ascii="Times New Roman" w:hAnsi="Times New Roman" w:eastAsia="Times New Roman" w:cs="Times New Roman"/>
+          <w:color w:val="000000"/>
+        </w:rPr>
         <w:t xml:space="preserve"> sinking into the worldly entanglements. So we're going to skip the Zohar in the in the italics. He says, </w:t>
       </w:r>
       <w:r>
         <w:rPr>
+          <w:rFonts w:ascii="Times New Roman" w:hAnsi="Times New Roman" w:eastAsia="Times New Roman" w:cs="Times New Roman"/>
+          <w:color w:val="000000"/>
           <w:rtl/>
           <w:lang w:bidi="he-IL"/>
         </w:rPr>
         <w:t xml:space="preserve">אל יתייאש בעצמו</w:t>
       </w:r>
       <w:r>
+        <w:rPr>
+          <w:rFonts w:ascii="Times New Roman" w:hAnsi="Times New Roman" w:eastAsia="Times New Roman" w:cs="Times New Roman"/>
+          <w:color w:val="000000"/>
+        </w:rPr>
         <w:t xml:space="preserve">. He says do not give up on oneself, </w:t>
       </w:r>
       <w:r>
         <w:rPr>
+          <w:rFonts w:ascii="Times New Roman" w:hAnsi="Times New Roman" w:eastAsia="Times New Roman" w:cs="Times New Roman"/>
+          <w:color w:val="000000"/>
           <w:rtl/>
           <w:lang w:bidi="he-IL"/>
         </w:rPr>
         <w:t xml:space="preserve">לומר</w:t>
       </w:r>
       <w:r>
+        <w:rPr>
+          <w:rFonts w:ascii="Times New Roman" w:hAnsi="Times New Roman" w:eastAsia="Times New Roman" w:cs="Times New Roman"/>
+          <w:color w:val="000000"/>
+        </w:rPr>
         <w:t xml:space="preserve">, to say, </w:t>
       </w:r>
       <w:r>
         <w:rPr>
+          <w:rFonts w:ascii="Times New Roman" w:hAnsi="Times New Roman" w:eastAsia="Times New Roman" w:cs="Times New Roman"/>
+          <w:color w:val="000000"/>
           <w:rtl/>
           <w:lang w:bidi="he-IL"/>
         </w:rPr>
         <w:t xml:space="preserve">שלא יוכל לפרוש עוד</w:t>
       </w:r>
       <w:r>
+        <w:rPr>
+          <w:rFonts w:ascii="Times New Roman" w:hAnsi="Times New Roman" w:eastAsia="Times New Roman" w:cs="Times New Roman"/>
+          <w:color w:val="000000"/>
+        </w:rPr>
         <w:t xml:space="preserve">, that I cannot break free. </w:t>
       </w:r>
     </w:p>
     <w:p>
       <w:pPr>
-        <w:bidi w:val="false"/>
-        <w:spacing w:before="0" w:after="180" w:line="276"/>
-        <w:jc w:val="start"/>
-      </w:pPr>
-      <w:r>
+        <w:pStyle w:val="Heading2"/>
+        <w:jc w:val="left"/>
+      </w:pPr>
+      <w:r>
+        <w:rPr>
+          <w:rFonts w:ascii="Times New Roman" w:hAnsi="Times New Roman" w:eastAsia="Times New Roman" w:cs="Times New Roman"/>
+        </w:rPr>
+        <w:t>Hashem Can Help in Every Situation</w:t>
+      </w:r>
+    </w:p>
+    <w:p>
+      <w:pPr>
+        <w:widowControl/>
+        <w:bidi w:val="false"/>
+        <w:spacing w:before="0" w:after="180" w:line="276"/>
+        <w:jc w:val="start"/>
+      </w:pPr>
+      <w:r>
+        <w:rPr>
+          <w:rFonts w:ascii="Times New Roman" w:hAnsi="Times New Roman" w:eastAsia="Times New Roman" w:cs="Times New Roman"/>
+          <w:color w:val="000000"/>
+        </w:rPr>
         <w:t xml:space="preserve">I'm like So if you think about it in </w:t>
       </w:r>
       <w:r>
         <w:rPr>
-          <w:i/>
-          <w:iCs/>
+          <w:rFonts w:ascii="Times New Roman" w:hAnsi="Times New Roman" w:eastAsia="Times New Roman" w:cs="Times New Roman"/>
+          <w:i/>
+          <w:iCs/>
+          <w:color w:val="000000"/>
         </w:rPr>
         <w:t xml:space="preserve">Shemoneh Esrei</w:t>
       </w:r>
       <w:r>
+        <w:rPr>
+          <w:rFonts w:ascii="Times New Roman" w:hAnsi="Times New Roman" w:eastAsia="Times New Roman" w:cs="Times New Roman"/>
+          <w:color w:val="000000"/>
+        </w:rPr>
         <w:t xml:space="preserve">, so we talk about the </w:t>
       </w:r>
       <w:r>
         <w:rPr>
-          <w:i/>
-          <w:iCs/>
+          <w:rFonts w:ascii="Times New Roman" w:hAnsi="Times New Roman" w:eastAsia="Times New Roman" w:cs="Times New Roman"/>
+          <w:i/>
+          <w:iCs/>
+          <w:color w:val="000000"/>
         </w:rPr>
         <w:t xml:space="preserve">bracha</w:t>
       </w:r>
       <w:r>
+        <w:rPr>
+          <w:rFonts w:ascii="Times New Roman" w:hAnsi="Times New Roman" w:eastAsia="Times New Roman" w:cs="Times New Roman"/>
+          <w:color w:val="000000"/>
+        </w:rPr>
         <w:t xml:space="preserve"> of </w:t>
       </w:r>
       <w:r>
         <w:rPr>
+          <w:rFonts w:ascii="Times New Roman" w:hAnsi="Times New Roman" w:eastAsia="Times New Roman" w:cs="Times New Roman"/>
+          <w:color w:val="000000"/>
           <w:rtl/>
           <w:lang w:bidi="he-IL"/>
         </w:rPr>
         <w:t xml:space="preserve">תחיית המתים</w:t>
       </w:r>
       <w:r>
+        <w:rPr>
+          <w:rFonts w:ascii="Times New Roman" w:hAnsi="Times New Roman" w:eastAsia="Times New Roman" w:cs="Times New Roman"/>
+          <w:color w:val="000000"/>
+        </w:rPr>
         <w:t xml:space="preserve">, so we talk about literally in the </w:t>
       </w:r>
       <w:r>
         <w:rPr>
-          <w:i/>
-          <w:iCs/>
+          <w:rFonts w:ascii="Times New Roman" w:hAnsi="Times New Roman" w:eastAsia="Times New Roman" w:cs="Times New Roman"/>
+          <w:i/>
+          <w:iCs/>
+          <w:color w:val="000000"/>
         </w:rPr>
         <w:t xml:space="preserve">bracha</w:t>
       </w:r>
       <w:r>
+        <w:rPr>
+          <w:rFonts w:ascii="Times New Roman" w:hAnsi="Times New Roman" w:eastAsia="Times New Roman" w:cs="Times New Roman"/>
+          <w:color w:val="000000"/>
+        </w:rPr>
         <w:t xml:space="preserve"> we say </w:t>
       </w:r>
       <w:r>
         <w:rPr>
+          <w:rFonts w:ascii="Times New Roman" w:hAnsi="Times New Roman" w:eastAsia="Times New Roman" w:cs="Times New Roman"/>
+          <w:color w:val="000000"/>
           <w:rtl/>
           <w:lang w:bidi="he-IL"/>
         </w:rPr>
         <w:t xml:space="preserve">סומך נופלים, רופא חולים</w:t>
       </w:r>
       <w:r>
+        <w:rPr>
+          <w:rFonts w:ascii="Times New Roman" w:hAnsi="Times New Roman" w:eastAsia="Times New Roman" w:cs="Times New Roman"/>
+          <w:color w:val="000000"/>
+        </w:rPr>
         <w:t xml:space="preserve">, people that fall, it means they've they've fallen to the deep abyss, </w:t>
       </w:r>
       <w:r>
         <w:rPr>
+          <w:rFonts w:ascii="Times New Roman" w:hAnsi="Times New Roman" w:eastAsia="Times New Roman" w:cs="Times New Roman"/>
+          <w:color w:val="000000"/>
           <w:rtl/>
           <w:lang w:bidi="he-IL"/>
         </w:rPr>
         <w:t xml:space="preserve">ומתיר אסורים</w:t>
       </w:r>
       <w:r>
+        <w:rPr>
+          <w:rFonts w:ascii="Times New Roman" w:hAnsi="Times New Roman" w:eastAsia="Times New Roman" w:cs="Times New Roman"/>
+          <w:color w:val="000000"/>
+        </w:rPr>
         <w:t xml:space="preserve">, and they're </w:t>
       </w:r>
       <w:r>
         <w:rPr>
-          <w:i/>
-          <w:iCs/>
+          <w:rFonts w:ascii="Times New Roman" w:hAnsi="Times New Roman" w:eastAsia="Times New Roman" w:cs="Times New Roman"/>
+          <w:i/>
+          <w:iCs/>
+          <w:color w:val="000000"/>
         </w:rPr>
         <w:t xml:space="preserve">mamash</w:t>
       </w:r>
       <w:r>
+        <w:rPr>
+          <w:rFonts w:ascii="Times New Roman" w:hAnsi="Times New Roman" w:eastAsia="Times New Roman" w:cs="Times New Roman"/>
+          <w:color w:val="000000"/>
+        </w:rPr>
         <w:t xml:space="preserve"> like they're in prison. So this has many meanings of the context of being in prison. Sometimes it can be your own psychological imprisonment, like you cannot get out of your doldrums or you just depression or you know, just this </w:t>
       </w:r>
       <w:r>
         <w:rPr>
-          <w:i/>
-          <w:iCs/>
+          <w:rFonts w:ascii="Times New Roman" w:hAnsi="Times New Roman" w:eastAsia="Times New Roman" w:cs="Times New Roman"/>
+          <w:i/>
+          <w:iCs/>
+          <w:color w:val="000000"/>
         </w:rPr>
         <w:t xml:space="preserve">mamash</w:t>
       </w:r>
       <w:r>
+        <w:rPr>
+          <w:rFonts w:ascii="Times New Roman" w:hAnsi="Times New Roman" w:eastAsia="Times New Roman" w:cs="Times New Roman"/>
+          <w:color w:val="000000"/>
+        </w:rPr>
         <w:t xml:space="preserve"> this dark, full depression, anxiety that you it puts you into a dark place. So what Reb Tzaddik is saying is don't give hope, okay? So he says why: </w:t>
       </w:r>
       <w:r>
         <w:rPr>
+          <w:rFonts w:ascii="Times New Roman" w:hAnsi="Times New Roman" w:eastAsia="Times New Roman" w:cs="Times New Roman"/>
+          <w:color w:val="000000"/>
           <w:rtl/>
           <w:lang w:bidi="he-IL"/>
         </w:rPr>
         <w:t xml:space="preserve">כי אין יאוש כלל אצל איש יהודי</w:t>
       </w:r>
       <w:r>
+        <w:rPr>
+          <w:rFonts w:ascii="Times New Roman" w:hAnsi="Times New Roman" w:eastAsia="Times New Roman" w:cs="Times New Roman"/>
+          <w:color w:val="000000"/>
+        </w:rPr>
         <w:t xml:space="preserve">. </w:t>
       </w:r>
     </w:p>
     <w:p>
       <w:pPr>
-        <w:bidi w:val="false"/>
-        <w:spacing w:before="0" w:after="180" w:line="276"/>
-        <w:jc w:val="start"/>
-      </w:pPr>
-      <w:r>
+        <w:widowControl/>
+        <w:bidi w:val="false"/>
+        <w:spacing w:before="0" w:after="180" w:line="276"/>
+        <w:jc w:val="start"/>
+      </w:pPr>
+      <w:r>
+        <w:rPr>
+          <w:rFonts w:ascii="Times New Roman" w:hAnsi="Times New Roman" w:eastAsia="Times New Roman" w:cs="Times New Roman"/>
+          <w:color w:val="000000"/>
+        </w:rPr>
         <w:t xml:space="preserve">He says there's no such thing as despair, as </w:t>
       </w:r>
       <w:r>
         <w:rPr>
-          <w:i/>
-          <w:iCs/>
+          <w:rFonts w:ascii="Times New Roman" w:hAnsi="Times New Roman" w:eastAsia="Times New Roman" w:cs="Times New Roman"/>
+          <w:i/>
+          <w:iCs/>
+          <w:color w:val="000000"/>
         </w:rPr>
         <w:t xml:space="preserve">yi'ush</w:t>
       </w:r>
       <w:r>
+        <w:rPr>
+          <w:rFonts w:ascii="Times New Roman" w:hAnsi="Times New Roman" w:eastAsia="Times New Roman" w:cs="Times New Roman"/>
+          <w:color w:val="000000"/>
+        </w:rPr>
         <w:t xml:space="preserve"> at all by a Jew. This is actually like a big Breslov quote about </w:t>
       </w:r>
       <w:r>
         <w:rPr>
-          <w:i/>
-          <w:iCs/>
+          <w:rFonts w:ascii="Times New Roman" w:hAnsi="Times New Roman" w:eastAsia="Times New Roman" w:cs="Times New Roman"/>
+          <w:i/>
+          <w:iCs/>
+          <w:color w:val="000000"/>
         </w:rPr>
         <w:t xml:space="preserve">yi'ush</w:t>
       </w:r>
       <w:r>
+        <w:rPr>
+          <w:rFonts w:ascii="Times New Roman" w:hAnsi="Times New Roman" w:eastAsia="Times New Roman" w:cs="Times New Roman"/>
+          <w:color w:val="000000"/>
+        </w:rPr>
         <w:t xml:space="preserve">, you know, whatever, you know, if I have my my my my little Breslov compadres here, both Steve and and and and Tzvi, right, those are our Breslov guys, but </w:t>
       </w:r>
       <w:r>
         <w:rPr>
-          <w:i/>
-          <w:iCs/>
+          <w:rFonts w:ascii="Times New Roman" w:hAnsi="Times New Roman" w:eastAsia="Times New Roman" w:cs="Times New Roman"/>
+          <w:i/>
+          <w:iCs/>
+          <w:color w:val="000000"/>
         </w:rPr>
         <w:t xml:space="preserve">yi'ush</w:t>
       </w:r>
       <w:r>
+        <w:rPr>
+          <w:rFonts w:ascii="Times New Roman" w:hAnsi="Times New Roman" w:eastAsia="Times New Roman" w:cs="Times New Roman"/>
+          <w:color w:val="000000"/>
+        </w:rPr>
         <w:t xml:space="preserve"> is </w:t>
       </w:r>
       <w:r>
         <w:rPr>
+          <w:rFonts w:ascii="Times New Roman" w:hAnsi="Times New Roman" w:eastAsia="Times New Roman" w:cs="Times New Roman"/>
+          <w:color w:val="000000"/>
           <w:rtl/>
           <w:lang w:bidi="he-IL"/>
         </w:rPr>
         <w:t xml:space="preserve">פינטעלע איד, והשם יתברך יכול לעזור בכל</w:t>
       </w:r>
       <w:r>
+        <w:rPr>
+          <w:rFonts w:ascii="Times New Roman" w:hAnsi="Times New Roman" w:eastAsia="Times New Roman" w:cs="Times New Roman"/>
+          <w:color w:val="000000"/>
+        </w:rPr>
         <w:t xml:space="preserve">. And Hashem is able to help, is able to help in every situation. </w:t>
       </w:r>
     </w:p>
     <w:p>
       <w:pPr>
-        <w:bidi w:val="false"/>
-        <w:spacing w:before="0" w:after="180" w:line="276"/>
-        <w:jc w:val="start"/>
-      </w:pPr>
-      <w:r>
-        <w:rPr>
+        <w:pStyle w:val="Heading1"/>
+        <w:jc w:val="left"/>
+      </w:pPr>
+      <w:r>
+        <w:rPr>
+          <w:rFonts w:ascii="Times New Roman" w:hAnsi="Times New Roman" w:eastAsia="Times New Roman" w:cs="Times New Roman"/>
+        </w:rPr>
+        <w:t>Klal Yisrael Was Built After Yeiush</w:t>
+      </w:r>
+    </w:p>
+    <w:p>
+      <w:pPr>
+        <w:widowControl/>
+        <w:bidi w:val="false"/>
+        <w:spacing w:before="0" w:after="180" w:line="276"/>
+        <w:jc w:val="start"/>
+      </w:pPr>
+      <w:r>
+        <w:rPr>
+          <w:rFonts w:ascii="Times New Roman" w:hAnsi="Times New Roman" w:eastAsia="Times New Roman" w:cs="Times New Roman"/>
+          <w:color w:val="000000"/>
           <w:rtl/>
           <w:lang w:bidi="he-IL"/>
         </w:rPr>
         <w:t xml:space="preserve">שכל בנין אומת ישראל היה אחר יאוש גמור</w:t>
       </w:r>
       <w:r>
+        <w:rPr>
+          <w:rFonts w:ascii="Times New Roman" w:hAnsi="Times New Roman" w:eastAsia="Times New Roman" w:cs="Times New Roman"/>
+          <w:color w:val="000000"/>
+        </w:rPr>
         <w:t xml:space="preserve">. </w:t>
       </w:r>
     </w:p>
     <w:p>
       <w:pPr>
-        <w:bidi w:val="false"/>
-        <w:spacing w:before="0" w:after="180" w:line="276"/>
-        <w:jc w:val="start"/>
-      </w:pPr>
-      <w:r>
+        <w:widowControl/>
+        <w:bidi w:val="false"/>
+        <w:spacing w:before="0" w:after="180" w:line="276"/>
+        <w:jc w:val="start"/>
+      </w:pPr>
+      <w:r>
+        <w:rPr>
+          <w:rFonts w:ascii="Times New Roman" w:hAnsi="Times New Roman" w:eastAsia="Times New Roman" w:cs="Times New Roman"/>
+          <w:color w:val="000000"/>
+        </w:rPr>
         <w:t xml:space="preserve">He says the whole building blocks of the Jewish nation came after complete </w:t>
       </w:r>
       <w:r>
         <w:rPr>
-          <w:i/>
-          <w:iCs/>
+          <w:rFonts w:ascii="Times New Roman" w:hAnsi="Times New Roman" w:eastAsia="Times New Roman" w:cs="Times New Roman"/>
+          <w:i/>
+          <w:iCs/>
+          <w:color w:val="000000"/>
         </w:rPr>
         <w:t xml:space="preserve">yi'ush</w:t>
       </w:r>
       <w:r>
+        <w:rPr>
+          <w:rFonts w:ascii="Times New Roman" w:hAnsi="Times New Roman" w:eastAsia="Times New Roman" w:cs="Times New Roman"/>
+          <w:color w:val="000000"/>
+        </w:rPr>
         <w:t xml:space="preserve">. So now he is even going to take it a step further. You should know something, don't despair, but you should know the whole foundation where </w:t>
       </w:r>
       <w:r>
         <w:rPr>
-          <w:i/>
-          <w:iCs/>
+          <w:rFonts w:ascii="Times New Roman" w:hAnsi="Times New Roman" w:eastAsia="Times New Roman" w:cs="Times New Roman"/>
+          <w:i/>
+          <w:iCs/>
+          <w:color w:val="000000"/>
         </w:rPr>
         <w:t xml:space="preserve">Yiddishkeit</w:t>
       </w:r>
       <w:r>
+        <w:rPr>
+          <w:rFonts w:ascii="Times New Roman" w:hAnsi="Times New Roman" w:eastAsia="Times New Roman" w:cs="Times New Roman"/>
+          <w:color w:val="000000"/>
+        </w:rPr>
         <w:t xml:space="preserve"> came from came after was there was no hope, when it got that dire, meaning after the </w:t>
       </w:r>
       <w:r>
         <w:rPr>
-          <w:i/>
-          <w:iCs/>
+          <w:rFonts w:ascii="Times New Roman" w:hAnsi="Times New Roman" w:eastAsia="Times New Roman" w:cs="Times New Roman"/>
+          <w:i/>
+          <w:iCs/>
+          <w:color w:val="000000"/>
         </w:rPr>
         <w:t xml:space="preserve">yi'ush</w:t>
       </w:r>
       <w:r>
+        <w:rPr>
+          <w:rFonts w:ascii="Times New Roman" w:hAnsi="Times New Roman" w:eastAsia="Times New Roman" w:cs="Times New Roman"/>
+          <w:color w:val="000000"/>
+        </w:rPr>
         <w:t xml:space="preserve"> was there is how </w:t>
       </w:r>
       <w:r>
         <w:rPr>
-          <w:i/>
-          <w:iCs/>
+          <w:rFonts w:ascii="Times New Roman" w:hAnsi="Times New Roman" w:eastAsia="Times New Roman" w:cs="Times New Roman"/>
+          <w:i/>
+          <w:iCs/>
+          <w:color w:val="000000"/>
         </w:rPr>
         <w:t xml:space="preserve">Yiddishkeit</w:t>
       </w:r>
       <w:r>
+        <w:rPr>
+          <w:rFonts w:ascii="Times New Roman" w:hAnsi="Times New Roman" w:eastAsia="Times New Roman" w:cs="Times New Roman"/>
+          <w:color w:val="000000"/>
+        </w:rPr>
         <w:t xml:space="preserve"> was founded. And what is he referring to? By Sarah and Avraham that couldn't have children? That's the perfect example, but you can you can go down the laundry list of things, Klal Yisrael when they were at the 49th level of </w:t>
       </w:r>
       <w:r>
         <w:rPr>
-          <w:i/>
-          <w:iCs/>
+          <w:rFonts w:ascii="Times New Roman" w:hAnsi="Times New Roman" w:eastAsia="Times New Roman" w:cs="Times New Roman"/>
+          <w:i/>
+          <w:iCs/>
+          <w:color w:val="000000"/>
         </w:rPr>
         <w:t xml:space="preserve">tumah</w:t>
       </w:r>
       <w:r>
+        <w:rPr>
+          <w:rFonts w:ascii="Times New Roman" w:hAnsi="Times New Roman" w:eastAsia="Times New Roman" w:cs="Times New Roman"/>
+          <w:color w:val="000000"/>
+        </w:rPr>
         <w:t xml:space="preserve">. </w:t>
       </w:r>
     </w:p>
     <w:p>
       <w:pPr>
-        <w:bidi w:val="false"/>
-        <w:spacing w:before="0" w:after="180" w:line="276"/>
-        <w:jc w:val="start"/>
-      </w:pPr>
-      <w:r>
+        <w:widowControl/>
+        <w:bidi w:val="false"/>
+        <w:spacing w:before="0" w:after="180" w:line="276"/>
+        <w:jc w:val="start"/>
+      </w:pPr>
+      <w:r>
+        <w:rPr>
+          <w:rFonts w:ascii="Times New Roman" w:hAnsi="Times New Roman" w:eastAsia="Times New Roman" w:cs="Times New Roman"/>
+          <w:color w:val="000000"/>
+        </w:rPr>
         <w:t xml:space="preserve">The easiest one. Hold on, your mic fell, hold on. You can go easy, right? What? Hold on, your mic fell. Oh, all right. </w:t>
       </w:r>
     </w:p>
     <w:p>
       <w:pPr>
-        <w:bidi w:val="false"/>
-        <w:spacing w:before="0" w:after="180" w:line="276"/>
-        <w:jc w:val="start"/>
-      </w:pPr>
-      <w:r>
+        <w:widowControl/>
+        <w:bidi w:val="false"/>
+        <w:spacing w:before="0" w:after="180" w:line="276"/>
+        <w:jc w:val="start"/>
+      </w:pPr>
+      <w:r>
+        <w:rPr>
+          <w:rFonts w:ascii="Times New Roman" w:hAnsi="Times New Roman" w:eastAsia="Times New Roman" w:cs="Times New Roman"/>
+          <w:color w:val="000000"/>
+        </w:rPr>
         <w:t xml:space="preserve">I mean, forget about the whole </w:t>
       </w:r>
       <w:r>
         <w:rPr>
-          <w:i/>
-          <w:iCs/>
+          <w:rFonts w:ascii="Times New Roman" w:hAnsi="Times New Roman" w:eastAsia="Times New Roman" w:cs="Times New Roman"/>
+          <w:i/>
+          <w:iCs/>
+          <w:color w:val="000000"/>
         </w:rPr>
         <w:t xml:space="preserve">hashkafah</w:t>
       </w:r>
       <w:r>
+        <w:rPr>
+          <w:rFonts w:ascii="Times New Roman" w:hAnsi="Times New Roman" w:eastAsia="Times New Roman" w:cs="Times New Roman"/>
+          <w:color w:val="000000"/>
+        </w:rPr>
         <w:t xml:space="preserve"> about you know you know how you know we came back in 1948 to Israel, how that happened, but like that came from like the lowest point. You can really, I mean, there was, I forgot her name, Rabbi, who was the from the offspring of David, but she wasn't directly related, she was a wife that killed off all the seed of David and she was like the queen, what was her name again? Ataliah or something like that? Ataliah or something like that. Ataliah, I think it is. So she thought she wiped out all of you know there's not going to be any more </w:t>
       </w:r>
       <w:r>
         <w:rPr>
+          <w:rFonts w:ascii="Times New Roman" w:hAnsi="Times New Roman" w:eastAsia="Times New Roman" w:cs="Times New Roman"/>
+          <w:color w:val="000000"/>
           <w:rtl/>
           <w:lang w:bidi="he-IL"/>
         </w:rPr>
         <w:t xml:space="preserve">בן דוד</w:t>
       </w:r>
       <w:r>
+        <w:rPr>
+          <w:rFonts w:ascii="Times New Roman" w:hAnsi="Times New Roman" w:eastAsia="Times New Roman" w:cs="Times New Roman"/>
+          <w:color w:val="000000"/>
+        </w:rPr>
         <w:t xml:space="preserve">, and they were able to hide one person, forgot his name right now, it's not coming to me, in the </w:t>
       </w:r>
       <w:r>
         <w:rPr>
+          <w:rFonts w:ascii="Times New Roman" w:hAnsi="Times New Roman" w:eastAsia="Times New Roman" w:cs="Times New Roman"/>
+          <w:color w:val="000000"/>
           <w:rtl/>
           <w:lang w:bidi="he-IL"/>
         </w:rPr>
         <w:t xml:space="preserve">בית המקדש</w:t>
       </w:r>
       <w:r>
+        <w:rPr>
+          <w:rFonts w:ascii="Times New Roman" w:hAnsi="Times New Roman" w:eastAsia="Times New Roman" w:cs="Times New Roman"/>
+          <w:color w:val="000000"/>
+        </w:rPr>
         <w:t xml:space="preserve">, literally. </w:t>
       </w:r>
     </w:p>
     <w:p>
       <w:pPr>
-        <w:bidi w:val="false"/>
-        <w:spacing w:before="0" w:after="180" w:line="276"/>
-        <w:jc w:val="start"/>
-      </w:pPr>
-      <w:r>
+        <w:widowControl/>
+        <w:bidi w:val="false"/>
+        <w:spacing w:before="0" w:after="180" w:line="276"/>
+        <w:jc w:val="start"/>
+      </w:pPr>
+      <w:r>
+        <w:rPr>
+          <w:rFonts w:ascii="Times New Roman" w:hAnsi="Times New Roman" w:eastAsia="Times New Roman" w:cs="Times New Roman"/>
+          <w:color w:val="000000"/>
+        </w:rPr>
         <w:t xml:space="preserve">There's a whole thing that came afterwards that you know that there's a whole ego and that he was, you know, because he was a miracle child, etc. That's for a later episode. But the point being is that our building blocks is based on </w:t>
       </w:r>
       <w:r>
         <w:rPr>
-          <w:i/>
-          <w:iCs/>
+          <w:rFonts w:ascii="Times New Roman" w:hAnsi="Times New Roman" w:eastAsia="Times New Roman" w:cs="Times New Roman"/>
+          <w:i/>
+          <w:iCs/>
+          <w:color w:val="000000"/>
         </w:rPr>
         <w:t xml:space="preserve">yi'ush</w:t>
       </w:r>
       <w:r>
+        <w:rPr>
+          <w:rFonts w:ascii="Times New Roman" w:hAnsi="Times New Roman" w:eastAsia="Times New Roman" w:cs="Times New Roman"/>
+          <w:color w:val="000000"/>
+        </w:rPr>
         <w:t xml:space="preserve"> when What? That's a little bit different though, I would tell him, because there he was willing to give it up based There was like a </w:t>
       </w:r>
       <w:r>
         <w:rPr>
-          <w:i/>
-          <w:iCs/>
+          <w:rFonts w:ascii="Times New Roman" w:hAnsi="Times New Roman" w:eastAsia="Times New Roman" w:cs="Times New Roman"/>
+          <w:i/>
+          <w:iCs/>
+          <w:color w:val="000000"/>
         </w:rPr>
         <w:t xml:space="preserve">yi'ush</w:t>
       </w:r>
       <w:r>
+        <w:rPr>
+          <w:rFonts w:ascii="Times New Roman" w:hAnsi="Times New Roman" w:eastAsia="Times New Roman" w:cs="Times New Roman"/>
+          <w:color w:val="000000"/>
+        </w:rPr>
         <w:t xml:space="preserve">, he was willing to it wasn't No, but there was </w:t>
       </w:r>
       <w:r>
         <w:rPr>
-          <w:i/>
-          <w:iCs/>
+          <w:rFonts w:ascii="Times New Roman" w:hAnsi="Times New Roman" w:eastAsia="Times New Roman" w:cs="Times New Roman"/>
+          <w:i/>
+          <w:iCs/>
+          <w:color w:val="000000"/>
         </w:rPr>
         <w:t xml:space="preserve">yi'ush</w:t>
       </w:r>
       <w:r>
+        <w:rPr>
+          <w:rFonts w:ascii="Times New Roman" w:hAnsi="Times New Roman" w:eastAsia="Times New Roman" w:cs="Times New Roman"/>
+          <w:color w:val="000000"/>
+        </w:rPr>
         <w:t xml:space="preserve"> in that there was no </w:t>
       </w:r>
       <w:r>
         <w:rPr>
-          <w:i/>
-          <w:iCs/>
+          <w:rFonts w:ascii="Times New Roman" w:hAnsi="Times New Roman" w:eastAsia="Times New Roman" w:cs="Times New Roman"/>
+          <w:i/>
+          <w:iCs/>
+          <w:color w:val="000000"/>
         </w:rPr>
         <w:t xml:space="preserve">yi'ush</w:t>
       </w:r>
       <w:r>
+        <w:rPr>
+          <w:rFonts w:ascii="Times New Roman" w:hAnsi="Times New Roman" w:eastAsia="Times New Roman" w:cs="Times New Roman"/>
+          <w:color w:val="000000"/>
+        </w:rPr>
         <w:t xml:space="preserve"> by Avraham, but there was where logically if I kill my only son, how am I going to have descendants? Right, but I don't think he was thinking that. I think he was staying I'm going to do anything for you for you, Hashem, that even defy logic. I don't think </w:t>
       </w:r>
       <w:r>
         <w:rPr>
-          <w:i/>
-          <w:iCs/>
+          <w:rFonts w:ascii="Times New Roman" w:hAnsi="Times New Roman" w:eastAsia="Times New Roman" w:cs="Times New Roman"/>
+          <w:i/>
+          <w:iCs/>
+          <w:color w:val="000000"/>
         </w:rPr>
         <w:t xml:space="preserve">yi'ush</w:t>
       </w:r>
       <w:r>
+        <w:rPr>
+          <w:rFonts w:ascii="Times New Roman" w:hAnsi="Times New Roman" w:eastAsia="Times New Roman" w:cs="Times New Roman"/>
+          <w:color w:val="000000"/>
+        </w:rPr>
         <w:t xml:space="preserve"> was in the in the equation. </w:t>
       </w:r>
     </w:p>
     <w:p>
       <w:pPr>
-        <w:bidi w:val="false"/>
-        <w:spacing w:before="0" w:after="180" w:line="276"/>
-        <w:jc w:val="start"/>
-      </w:pPr>
-      <w:r>
-        <w:rPr>
-          <w:i/>
-          <w:iCs/>
+        <w:widowControl/>
+        <w:bidi w:val="false"/>
+        <w:spacing w:before="0" w:after="180" w:line="276"/>
+        <w:jc w:val="start"/>
+      </w:pPr>
+      <w:r>
+        <w:rPr>
+          <w:rFonts w:ascii="Times New Roman" w:hAnsi="Times New Roman" w:eastAsia="Times New Roman" w:cs="Times New Roman"/>
+          <w:i/>
+          <w:iCs/>
+          <w:color w:val="000000"/>
         </w:rPr>
         <w:t xml:space="preserve">Mah she'ein kein</w:t>
       </w:r>
       <w:r>
+        <w:rPr>
+          <w:rFonts w:ascii="Times New Roman" w:hAnsi="Times New Roman" w:eastAsia="Times New Roman" w:cs="Times New Roman"/>
+          <w:color w:val="000000"/>
+        </w:rPr>
         <w:t xml:space="preserve"> though, to have a child at that point where they were withering and it wasn't like the earlier generations, that's something else altogether. I'm actually talking about where real </w:t>
       </w:r>
       <w:r>
         <w:rPr>
-          <w:i/>
-          <w:iCs/>
+          <w:rFonts w:ascii="Times New Roman" w:hAnsi="Times New Roman" w:eastAsia="Times New Roman" w:cs="Times New Roman"/>
+          <w:i/>
+          <w:iCs/>
+          <w:color w:val="000000"/>
         </w:rPr>
         <w:t xml:space="preserve">yi'ush</w:t>
       </w:r>
       <w:r>
+        <w:rPr>
+          <w:rFonts w:ascii="Times New Roman" w:hAnsi="Times New Roman" w:eastAsia="Times New Roman" w:cs="Times New Roman"/>
+          <w:color w:val="000000"/>
+        </w:rPr>
         <w:t xml:space="preserve"> kicked in, where if you take God out of the equation, I mean, even She was a little bit And she said, if you don't give me a child, I don't know if I should live. So that is a </w:t>
       </w:r>
       <w:r>
         <w:rPr>
-          <w:i/>
-          <w:iCs/>
+          <w:rFonts w:ascii="Times New Roman" w:hAnsi="Times New Roman" w:eastAsia="Times New Roman" w:cs="Times New Roman"/>
+          <w:i/>
+          <w:iCs/>
+          <w:color w:val="000000"/>
         </w:rPr>
         <w:t xml:space="preserve">yi'ush</w:t>
       </w:r>
       <w:r>
+        <w:rPr>
+          <w:rFonts w:ascii="Times New Roman" w:hAnsi="Times New Roman" w:eastAsia="Times New Roman" w:cs="Times New Roman"/>
+          <w:color w:val="000000"/>
+        </w:rPr>
         <w:t xml:space="preserve"> type of situation. But the point being is is our building foundation actually comes from actually having that </w:t>
       </w:r>
       <w:r>
         <w:rPr>
-          <w:i/>
-          <w:iCs/>
+          <w:rFonts w:ascii="Times New Roman" w:hAnsi="Times New Roman" w:eastAsia="Times New Roman" w:cs="Times New Roman"/>
+          <w:i/>
+          <w:iCs/>
+          <w:color w:val="000000"/>
         </w:rPr>
         <w:t xml:space="preserve">yi'ush</w:t>
       </w:r>
       <w:r>
+        <w:rPr>
+          <w:rFonts w:ascii="Times New Roman" w:hAnsi="Times New Roman" w:eastAsia="Times New Roman" w:cs="Times New Roman"/>
+          <w:color w:val="000000"/>
+        </w:rPr>
         <w:t xml:space="preserve">, and when you're at that low point, and Hashem comes in to save the day. </w:t>
       </w:r>
     </w:p>
     <w:p>
       <w:pPr>
-        <w:bidi w:val="false"/>
-        <w:spacing w:before="0" w:after="180" w:line="276"/>
-        <w:jc w:val="start"/>
-      </w:pPr>
-      <w:r>
+        <w:pStyle w:val="Heading2"/>
+        <w:jc w:val="left"/>
+      </w:pPr>
+      <w:r>
+        <w:rPr>
+          <w:rFonts w:ascii="Times New Roman" w:hAnsi="Times New Roman" w:eastAsia="Times New Roman" w:cs="Times New Roman"/>
+        </w:rPr>
+        <w:t>Sarah Imeinu and the Promise of a Child</w:t>
+      </w:r>
+    </w:p>
+    <w:p>
+      <w:pPr>
+        <w:widowControl/>
+        <w:bidi w:val="false"/>
+        <w:spacing w:before="0" w:after="180" w:line="276"/>
+        <w:jc w:val="start"/>
+      </w:pPr>
+      <w:r>
+        <w:rPr>
+          <w:rFonts w:ascii="Times New Roman" w:hAnsi="Times New Roman" w:eastAsia="Times New Roman" w:cs="Times New Roman"/>
+          <w:color w:val="000000"/>
+        </w:rPr>
         <w:t xml:space="preserve">That's that's where our foundation comes from, and you're going to see where he's going with this. So he says </w:t>
       </w:r>
       <w:r>
         <w:rPr>
-          <w:i/>
-          <w:iCs/>
+          <w:rFonts w:ascii="Times New Roman" w:hAnsi="Times New Roman" w:eastAsia="Times New Roman" w:cs="Times New Roman"/>
+          <w:i/>
+          <w:iCs/>
+          <w:color w:val="000000"/>
         </w:rPr>
         <w:t xml:space="preserve">vayter</w:t>
       </w:r>
       <w:r>
+        <w:rPr>
+          <w:rFonts w:ascii="Times New Roman" w:hAnsi="Times New Roman" w:eastAsia="Times New Roman" w:cs="Times New Roman"/>
+          <w:color w:val="000000"/>
+        </w:rPr>
         <w:t xml:space="preserve">: </w:t>
       </w:r>
       <w:r>
         <w:rPr>
+          <w:rFonts w:ascii="Times New Roman" w:hAnsi="Times New Roman" w:eastAsia="Times New Roman" w:cs="Times New Roman"/>
+          <w:color w:val="000000"/>
           <w:rtl/>
           <w:lang w:bidi="he-IL"/>
         </w:rPr>
         <w:t xml:space="preserve">ושרה הצדקת ידעה והאמינה דהשם יתברך כל יכול</w:t>
       </w:r>
       <w:r>
+        <w:rPr>
+          <w:rFonts w:ascii="Times New Roman" w:hAnsi="Times New Roman" w:eastAsia="Times New Roman" w:cs="Times New Roman"/>
+          <w:color w:val="000000"/>
+        </w:rPr>
         <w:t xml:space="preserve">. So </w:t>
       </w:r>
       <w:r>
         <w:rPr>
+          <w:rFonts w:ascii="Times New Roman" w:hAnsi="Times New Roman" w:eastAsia="Times New Roman" w:cs="Times New Roman"/>
+          <w:color w:val="000000"/>
           <w:rtl/>
           <w:lang w:bidi="he-IL"/>
         </w:rPr>
         <w:t xml:space="preserve">שרה</w:t>
       </w:r>
       <w:r>
+        <w:rPr>
+          <w:rFonts w:ascii="Times New Roman" w:hAnsi="Times New Roman" w:eastAsia="Times New Roman" w:cs="Times New Roman"/>
+          <w:color w:val="000000"/>
+        </w:rPr>
         <w:t xml:space="preserve"> was a </w:t>
       </w:r>
       <w:r>
         <w:rPr>
+          <w:rFonts w:ascii="Times New Roman" w:hAnsi="Times New Roman" w:eastAsia="Times New Roman" w:cs="Times New Roman"/>
+          <w:color w:val="000000"/>
           <w:rtl/>
           <w:lang w:bidi="he-IL"/>
         </w:rPr>
         <w:t xml:space="preserve">צדקת</w:t>
       </w:r>
       <w:r>
+        <w:rPr>
+          <w:rFonts w:ascii="Times New Roman" w:hAnsi="Times New Roman" w:eastAsia="Times New Roman" w:cs="Times New Roman"/>
+          <w:color w:val="000000"/>
+        </w:rPr>
         <w:t xml:space="preserve">. She knew, she believed that </w:t>
       </w:r>
       <w:r>
         <w:rPr>
+          <w:rFonts w:ascii="Times New Roman" w:hAnsi="Times New Roman" w:eastAsia="Times New Roman" w:cs="Times New Roman"/>
+          <w:color w:val="000000"/>
           <w:rtl/>
           <w:lang w:bidi="he-IL"/>
         </w:rPr>
         <w:t xml:space="preserve">השם</w:t>
       </w:r>
       <w:r>
+        <w:rPr>
+          <w:rFonts w:ascii="Times New Roman" w:hAnsi="Times New Roman" w:eastAsia="Times New Roman" w:cs="Times New Roman"/>
+          <w:color w:val="000000"/>
+        </w:rPr>
         <w:t xml:space="preserve">, you know, is all-capable, He could do anything. </w:t>
       </w:r>
     </w:p>
     <w:p>
       <w:pPr>
-        <w:bidi w:val="false"/>
-        <w:spacing w:before="0" w:after="180" w:line="276"/>
-        <w:jc w:val="start"/>
-      </w:pPr>
-      <w:r>
-        <w:rPr>
+        <w:widowControl/>
+        <w:bidi w:val="false"/>
+        <w:spacing w:before="0" w:after="180" w:line="276"/>
+        <w:jc w:val="start"/>
+      </w:pPr>
+      <w:r>
+        <w:rPr>
+          <w:rFonts w:ascii="Times New Roman" w:hAnsi="Times New Roman" w:eastAsia="Times New Roman" w:cs="Times New Roman"/>
+          <w:color w:val="000000"/>
           <w:rtl/>
           <w:lang w:bidi="he-IL"/>
         </w:rPr>
         <w:t xml:space="preserve">ועל כל זה שחקה בקרבה</w:t>
       </w:r>
       <w:r>
+        <w:rPr>
+          <w:rFonts w:ascii="Times New Roman" w:hAnsi="Times New Roman" w:eastAsia="Times New Roman" w:cs="Times New Roman"/>
+          <w:color w:val="000000"/>
+        </w:rPr>
         <w:t xml:space="preserve">, and yet she still laughed with in her in her innards, </w:t>
       </w:r>
       <w:r>
         <w:rPr>
+          <w:rFonts w:ascii="Times New Roman" w:hAnsi="Times New Roman" w:eastAsia="Times New Roman" w:cs="Times New Roman"/>
+          <w:color w:val="000000"/>
           <w:rtl/>
           <w:lang w:bidi="he-IL"/>
         </w:rPr>
         <w:t xml:space="preserve">שהיה רחוק אצלה להאמין זה</w:t>
       </w:r>
       <w:r>
+        <w:rPr>
+          <w:rFonts w:ascii="Times New Roman" w:hAnsi="Times New Roman" w:eastAsia="Times New Roman" w:cs="Times New Roman"/>
+          <w:color w:val="000000"/>
+        </w:rPr>
         <w:t xml:space="preserve">, that it was so far for her to believe this, </w:t>
       </w:r>
       <w:r>
         <w:rPr>
+          <w:rFonts w:ascii="Times New Roman" w:hAnsi="Times New Roman" w:eastAsia="Times New Roman" w:cs="Times New Roman"/>
+          <w:color w:val="000000"/>
           <w:rtl/>
           <w:lang w:bidi="he-IL"/>
         </w:rPr>
         <w:t xml:space="preserve">ביודעה זקנת אברהם דטוחן ואינו פולט</w:t>
       </w:r>
       <w:r>
+        <w:rPr>
+          <w:rFonts w:ascii="Times New Roman" w:hAnsi="Times New Roman" w:eastAsia="Times New Roman" w:cs="Times New Roman"/>
+          <w:color w:val="000000"/>
+        </w:rPr>
         <w:t xml:space="preserve">, because </w:t>
       </w:r>
       <w:r>
         <w:rPr>
+          <w:rFonts w:ascii="Times New Roman" w:hAnsi="Times New Roman" w:eastAsia="Times New Roman" w:cs="Times New Roman"/>
+          <w:color w:val="000000"/>
           <w:rtl/>
           <w:lang w:bidi="he-IL"/>
         </w:rPr>
         <w:t xml:space="preserve">אברהם's</w:t>
       </w:r>
       <w:r>
+        <w:rPr>
+          <w:rFonts w:ascii="Times New Roman" w:hAnsi="Times New Roman" w:eastAsia="Times New Roman" w:cs="Times New Roman"/>
+          <w:color w:val="000000"/>
+        </w:rPr>
         <w:t xml:space="preserve"> advanced age and her own physical state, you know, that she couldn't have, you know, to have seed, </w:t>
       </w:r>
       <w:r>
         <w:rPr>
+          <w:rFonts w:ascii="Times New Roman" w:hAnsi="Times New Roman" w:eastAsia="Times New Roman" w:cs="Times New Roman"/>
+          <w:color w:val="000000"/>
           <w:rtl/>
           <w:lang w:bidi="he-IL"/>
         </w:rPr>
         <w:t xml:space="preserve">כמו שכתוב</w:t>
       </w:r>
       <w:r>
+        <w:rPr>
+          <w:rFonts w:ascii="Times New Roman" w:hAnsi="Times New Roman" w:eastAsia="Times New Roman" w:cs="Times New Roman"/>
+          <w:color w:val="000000"/>
+        </w:rPr>
         <w:t xml:space="preserve">, taking </w:t>
       </w:r>
       <w:r>
         <w:rPr>
+          <w:rFonts w:ascii="Times New Roman" w:hAnsi="Times New Roman" w:eastAsia="Times New Roman" w:cs="Times New Roman"/>
+          <w:color w:val="000000"/>
           <w:rtl/>
           <w:lang w:bidi="he-IL"/>
         </w:rPr>
         <w:t xml:space="preserve">זקנה</w:t>
       </w:r>
       <w:r>
+        <w:rPr>
+          <w:rFonts w:ascii="Times New Roman" w:hAnsi="Times New Roman" w:eastAsia="Times New Roman" w:cs="Times New Roman"/>
+          <w:color w:val="000000"/>
+        </w:rPr>
         <w:t xml:space="preserve">, as we say in the, you know, the </w:t>
       </w:r>
       <w:r>
         <w:rPr>
+          <w:rFonts w:ascii="Times New Roman" w:hAnsi="Times New Roman" w:eastAsia="Times New Roman" w:cs="Times New Roman"/>
+          <w:color w:val="000000"/>
           <w:rtl/>
           <w:lang w:bidi="he-IL"/>
         </w:rPr>
         <w:t xml:space="preserve">מדרש</w:t>
       </w:r>
       <w:r>
+        <w:rPr>
+          <w:rFonts w:ascii="Times New Roman" w:hAnsi="Times New Roman" w:eastAsia="Times New Roman" w:cs="Times New Roman"/>
+          <w:color w:val="000000"/>
+        </w:rPr>
         <w:t xml:space="preserve">, which is just quoted right here. He says he says in the </w:t>
       </w:r>
       <w:r>
         <w:rPr>
+          <w:rFonts w:ascii="Times New Roman" w:hAnsi="Times New Roman" w:eastAsia="Times New Roman" w:cs="Times New Roman"/>
+          <w:color w:val="000000"/>
           <w:rtl/>
           <w:lang w:bidi="he-IL"/>
         </w:rPr>
         <w:t xml:space="preserve">מדרש רבה, ואדוני זקן, רבי יהודה אומר: טוחן ואינו פולט</w:t>
       </w:r>
       <w:r>
+        <w:rPr>
+          <w:rFonts w:ascii="Times New Roman" w:hAnsi="Times New Roman" w:eastAsia="Times New Roman" w:cs="Times New Roman"/>
+          <w:color w:val="000000"/>
+        </w:rPr>
         <w:t xml:space="preserve">. Exactly the exact quote. </w:t>
       </w:r>
     </w:p>
     <w:p>
       <w:pPr>
-        <w:bidi w:val="false"/>
-        <w:spacing w:before="0" w:after="180" w:line="276"/>
-        <w:jc w:val="start"/>
-      </w:pPr>
-      <w:r>
-        <w:rPr>
+        <w:widowControl/>
+        <w:bidi w:val="false"/>
+        <w:spacing w:before="0" w:after="180" w:line="276"/>
+        <w:jc w:val="start"/>
+      </w:pPr>
+      <w:r>
+        <w:rPr>
+          <w:rFonts w:ascii="Times New Roman" w:hAnsi="Times New Roman" w:eastAsia="Times New Roman" w:cs="Times New Roman"/>
+          <w:color w:val="000000"/>
           <w:rtl/>
           <w:lang w:bidi="he-IL"/>
         </w:rPr>
         <w:t xml:space="preserve">אמר רבי יהודה ברבי סימון: אמר הקדוש ברוך הוא: אתם ילדתם את עצמכם וזקנתם את חבריכם</w:t>
       </w:r>
       <w:r>
+        <w:rPr>
+          <w:rFonts w:ascii="Times New Roman" w:hAnsi="Times New Roman" w:eastAsia="Times New Roman" w:cs="Times New Roman"/>
+          <w:color w:val="000000"/>
+        </w:rPr>
         <w:t xml:space="preserve">. </w:t>
       </w:r>
     </w:p>
     <w:p>
       <w:pPr>
-        <w:bidi w:val="false"/>
-        <w:spacing w:before="0" w:after="180" w:line="276"/>
-        <w:jc w:val="start"/>
-      </w:pPr>
-      <w:r>
+        <w:widowControl/>
+        <w:bidi w:val="false"/>
+        <w:spacing w:before="0" w:after="180" w:line="276"/>
+        <w:jc w:val="start"/>
+      </w:pPr>
+      <w:r>
+        <w:rPr>
+          <w:rFonts w:ascii="Times New Roman" w:hAnsi="Times New Roman" w:eastAsia="Times New Roman" w:cs="Times New Roman"/>
+          <w:color w:val="000000"/>
+        </w:rPr>
         <w:t xml:space="preserve">You make yourselves young and make your companions old. </w:t>
       </w:r>
     </w:p>
     <w:p>
       <w:pPr>
-        <w:bidi w:val="false"/>
-        <w:spacing w:before="0" w:after="180" w:line="276"/>
-        <w:jc w:val="start"/>
-      </w:pPr>
-      <w:r>
-        <w:rPr>
+        <w:widowControl/>
+        <w:bidi w:val="false"/>
+        <w:spacing w:before="0" w:after="180" w:line="276"/>
+        <w:jc w:val="start"/>
+      </w:pPr>
+      <w:r>
+        <w:rPr>
+          <w:rFonts w:ascii="Times New Roman" w:hAnsi="Times New Roman" w:eastAsia="Times New Roman" w:cs="Times New Roman"/>
+          <w:color w:val="000000"/>
           <w:rtl/>
           <w:lang w:bidi="he-IL"/>
         </w:rPr>
         <w:t xml:space="preserve">ואני זקנתי מעשות נסים</w:t>
       </w:r>
       <w:r>
+        <w:rPr>
+          <w:rFonts w:ascii="Times New Roman" w:hAnsi="Times New Roman" w:eastAsia="Times New Roman" w:cs="Times New Roman"/>
+          <w:color w:val="000000"/>
+        </w:rPr>
         <w:t xml:space="preserve">? Have I grown too old to perform miracles? So that's the point being where where there is this natural instinct that kicks in. Okay. What am I going to do for </w:t>
       </w:r>
       <w:r>
         <w:rPr>
-          <w:i/>
-          <w:iCs/>
+          <w:rFonts w:ascii="Times New Roman" w:hAnsi="Times New Roman" w:eastAsia="Times New Roman" w:cs="Times New Roman"/>
+          <w:i/>
+          <w:iCs/>
+          <w:color w:val="000000"/>
         </w:rPr>
         <w:t xml:space="preserve">parnasah</w:t>
       </w:r>
       <w:r>
+        <w:rPr>
+          <w:rFonts w:ascii="Times New Roman" w:hAnsi="Times New Roman" w:eastAsia="Times New Roman" w:cs="Times New Roman"/>
+          <w:color w:val="000000"/>
+        </w:rPr>
         <w:t xml:space="preserve">? I have tried, you know, people fertility pills or this doctor or that, right? What do you do in those situations? You see that it's at that moment where you certainly having the good the building blocks of actually having </w:t>
       </w:r>
       <w:r>
         <w:rPr>
-          <w:i/>
-          <w:iCs/>
+          <w:rFonts w:ascii="Times New Roman" w:hAnsi="Times New Roman" w:eastAsia="Times New Roman" w:cs="Times New Roman"/>
+          <w:i/>
+          <w:iCs/>
+          <w:color w:val="000000"/>
         </w:rPr>
         <w:t xml:space="preserve">tikvah</w:t>
       </w:r>
       <w:r>
+        <w:rPr>
+          <w:rFonts w:ascii="Times New Roman" w:hAnsi="Times New Roman" w:eastAsia="Times New Roman" w:cs="Times New Roman"/>
+          <w:color w:val="000000"/>
+        </w:rPr>
         <w:t xml:space="preserve">, hope, it is I'm totally Well, I'm sure you've heard these cases, too, and people gave up on having children, they adopted a child, and a year a year or two later they have So that if you recall that for for a year, I was saying giving this this </w:t>
       </w:r>
       <w:r>
         <w:rPr>
-          <w:i/>
-          <w:iCs/>
+          <w:rFonts w:ascii="Times New Roman" w:hAnsi="Times New Roman" w:eastAsia="Times New Roman" w:cs="Times New Roman"/>
+          <w:i/>
+          <w:iCs/>
+          <w:color w:val="000000"/>
         </w:rPr>
         <w:t xml:space="preserve">shiur</w:t>
       </w:r>
       <w:r>
+        <w:rPr>
+          <w:rFonts w:ascii="Times New Roman" w:hAnsi="Times New Roman" w:eastAsia="Times New Roman" w:cs="Times New Roman"/>
+          <w:color w:val="000000"/>
+        </w:rPr>
         <w:t xml:space="preserve">, you know, for a family that they're trying to have their second child. </w:t>
       </w:r>
     </w:p>
     <w:p>
       <w:pPr>
-        <w:bidi w:val="false"/>
-        <w:spacing w:before="0" w:after="180" w:line="276"/>
-        <w:jc w:val="start"/>
-      </w:pPr>
-      <w:r>
+        <w:widowControl/>
+        <w:bidi w:val="false"/>
+        <w:spacing w:before="0" w:after="180" w:line="276"/>
+        <w:jc w:val="start"/>
+      </w:pPr>
+      <w:r>
+        <w:rPr>
+          <w:rFonts w:ascii="Times New Roman" w:hAnsi="Times New Roman" w:eastAsia="Times New Roman" w:cs="Times New Roman"/>
+          <w:color w:val="000000"/>
+        </w:rPr>
         <w:t xml:space="preserve">But they tried all the fertility pills, whatever whatever, IVF, whatever, you know, everything, and they were going through the whole entire adoption process. Actually, there's a famous Chabad person in I forgot, Montana, who like adopted like six families, and they all come to him. I think it's up to 12 now. But so they were actually talking to him, and they were going to go through the adoption papers, and then and lo and behold, you know, the two or three weeks later, they did they they went ahead again. </w:t>
       </w:r>
     </w:p>
     <w:p>
       <w:pPr>
-        <w:bidi w:val="false"/>
-        <w:spacing w:before="0" w:after="180" w:line="276"/>
-        <w:jc w:val="start"/>
-      </w:pPr>
-      <w:r>
+        <w:widowControl/>
+        <w:bidi w:val="false"/>
+        <w:spacing w:before="0" w:after="180" w:line="276"/>
+        <w:jc w:val="start"/>
+      </w:pPr>
+      <w:r>
+        <w:rPr>
+          <w:rFonts w:ascii="Times New Roman" w:hAnsi="Times New Roman" w:eastAsia="Times New Roman" w:cs="Times New Roman"/>
+          <w:color w:val="000000"/>
+        </w:rPr>
         <w:t xml:space="preserve">It's exactly that moment also. By the way, </w:t>
       </w:r>
       <w:r>
         <w:rPr>
-          <w:i/>
-          <w:iCs/>
+          <w:rFonts w:ascii="Times New Roman" w:hAnsi="Times New Roman" w:eastAsia="Times New Roman" w:cs="Times New Roman"/>
+          <w:i/>
+          <w:iCs/>
+          <w:color w:val="000000"/>
         </w:rPr>
         <w:t xml:space="preserve">shidduchim</w:t>
       </w:r>
       <w:r>
+        <w:rPr>
+          <w:rFonts w:ascii="Times New Roman" w:hAnsi="Times New Roman" w:eastAsia="Times New Roman" w:cs="Times New Roman"/>
+          <w:color w:val="000000"/>
+        </w:rPr>
         <w:t xml:space="preserve"> are very much like that. Actually, a lot of times there's a big thing about that. You </w:t>
       </w:r>
       <w:r>
         <w:rPr>
-          <w:i/>
-          <w:iCs/>
+          <w:rFonts w:ascii="Times New Roman" w:hAnsi="Times New Roman" w:eastAsia="Times New Roman" w:cs="Times New Roman"/>
+          <w:i/>
+          <w:iCs/>
+          <w:color w:val="000000"/>
         </w:rPr>
         <w:t xml:space="preserve">daven</w:t>
       </w:r>
       <w:r>
+        <w:rPr>
+          <w:rFonts w:ascii="Times New Roman" w:hAnsi="Times New Roman" w:eastAsia="Times New Roman" w:cs="Times New Roman"/>
+          <w:color w:val="000000"/>
+        </w:rPr>
         <w:t xml:space="preserve"> for somebody else, and it actually helps that situation. </w:t>
       </w:r>
     </w:p>
     <w:p>
       <w:pPr>
-        <w:bidi w:val="false"/>
-        <w:spacing w:before="0" w:after="180" w:line="276"/>
-        <w:jc w:val="start"/>
-      </w:pPr>
-      <w:r>
+        <w:widowControl/>
+        <w:bidi w:val="false"/>
+        <w:spacing w:before="0" w:after="180" w:line="276"/>
+        <w:jc w:val="start"/>
+      </w:pPr>
+      <w:r>
+        <w:rPr>
+          <w:rFonts w:ascii="Times New Roman" w:hAnsi="Times New Roman" w:eastAsia="Times New Roman" w:cs="Times New Roman"/>
+          <w:color w:val="000000"/>
+        </w:rPr>
         <w:t xml:space="preserve">But I can tell you this that a lot of times </w:t>
       </w:r>
       <w:r>
         <w:rPr>
-          <w:i/>
-          <w:iCs/>
+          <w:rFonts w:ascii="Times New Roman" w:hAnsi="Times New Roman" w:eastAsia="Times New Roman" w:cs="Times New Roman"/>
+          <w:i/>
+          <w:iCs/>
+          <w:color w:val="000000"/>
         </w:rPr>
         <w:t xml:space="preserve">shidduchim</w:t>
       </w:r>
       <w:r>
+        <w:rPr>
+          <w:rFonts w:ascii="Times New Roman" w:hAnsi="Times New Roman" w:eastAsia="Times New Roman" w:cs="Times New Roman"/>
+          <w:color w:val="000000"/>
+        </w:rPr>
         <w:t xml:space="preserve"> comes when you reach that low point, and then you have that </w:t>
       </w:r>
       <w:r>
         <w:rPr>
-          <w:i/>
-          <w:iCs/>
+          <w:rFonts w:ascii="Times New Roman" w:hAnsi="Times New Roman" w:eastAsia="Times New Roman" w:cs="Times New Roman"/>
+          <w:i/>
+          <w:iCs/>
+          <w:color w:val="000000"/>
         </w:rPr>
         <w:t xml:space="preserve">yiush</w:t>
       </w:r>
       <w:r>
+        <w:rPr>
+          <w:rFonts w:ascii="Times New Roman" w:hAnsi="Times New Roman" w:eastAsia="Times New Roman" w:cs="Times New Roman"/>
+          <w:color w:val="000000"/>
+        </w:rPr>
         <w:t xml:space="preserve">, and then Hashem kicks in and does the rest also. </w:t>
       </w:r>
       <w:r>
         <w:rPr>
-          <w:i/>
-          <w:iCs/>
+          <w:rFonts w:ascii="Times New Roman" w:hAnsi="Times New Roman" w:eastAsia="Times New Roman" w:cs="Times New Roman"/>
+          <w:i/>
+          <w:iCs/>
+          <w:color w:val="000000"/>
         </w:rPr>
         <w:t xml:space="preserve">Vider</w:t>
       </w:r>
       <w:r>
+        <w:rPr>
+          <w:rFonts w:ascii="Times New Roman" w:hAnsi="Times New Roman" w:eastAsia="Times New Roman" w:cs="Times New Roman"/>
+          <w:color w:val="000000"/>
+        </w:rPr>
         <w:t xml:space="preserve">. Okay, so the </w:t>
       </w:r>
       <w:r>
         <w:rPr>
-          <w:i/>
-          <w:iCs/>
+          <w:rFonts w:ascii="Times New Roman" w:hAnsi="Times New Roman" w:eastAsia="Times New Roman" w:cs="Times New Roman"/>
+          <w:i/>
+          <w:iCs/>
+          <w:color w:val="000000"/>
         </w:rPr>
         <w:t xml:space="preserve">vayter</w:t>
       </w:r>
       <w:r>
+        <w:rPr>
+          <w:rFonts w:ascii="Times New Roman" w:hAnsi="Times New Roman" w:eastAsia="Times New Roman" w:cs="Times New Roman"/>
+          <w:color w:val="000000"/>
+        </w:rPr>
         <w:t xml:space="preserve">. So he says: </w:t>
       </w:r>
       <w:r>
         <w:rPr>
+          <w:rFonts w:ascii="Times New Roman" w:hAnsi="Times New Roman" w:eastAsia="Times New Roman" w:cs="Times New Roman"/>
+          <w:color w:val="000000"/>
           <w:rtl/>
           <w:lang w:bidi="he-IL"/>
         </w:rPr>
         <w:t xml:space="preserve">אם היה רצון השם לפקדם היום פקדם מקודם</w:t>
       </w:r>
       <w:r>
+        <w:rPr>
+          <w:rFonts w:ascii="Times New Roman" w:hAnsi="Times New Roman" w:eastAsia="Times New Roman" w:cs="Times New Roman"/>
+          <w:color w:val="000000"/>
+        </w:rPr>
         <w:t xml:space="preserve">. </w:t>
       </w:r>
     </w:p>
     <w:p>
       <w:pPr>
-        <w:bidi w:val="false"/>
-        <w:spacing w:before="0" w:after="180" w:line="276"/>
-        <w:jc w:val="start"/>
-      </w:pPr>
-      <w:r>
+        <w:widowControl/>
+        <w:bidi w:val="false"/>
+        <w:spacing w:before="0" w:after="180" w:line="276"/>
+        <w:jc w:val="start"/>
+      </w:pPr>
+      <w:r>
+        <w:rPr>
+          <w:rFonts w:ascii="Times New Roman" w:hAnsi="Times New Roman" w:eastAsia="Times New Roman" w:cs="Times New Roman"/>
+          <w:color w:val="000000"/>
+        </w:rPr>
         <w:t xml:space="preserve">Hashem could have easily just if He wanted to do it today, He would have He could have done it previously. </w:t>
       </w:r>
     </w:p>
     <w:p>
       <w:pPr>
-        <w:bidi w:val="false"/>
-        <w:spacing w:before="0" w:after="180" w:line="276"/>
-        <w:jc w:val="start"/>
-      </w:pPr>
-      <w:r>
-        <w:rPr>
+        <w:widowControl/>
+        <w:bidi w:val="false"/>
+        <w:spacing w:before="0" w:after="180" w:line="276"/>
+        <w:jc w:val="start"/>
+      </w:pPr>
+      <w:r>
+        <w:rPr>
+          <w:rFonts w:ascii="Times New Roman" w:hAnsi="Times New Roman" w:eastAsia="Times New Roman" w:cs="Times New Roman"/>
+          <w:color w:val="000000"/>
           <w:rtl/>
           <w:lang w:bidi="he-IL"/>
         </w:rPr>
         <w:t xml:space="preserve">ולמעט בנס עדיף</w:t>
       </w:r>
       <w:r>
+        <w:rPr>
+          <w:rFonts w:ascii="Times New Roman" w:hAnsi="Times New Roman" w:eastAsia="Times New Roman" w:cs="Times New Roman"/>
+          <w:color w:val="000000"/>
+        </w:rPr>
         <w:t xml:space="preserve">. But but doing so then to minimize miracles is preferable. </w:t>
       </w:r>
     </w:p>
     <w:p>
       <w:pPr>
-        <w:bidi w:val="false"/>
-        <w:spacing w:before="0" w:after="180" w:line="276"/>
-        <w:jc w:val="start"/>
-      </w:pPr>
-      <w:r>
-        <w:rPr>
+        <w:widowControl/>
+        <w:bidi w:val="false"/>
+        <w:spacing w:before="0" w:after="180" w:line="276"/>
+        <w:jc w:val="start"/>
+      </w:pPr>
+      <w:r>
+        <w:rPr>
+          <w:rFonts w:ascii="Times New Roman" w:hAnsi="Times New Roman" w:eastAsia="Times New Roman" w:cs="Times New Roman"/>
+          <w:color w:val="000000"/>
           <w:rtl/>
           <w:lang w:bidi="he-IL"/>
         </w:rPr>
         <w:t xml:space="preserve">לא עביד ניסא במקום שאינו צריך</w:t>
       </w:r>
       <w:r>
+        <w:rPr>
+          <w:rFonts w:ascii="Times New Roman" w:hAnsi="Times New Roman" w:eastAsia="Times New Roman" w:cs="Times New Roman"/>
+          <w:color w:val="000000"/>
+        </w:rPr>
         <w:t xml:space="preserve">. </w:t>
       </w:r>
     </w:p>
     <w:p>
       <w:pPr>
-        <w:bidi w:val="false"/>
-        <w:spacing w:before="0" w:after="180" w:line="276"/>
-        <w:jc w:val="start"/>
-      </w:pPr>
-      <w:r>
+        <w:widowControl/>
+        <w:bidi w:val="false"/>
+        <w:spacing w:before="0" w:after="180" w:line="276"/>
+        <w:jc w:val="start"/>
+      </w:pPr>
+      <w:r>
+        <w:rPr>
+          <w:rFonts w:ascii="Times New Roman" w:hAnsi="Times New Roman" w:eastAsia="Times New Roman" w:cs="Times New Roman"/>
+          <w:color w:val="000000"/>
+        </w:rPr>
         <w:t xml:space="preserve">He's not going to do a miracle where it's not needed. </w:t>
       </w:r>
     </w:p>
     <w:p>
       <w:pPr>
-        <w:bidi w:val="false"/>
-        <w:spacing w:before="0" w:after="180" w:line="276"/>
-        <w:jc w:val="start"/>
-      </w:pPr>
-      <w:r>
-        <w:rPr>
+        <w:pStyle w:val="Heading2"/>
+        <w:jc w:val="left"/>
+      </w:pPr>
+      <w:r>
+        <w:rPr>
+          <w:rFonts w:ascii="Times New Roman" w:hAnsi="Times New Roman" w:eastAsia="Times New Roman" w:cs="Times New Roman"/>
+        </w:rPr>
+        <w:t>Learning Hope Through Yeiush</w:t>
+      </w:r>
+    </w:p>
+    <w:p>
+      <w:pPr>
+        <w:widowControl/>
+        <w:bidi w:val="false"/>
+        <w:spacing w:before="0" w:after="180" w:line="276"/>
+        <w:jc w:val="start"/>
+      </w:pPr>
+      <w:r>
+        <w:rPr>
+          <w:rFonts w:ascii="Times New Roman" w:hAnsi="Times New Roman" w:eastAsia="Times New Roman" w:cs="Times New Roman"/>
+          <w:color w:val="000000"/>
           <w:rtl/>
           <w:lang w:bidi="he-IL"/>
         </w:rPr>
         <w:t xml:space="preserve">אבל באמת</w:t>
       </w:r>
       <w:r>
+        <w:rPr>
+          <w:rFonts w:ascii="Times New Roman" w:hAnsi="Times New Roman" w:eastAsia="Times New Roman" w:cs="Times New Roman"/>
+          <w:color w:val="000000"/>
+        </w:rPr>
         <w:t xml:space="preserve"> This is the key line. </w:t>
       </w:r>
     </w:p>
     <w:p>
       <w:pPr>
-        <w:bidi w:val="false"/>
-        <w:spacing w:before="0" w:after="180" w:line="276"/>
-        <w:jc w:val="start"/>
-      </w:pPr>
-      <w:r>
-        <w:rPr>
+        <w:widowControl/>
+        <w:bidi w:val="false"/>
+        <w:spacing w:before="0" w:after="180" w:line="276"/>
+        <w:jc w:val="start"/>
+      </w:pPr>
+      <w:r>
+        <w:rPr>
+          <w:rFonts w:ascii="Times New Roman" w:hAnsi="Times New Roman" w:eastAsia="Times New Roman" w:cs="Times New Roman"/>
+          <w:color w:val="000000"/>
           <w:rtl/>
           <w:lang w:bidi="he-IL"/>
         </w:rPr>
         <w:t xml:space="preserve">באמת, מאת השם הייתה זאת</w:t>
       </w:r>
       <w:r>
+        <w:rPr>
+          <w:rFonts w:ascii="Times New Roman" w:hAnsi="Times New Roman" w:eastAsia="Times New Roman" w:cs="Times New Roman"/>
+          <w:color w:val="000000"/>
+        </w:rPr>
         <w:t xml:space="preserve">. This was really from Hashem completely. </w:t>
       </w:r>
     </w:p>
     <w:p>
       <w:pPr>
-        <w:bidi w:val="false"/>
-        <w:spacing w:before="0" w:after="180" w:line="276"/>
-        <w:jc w:val="start"/>
-      </w:pPr>
-      <w:r>
-        <w:rPr>
+        <w:widowControl/>
+        <w:bidi w:val="false"/>
+        <w:spacing w:before="0" w:after="180" w:line="276"/>
+        <w:jc w:val="start"/>
+      </w:pPr>
+      <w:r>
+        <w:rPr>
+          <w:rFonts w:ascii="Times New Roman" w:hAnsi="Times New Roman" w:eastAsia="Times New Roman" w:cs="Times New Roman"/>
+          <w:color w:val="000000"/>
           <w:rtl/>
           <w:lang w:bidi="he-IL"/>
         </w:rPr>
         <w:t xml:space="preserve">שהיה בניין האומה דווקא על ידי ייאוש גמור</w:t>
       </w:r>
       <w:r>
+        <w:rPr>
+          <w:rFonts w:ascii="Times New Roman" w:hAnsi="Times New Roman" w:eastAsia="Times New Roman" w:cs="Times New Roman"/>
+          <w:color w:val="000000"/>
+        </w:rPr>
         <w:t xml:space="preserve">. The building blocks of the nation comes from a complete like, I give up hope, completely. </w:t>
       </w:r>
     </w:p>
     <w:p>
       <w:pPr>
-        <w:bidi w:val="false"/>
-        <w:spacing w:before="0" w:after="180" w:line="276"/>
-        <w:jc w:val="start"/>
-      </w:pPr>
-      <w:r>
-        <w:rPr>
+        <w:widowControl/>
+        <w:bidi w:val="false"/>
+        <w:spacing w:before="0" w:after="180" w:line="276"/>
+        <w:jc w:val="start"/>
+      </w:pPr>
+      <w:r>
+        <w:rPr>
+          <w:rFonts w:ascii="Times New Roman" w:hAnsi="Times New Roman" w:eastAsia="Times New Roman" w:cs="Times New Roman"/>
+          <w:color w:val="000000"/>
           <w:rtl/>
           <w:lang w:bidi="he-IL"/>
         </w:rPr>
         <w:t xml:space="preserve">שלא יאמין שום אדם</w:t>
       </w:r>
       <w:r>
+        <w:rPr>
+          <w:rFonts w:ascii="Times New Roman" w:hAnsi="Times New Roman" w:eastAsia="Times New Roman" w:cs="Times New Roman"/>
+          <w:color w:val="000000"/>
+        </w:rPr>
         <w:t xml:space="preserve"> where no one's going to believe. </w:t>
       </w:r>
     </w:p>
     <w:p>
       <w:pPr>
-        <w:bidi w:val="false"/>
-        <w:spacing w:before="0" w:after="180" w:line="276"/>
-        <w:jc w:val="start"/>
-      </w:pPr>
-      <w:r>
-        <w:rPr>
+        <w:widowControl/>
+        <w:bidi w:val="false"/>
+        <w:spacing w:before="0" w:after="180" w:line="276"/>
+        <w:jc w:val="start"/>
+      </w:pPr>
+      <w:r>
+        <w:rPr>
+          <w:rFonts w:ascii="Times New Roman" w:hAnsi="Times New Roman" w:eastAsia="Times New Roman" w:cs="Times New Roman"/>
+          <w:color w:val="000000"/>
           <w:rtl/>
           <w:lang w:bidi="he-IL"/>
         </w:rPr>
         <w:t xml:space="preserve">ואפילו ואפילו ואפילו כי כל זרע עם ישראל</w:t>
       </w:r>
       <w:r>
+        <w:rPr>
+          <w:rFonts w:ascii="Times New Roman" w:hAnsi="Times New Roman" w:eastAsia="Times New Roman" w:cs="Times New Roman"/>
+          <w:color w:val="000000"/>
+        </w:rPr>
         <w:t xml:space="preserve"> and this is even, in fact, the whole Jewish man </w:t>
       </w:r>
       <w:r>
         <w:rPr>
+          <w:rFonts w:ascii="Times New Roman" w:hAnsi="Times New Roman" w:eastAsia="Times New Roman" w:cs="Times New Roman"/>
+          <w:color w:val="000000"/>
           <w:rtl/>
           <w:lang w:bidi="he-IL"/>
         </w:rPr>
         <w:t xml:space="preserve">להאמין</w:t>
       </w:r>
       <w:r>
+        <w:rPr>
+          <w:rFonts w:ascii="Times New Roman" w:hAnsi="Times New Roman" w:eastAsia="Times New Roman" w:cs="Times New Roman"/>
+          <w:color w:val="000000"/>
+        </w:rPr>
         <w:t xml:space="preserve"> to believe </w:t>
       </w:r>
       <w:r>
         <w:rPr>
+          <w:rFonts w:ascii="Times New Roman" w:hAnsi="Times New Roman" w:eastAsia="Times New Roman" w:cs="Times New Roman"/>
+          <w:color w:val="000000"/>
           <w:rtl/>
           <w:lang w:bidi="he-IL"/>
         </w:rPr>
         <w:t xml:space="preserve">שאין ייאוש כלל</w:t>
       </w:r>
       <w:r>
+        <w:rPr>
+          <w:rFonts w:ascii="Times New Roman" w:hAnsi="Times New Roman" w:eastAsia="Times New Roman" w:cs="Times New Roman"/>
+          <w:color w:val="000000"/>
+        </w:rPr>
         <w:t xml:space="preserve"> that really it's supposed to be a lesson by having that point of </w:t>
       </w:r>
       <w:r>
         <w:rPr>
-          <w:i/>
-          <w:iCs/>
+          <w:rFonts w:ascii="Times New Roman" w:hAnsi="Times New Roman" w:eastAsia="Times New Roman" w:cs="Times New Roman"/>
+          <w:i/>
+          <w:iCs/>
+          <w:color w:val="000000"/>
         </w:rPr>
         <w:t xml:space="preserve">yiush</w:t>
       </w:r>
       <w:r>
+        <w:rPr>
+          <w:rFonts w:ascii="Times New Roman" w:hAnsi="Times New Roman" w:eastAsia="Times New Roman" w:cs="Times New Roman"/>
+          <w:color w:val="000000"/>
+        </w:rPr>
         <w:t xml:space="preserve">, to see that Hashem helps you even at the most dire situations, gives you a lesson that you should not have </w:t>
       </w:r>
       <w:r>
         <w:rPr>
-          <w:i/>
-          <w:iCs/>
+          <w:rFonts w:ascii="Times New Roman" w:hAnsi="Times New Roman" w:eastAsia="Times New Roman" w:cs="Times New Roman"/>
+          <w:i/>
+          <w:iCs/>
+          <w:color w:val="000000"/>
         </w:rPr>
         <w:t xml:space="preserve">yiush</w:t>
       </w:r>
       <w:r>
+        <w:rPr>
+          <w:rFonts w:ascii="Times New Roman" w:hAnsi="Times New Roman" w:eastAsia="Times New Roman" w:cs="Times New Roman"/>
+          <w:color w:val="000000"/>
+        </w:rPr>
         <w:t xml:space="preserve">. </w:t>
       </w:r>
     </w:p>
     <w:p>
       <w:pPr>
-        <w:bidi w:val="false"/>
-        <w:spacing w:before="0" w:after="180" w:line="276"/>
-        <w:jc w:val="start"/>
-      </w:pPr>
-      <w:r>
+        <w:widowControl/>
+        <w:bidi w:val="false"/>
+        <w:spacing w:before="0" w:after="180" w:line="276"/>
+        <w:jc w:val="start"/>
+      </w:pPr>
+      <w:r>
+        <w:rPr>
+          <w:rFonts w:ascii="Times New Roman" w:hAnsi="Times New Roman" w:eastAsia="Times New Roman" w:cs="Times New Roman"/>
+          <w:color w:val="000000"/>
+        </w:rPr>
         <w:t xml:space="preserve">By going So he's saying a very interesting thing. By going through the </w:t>
       </w:r>
       <w:r>
         <w:rPr>
-          <w:i/>
-          <w:iCs/>
+          <w:rFonts w:ascii="Times New Roman" w:hAnsi="Times New Roman" w:eastAsia="Times New Roman" w:cs="Times New Roman"/>
+          <w:i/>
+          <w:iCs/>
+          <w:color w:val="000000"/>
         </w:rPr>
         <w:t xml:space="preserve">yiush</w:t>
       </w:r>
       <w:r>
+        <w:rPr>
+          <w:rFonts w:ascii="Times New Roman" w:hAnsi="Times New Roman" w:eastAsia="Times New Roman" w:cs="Times New Roman"/>
+          <w:color w:val="000000"/>
+        </w:rPr>
         <w:t xml:space="preserve"> moment and then seeing, "Oh, at the low point, you know what? It's not going to be like that forever. Hashem will take you out of it even even if you're, you know, there for weeks or months or whatever that case is." It's actually going through the </w:t>
       </w:r>
       <w:r>
         <w:rPr>
-          <w:i/>
-          <w:iCs/>
+          <w:rFonts w:ascii="Times New Roman" w:hAnsi="Times New Roman" w:eastAsia="Times New Roman" w:cs="Times New Roman"/>
+          <w:i/>
+          <w:iCs/>
+          <w:color w:val="000000"/>
         </w:rPr>
         <w:t xml:space="preserve">yiush</w:t>
       </w:r>
       <w:r>
+        <w:rPr>
+          <w:rFonts w:ascii="Times New Roman" w:hAnsi="Times New Roman" w:eastAsia="Times New Roman" w:cs="Times New Roman"/>
+          <w:color w:val="000000"/>
+        </w:rPr>
         <w:t xml:space="preserve"> itself is what gives you the ability to have not </w:t>
       </w:r>
       <w:r>
         <w:rPr>
-          <w:i/>
-          <w:iCs/>
+          <w:rFonts w:ascii="Times New Roman" w:hAnsi="Times New Roman" w:eastAsia="Times New Roman" w:cs="Times New Roman"/>
+          <w:i/>
+          <w:iCs/>
+          <w:color w:val="000000"/>
         </w:rPr>
         <w:t xml:space="preserve">yiush</w:t>
       </w:r>
       <w:r>
+        <w:rPr>
+          <w:rFonts w:ascii="Times New Roman" w:hAnsi="Times New Roman" w:eastAsia="Times New Roman" w:cs="Times New Roman"/>
+          <w:color w:val="000000"/>
+        </w:rPr>
         <w:t xml:space="preserve"> in the future, because you went through it. That's the building blocks. </w:t>
       </w:r>
     </w:p>
     <w:p>
       <w:pPr>
-        <w:bidi w:val="false"/>
-        <w:spacing w:before="0" w:after="180" w:line="276"/>
-        <w:jc w:val="start"/>
-      </w:pPr>
-      <w:r>
-        <w:rPr>
+        <w:widowControl/>
+        <w:bidi w:val="false"/>
+        <w:spacing w:before="0" w:after="180" w:line="276"/>
+        <w:jc w:val="start"/>
+      </w:pPr>
+      <w:r>
+        <w:rPr>
+          <w:rFonts w:ascii="Times New Roman" w:hAnsi="Times New Roman" w:eastAsia="Times New Roman" w:cs="Times New Roman"/>
+          <w:color w:val="000000"/>
           <w:rtl/>
           <w:lang w:bidi="he-IL"/>
         </w:rPr>
         <w:t xml:space="preserve">היפלא</w:t>
       </w:r>
       <w:r>
+        <w:rPr>
+          <w:rFonts w:ascii="Times New Roman" w:hAnsi="Times New Roman" w:eastAsia="Times New Roman" w:cs="Times New Roman"/>
+          <w:color w:val="000000"/>
+        </w:rPr>
         <w:t xml:space="preserve">? </w:t>
       </w:r>
     </w:p>
     <w:p>
       <w:pPr>
-        <w:bidi w:val="false"/>
-        <w:spacing w:before="0" w:after="180" w:line="276"/>
-        <w:jc w:val="start"/>
-      </w:pPr>
-      <w:r>
-        <w:rPr>
+        <w:widowControl/>
+        <w:bidi w:val="false"/>
+        <w:spacing w:before="0" w:after="180" w:line="276"/>
+        <w:jc w:val="start"/>
+      </w:pPr>
+      <w:r>
+        <w:rPr>
+          <w:rFonts w:ascii="Times New Roman" w:hAnsi="Times New Roman" w:eastAsia="Times New Roman" w:cs="Times New Roman"/>
+          <w:color w:val="000000"/>
           <w:rtl/>
           <w:lang w:bidi="he-IL"/>
         </w:rPr>
         <w:t xml:space="preserve">השם יתברך השם יתברך יכול לעזור</w:t>
       </w:r>
       <w:r>
+        <w:rPr>
+          <w:rFonts w:ascii="Times New Roman" w:hAnsi="Times New Roman" w:eastAsia="Times New Roman" w:cs="Times New Roman"/>
+          <w:color w:val="000000"/>
+        </w:rPr>
         <w:t xml:space="preserve">, because Hashem can always help. </w:t>
       </w:r>
     </w:p>
     <w:p>
       <w:pPr>
-        <w:bidi w:val="false"/>
-        <w:spacing w:before="0" w:after="180" w:line="276"/>
-        <w:jc w:val="start"/>
-      </w:pPr>
-      <w:r>
-        <w:rPr>
+        <w:widowControl/>
+        <w:bidi w:val="false"/>
+        <w:spacing w:before="0" w:after="180" w:line="276"/>
+        <w:jc w:val="start"/>
+      </w:pPr>
+      <w:r>
+        <w:rPr>
+          <w:rFonts w:ascii="Times New Roman" w:hAnsi="Times New Roman" w:eastAsia="Times New Roman" w:cs="Times New Roman"/>
+          <w:color w:val="000000"/>
           <w:rtl/>
           <w:lang w:bidi="he-IL"/>
         </w:rPr>
         <w:t xml:space="preserve">כי היפלא מהשם דבר</w:t>
       </w:r>
       <w:r>
+        <w:rPr>
+          <w:rFonts w:ascii="Times New Roman" w:hAnsi="Times New Roman" w:eastAsia="Times New Roman" w:cs="Times New Roman"/>
+          <w:color w:val="000000"/>
+        </w:rPr>
         <w:t xml:space="preserve">, right? Is anything beyond Hashem? </w:t>
       </w:r>
     </w:p>
     <w:p>
       <w:pPr>
-        <w:bidi w:val="false"/>
-        <w:spacing w:before="0" w:after="180" w:line="276"/>
-        <w:jc w:val="start"/>
-      </w:pPr>
-      <w:r>
-        <w:rPr>
+        <w:widowControl/>
+        <w:bidi w:val="false"/>
+        <w:spacing w:before="0" w:after="180" w:line="276"/>
+        <w:jc w:val="start"/>
+      </w:pPr>
+      <w:r>
+        <w:rPr>
+          <w:rFonts w:ascii="Times New Roman" w:hAnsi="Times New Roman" w:eastAsia="Times New Roman" w:cs="Times New Roman"/>
+          <w:color w:val="000000"/>
           <w:rtl/>
           <w:lang w:bidi="he-IL"/>
         </w:rPr>
         <w:t xml:space="preserve">ואין לחקור בקיצין למה עשה השם ככה</w:t>
       </w:r>
       <w:r>
+        <w:rPr>
+          <w:rFonts w:ascii="Times New Roman" w:hAnsi="Times New Roman" w:eastAsia="Times New Roman" w:cs="Times New Roman"/>
+          <w:color w:val="000000"/>
+        </w:rPr>
         <w:t xml:space="preserve">. You're not going to investigate why Hashem in fact did this. </w:t>
       </w:r>
     </w:p>
     <w:p>
       <w:pPr>
-        <w:bidi w:val="false"/>
-        <w:spacing w:before="0" w:after="180" w:line="276"/>
-        <w:jc w:val="start"/>
-      </w:pPr>
-      <w:r>
-        <w:rPr>
+        <w:pStyle w:val="Heading1"/>
+        <w:jc w:val="left"/>
+      </w:pPr>
+      <w:r>
+        <w:rPr>
+          <w:rFonts w:ascii="Times New Roman" w:hAnsi="Times New Roman" w:eastAsia="Times New Roman" w:cs="Times New Roman"/>
+        </w:rPr>
+        <w:t>Yeiush and the Future Geulah</w:t>
+      </w:r>
+    </w:p>
+    <w:p>
+      <w:pPr>
+        <w:widowControl/>
+        <w:bidi w:val="false"/>
+        <w:spacing w:before="0" w:after="180" w:line="276"/>
+        <w:jc w:val="start"/>
+      </w:pPr>
+      <w:r>
+        <w:rPr>
+          <w:rFonts w:ascii="Times New Roman" w:hAnsi="Times New Roman" w:eastAsia="Times New Roman" w:cs="Times New Roman"/>
+          <w:color w:val="000000"/>
           <w:rtl/>
           <w:lang w:bidi="he-IL"/>
         </w:rPr>
         <w:t xml:space="preserve">וכן בישועה לעתיד לבוא</w:t>
       </w:r>
       <w:r>
+        <w:rPr>
+          <w:rFonts w:ascii="Times New Roman" w:hAnsi="Times New Roman" w:eastAsia="Times New Roman" w:cs="Times New Roman"/>
+          <w:color w:val="000000"/>
+        </w:rPr>
         <w:t xml:space="preserve">. </w:t>
       </w:r>
     </w:p>
     <w:p>
       <w:pPr>
-        <w:bidi w:val="false"/>
-        <w:spacing w:before="0" w:after="180" w:line="276"/>
-        <w:jc w:val="start"/>
-      </w:pPr>
-      <w:r>
+        <w:widowControl/>
+        <w:bidi w:val="false"/>
+        <w:spacing w:before="0" w:after="180" w:line="276"/>
+        <w:jc w:val="start"/>
+      </w:pPr>
+      <w:r>
+        <w:rPr>
+          <w:rFonts w:ascii="Times New Roman" w:hAnsi="Times New Roman" w:eastAsia="Times New Roman" w:cs="Times New Roman"/>
+          <w:color w:val="000000"/>
+        </w:rPr>
         <w:t xml:space="preserve">And so too in the future, we say in </w:t>
       </w:r>
       <w:r>
         <w:rPr>
+          <w:rFonts w:ascii="Times New Roman" w:hAnsi="Times New Roman" w:eastAsia="Times New Roman" w:cs="Times New Roman"/>
+          <w:color w:val="000000"/>
           <w:rtl/>
           <w:lang w:bidi="he-IL"/>
         </w:rPr>
         <w:t xml:space="preserve">ישעיה, מי האמין לשמועתנו</w:t>
       </w:r>
       <w:r>
+        <w:rPr>
+          <w:rFonts w:ascii="Times New Roman" w:hAnsi="Times New Roman" w:eastAsia="Times New Roman" w:cs="Times New Roman"/>
+          <w:color w:val="000000"/>
+        </w:rPr>
         <w:t xml:space="preserve">, and because of that, </w:t>
       </w:r>
       <w:r>
         <w:rPr>
+          <w:rFonts w:ascii="Times New Roman" w:hAnsi="Times New Roman" w:eastAsia="Times New Roman" w:cs="Times New Roman"/>
+          <w:color w:val="000000"/>
           <w:rtl/>
           <w:lang w:bidi="he-IL"/>
         </w:rPr>
         <w:t xml:space="preserve">אין בן דוד בא עד שיתייאשו מן הגאולה</w:t>
       </w:r>
       <w:r>
+        <w:rPr>
+          <w:rFonts w:ascii="Times New Roman" w:hAnsi="Times New Roman" w:eastAsia="Times New Roman" w:cs="Times New Roman"/>
+          <w:color w:val="000000"/>
+        </w:rPr>
         <w:t xml:space="preserve">. So he says, who believed our report, meaning that what? That the that the Ben David is not going to arrive until there's going to be a </w:t>
       </w:r>
       <w:r>
         <w:rPr>
-          <w:i/>
-          <w:iCs/>
+          <w:rFonts w:ascii="Times New Roman" w:hAnsi="Times New Roman" w:eastAsia="Times New Roman" w:cs="Times New Roman"/>
+          <w:i/>
+          <w:iCs/>
+          <w:color w:val="000000"/>
         </w:rPr>
         <w:t xml:space="preserve">yeiush</w:t>
       </w:r>
       <w:r>
+        <w:rPr>
+          <w:rFonts w:ascii="Times New Roman" w:hAnsi="Times New Roman" w:eastAsia="Times New Roman" w:cs="Times New Roman"/>
+          <w:color w:val="000000"/>
+        </w:rPr>
         <w:t xml:space="preserve"> of </w:t>
       </w:r>
       <w:r>
         <w:rPr>
-          <w:i/>
-          <w:iCs/>
+          <w:rFonts w:ascii="Times New Roman" w:hAnsi="Times New Roman" w:eastAsia="Times New Roman" w:cs="Times New Roman"/>
+          <w:i/>
+          <w:iCs/>
+          <w:color w:val="000000"/>
         </w:rPr>
         <w:t xml:space="preserve">geulah</w:t>
       </w:r>
       <w:r>
+        <w:rPr>
+          <w:rFonts w:ascii="Times New Roman" w:hAnsi="Times New Roman" w:eastAsia="Times New Roman" w:cs="Times New Roman"/>
+          <w:color w:val="000000"/>
+        </w:rPr>
         <w:t xml:space="preserve"> itself. </w:t>
       </w:r>
     </w:p>
     <w:p>
       <w:pPr>
-        <w:bidi w:val="false"/>
-        <w:spacing w:before="0" w:after="180" w:line="276"/>
-        <w:jc w:val="start"/>
-      </w:pPr>
-      <w:r>
-        <w:rPr>
+        <w:widowControl/>
+        <w:bidi w:val="false"/>
+        <w:spacing w:before="0" w:after="180" w:line="276"/>
+        <w:jc w:val="start"/>
+      </w:pPr>
+      <w:r>
+        <w:rPr>
+          <w:rFonts w:ascii="Times New Roman" w:hAnsi="Times New Roman" w:eastAsia="Times New Roman" w:cs="Times New Roman"/>
+          <w:color w:val="000000"/>
           <w:rtl/>
           <w:lang w:bidi="he-IL"/>
         </w:rPr>
         <w:t xml:space="preserve">ועל כן אמר</w:t>
       </w:r>
       <w:r>
+        <w:rPr>
+          <w:rFonts w:ascii="Times New Roman" w:hAnsi="Times New Roman" w:eastAsia="Times New Roman" w:cs="Times New Roman"/>
+          <w:color w:val="000000"/>
+        </w:rPr>
         <w:t xml:space="preserve">, he says in Yeshayahu: </w:t>
       </w:r>
       <w:r>
         <w:rPr>
+          <w:rFonts w:ascii="Times New Roman" w:hAnsi="Times New Roman" w:eastAsia="Times New Roman" w:cs="Times New Roman"/>
+          <w:color w:val="000000"/>
           <w:rtl/>
           <w:lang w:bidi="he-IL"/>
         </w:rPr>
         <w:t xml:space="preserve">הביטו אל אברהם אביכם ואל שרה תחוללכם</w:t>
       </w:r>
       <w:r>
+        <w:rPr>
+          <w:rFonts w:ascii="Times New Roman" w:hAnsi="Times New Roman" w:eastAsia="Times New Roman" w:cs="Times New Roman"/>
+          <w:color w:val="000000"/>
+        </w:rPr>
         <w:t xml:space="preserve">, look at Avraham your father and to Sarah who bore you, </w:t>
       </w:r>
       <w:r>
         <w:rPr>
+          <w:rFonts w:ascii="Times New Roman" w:hAnsi="Times New Roman" w:eastAsia="Times New Roman" w:cs="Times New Roman"/>
+          <w:color w:val="000000"/>
           <w:rtl/>
           <w:lang w:bidi="he-IL"/>
         </w:rPr>
         <w:t xml:space="preserve">דגם התחלת בניינכם היה כן אחר הייאוש</w:t>
       </w:r>
       <w:r>
+        <w:rPr>
+          <w:rFonts w:ascii="Times New Roman" w:hAnsi="Times New Roman" w:eastAsia="Times New Roman" w:cs="Times New Roman"/>
+          <w:color w:val="000000"/>
+        </w:rPr>
         <w:t xml:space="preserve">. He says the genesis of your nation came after the </w:t>
       </w:r>
       <w:r>
         <w:rPr>
-          <w:i/>
-          <w:iCs/>
+          <w:rFonts w:ascii="Times New Roman" w:hAnsi="Times New Roman" w:eastAsia="Times New Roman" w:cs="Times New Roman"/>
+          <w:i/>
+          <w:iCs/>
+          <w:color w:val="000000"/>
         </w:rPr>
         <w:t xml:space="preserve">yeiush</w:t>
       </w:r>
       <w:r>
+        <w:rPr>
+          <w:rFonts w:ascii="Times New Roman" w:hAnsi="Times New Roman" w:eastAsia="Times New Roman" w:cs="Times New Roman"/>
+          <w:color w:val="000000"/>
+        </w:rPr>
         <w:t xml:space="preserve"> kicked in. </w:t>
       </w:r>
     </w:p>
     <w:p>
       <w:pPr>
-        <w:bidi w:val="false"/>
-        <w:spacing w:before="0" w:after="180" w:line="276"/>
-        <w:jc w:val="start"/>
-      </w:pPr>
-      <w:r>
+        <w:widowControl/>
+        <w:bidi w:val="false"/>
+        <w:spacing w:before="0" w:after="180" w:line="276"/>
+        <w:jc w:val="start"/>
+      </w:pPr>
+      <w:r>
+        <w:rPr>
+          <w:rFonts w:ascii="Times New Roman" w:hAnsi="Times New Roman" w:eastAsia="Times New Roman" w:cs="Times New Roman"/>
+          <w:color w:val="000000"/>
+        </w:rPr>
         <w:t xml:space="preserve">That's where we were born from, from </w:t>
       </w:r>
       <w:r>
         <w:rPr>
-          <w:i/>
-          <w:iCs/>
+          <w:rFonts w:ascii="Times New Roman" w:hAnsi="Times New Roman" w:eastAsia="Times New Roman" w:cs="Times New Roman"/>
+          <w:i/>
+          <w:iCs/>
+          <w:color w:val="000000"/>
         </w:rPr>
         <w:t xml:space="preserve">yeiush</w:t>
       </w:r>
       <w:r>
+        <w:rPr>
+          <w:rFonts w:ascii="Times New Roman" w:hAnsi="Times New Roman" w:eastAsia="Times New Roman" w:cs="Times New Roman"/>
+          <w:color w:val="000000"/>
+        </w:rPr>
         <w:t xml:space="preserve">. Right? So let's read the the the two </w:t>
       </w:r>
       <w:r>
         <w:rPr>
-          <w:i/>
-          <w:iCs/>
+          <w:rFonts w:ascii="Times New Roman" w:hAnsi="Times New Roman" w:eastAsia="Times New Roman" w:cs="Times New Roman"/>
+          <w:i/>
+          <w:iCs/>
+          <w:color w:val="000000"/>
         </w:rPr>
         <w:t xml:space="preserve">pesukim</w:t>
       </w:r>
       <w:r>
+        <w:rPr>
+          <w:rFonts w:ascii="Times New Roman" w:hAnsi="Times New Roman" w:eastAsia="Times New Roman" w:cs="Times New Roman"/>
+          <w:color w:val="000000"/>
+        </w:rPr>
         <w:t xml:space="preserve"> here. We did the first </w:t>
       </w:r>
       <w:r>
         <w:rPr>
-          <w:i/>
-          <w:iCs/>
+          <w:rFonts w:ascii="Times New Roman" w:hAnsi="Times New Roman" w:eastAsia="Times New Roman" w:cs="Times New Roman"/>
+          <w:i/>
+          <w:iCs/>
+          <w:color w:val="000000"/>
         </w:rPr>
         <w:t xml:space="preserve">pasuk</w:t>
       </w:r>
       <w:r>
+        <w:rPr>
+          <w:rFonts w:ascii="Times New Roman" w:hAnsi="Times New Roman" w:eastAsia="Times New Roman" w:cs="Times New Roman"/>
+          <w:color w:val="000000"/>
+        </w:rPr>
         <w:t xml:space="preserve">. The second one, he says, </w:t>
       </w:r>
       <w:r>
         <w:rPr>
+          <w:rFonts w:ascii="Times New Roman" w:hAnsi="Times New Roman" w:eastAsia="Times New Roman" w:cs="Times New Roman"/>
+          <w:color w:val="000000"/>
           <w:rtl/>
           <w:lang w:bidi="he-IL"/>
         </w:rPr>
         <w:t xml:space="preserve">מי האמין לשמועתנו וזרוע השם על מי נגלתה</w:t>
       </w:r>
       <w:r>
+        <w:rPr>
+          <w:rFonts w:ascii="Times New Roman" w:hAnsi="Times New Roman" w:eastAsia="Times New Roman" w:cs="Times New Roman"/>
+          <w:color w:val="000000"/>
+        </w:rPr>
         <w:t xml:space="preserve">. </w:t>
       </w:r>
     </w:p>
     <w:p>
       <w:pPr>
-        <w:bidi w:val="false"/>
-        <w:spacing w:before="0" w:after="180" w:line="276"/>
-        <w:jc w:val="start"/>
-      </w:pPr>
-      <w:r>
+        <w:widowControl/>
+        <w:bidi w:val="false"/>
+        <w:spacing w:before="0" w:after="180" w:line="276"/>
+        <w:jc w:val="start"/>
+      </w:pPr>
+      <w:r>
+        <w:rPr>
+          <w:rFonts w:ascii="Times New Roman" w:hAnsi="Times New Roman" w:eastAsia="Times New Roman" w:cs="Times New Roman"/>
+          <w:color w:val="000000"/>
+        </w:rPr>
         <w:t xml:space="preserve">So who has believed our report? Who's the arm of Hashem has been revealed? Meaning, nothing is beyond Hashem. Okay, then this is the the the quote from from Sanhedrin. Well, you're saying that also </w:t>
       </w:r>
       <w:r>
         <w:rPr>
-          <w:i/>
-          <w:iCs/>
+          <w:rFonts w:ascii="Times New Roman" w:hAnsi="Times New Roman" w:eastAsia="Times New Roman" w:cs="Times New Roman"/>
+          <w:i/>
+          <w:iCs/>
+          <w:color w:val="000000"/>
         </w:rPr>
         <w:t xml:space="preserve">Mashiach</w:t>
       </w:r>
       <w:r>
+        <w:rPr>
+          <w:rFonts w:ascii="Times New Roman" w:hAnsi="Times New Roman" w:eastAsia="Times New Roman" w:cs="Times New Roman"/>
+          <w:color w:val="000000"/>
+        </w:rPr>
         <w:t xml:space="preserve"> is not coming until Isn't that what he's saying? That there He says </w:t>
       </w:r>
       <w:r>
         <w:rPr>
-          <w:i/>
-          <w:iCs/>
+          <w:rFonts w:ascii="Times New Roman" w:hAnsi="Times New Roman" w:eastAsia="Times New Roman" w:cs="Times New Roman"/>
+          <w:i/>
+          <w:iCs/>
+          <w:color w:val="000000"/>
         </w:rPr>
         <w:t xml:space="preserve">likhora</w:t>
       </w:r>
       <w:r>
+        <w:rPr>
+          <w:rFonts w:ascii="Times New Roman" w:hAnsi="Times New Roman" w:eastAsia="Times New Roman" w:cs="Times New Roman"/>
+          <w:color w:val="000000"/>
+        </w:rPr>
         <w:t xml:space="preserve">. Regarding, that's what he says. </w:t>
       </w:r>
     </w:p>
     <w:p>
       <w:pPr>
-        <w:bidi w:val="false"/>
-        <w:spacing w:before="0" w:after="180" w:line="276"/>
-        <w:jc w:val="start"/>
-      </w:pPr>
-      <w:r>
+        <w:widowControl/>
+        <w:bidi w:val="false"/>
+        <w:spacing w:before="0" w:after="180" w:line="276"/>
+        <w:jc w:val="start"/>
+      </w:pPr>
+      <w:r>
+        <w:rPr>
+          <w:rFonts w:ascii="Times New Roman" w:hAnsi="Times New Roman" w:eastAsia="Times New Roman" w:cs="Times New Roman"/>
+          <w:color w:val="000000"/>
+        </w:rPr>
         <w:t xml:space="preserve">I just read the English. He's saying </w:t>
       </w:r>
       <w:r>
         <w:rPr>
+          <w:rFonts w:ascii="Times New Roman" w:hAnsi="Times New Roman" w:eastAsia="Times New Roman" w:cs="Times New Roman"/>
+          <w:color w:val="000000"/>
           <w:rtl/>
           <w:lang w:bidi="he-IL"/>
         </w:rPr>
         <w:t xml:space="preserve">וכן ישעיה</w:t>
       </w:r>
       <w:r>
+        <w:rPr>
+          <w:rFonts w:ascii="Times New Roman" w:hAnsi="Times New Roman" w:eastAsia="Times New Roman" w:cs="Times New Roman"/>
+          <w:color w:val="000000"/>
+        </w:rPr>
         <w:t xml:space="preserve"> does say that the future redemption won't come until we all give up hope. Yeah, and that's going to actually build it. Because through the </w:t>
       </w:r>
       <w:r>
         <w:rPr>
-          <w:i/>
-          <w:iCs/>
+          <w:rFonts w:ascii="Times New Roman" w:hAnsi="Times New Roman" w:eastAsia="Times New Roman" w:cs="Times New Roman"/>
+          <w:i/>
+          <w:iCs/>
+          <w:color w:val="000000"/>
         </w:rPr>
         <w:t xml:space="preserve">yeiush</w:t>
       </w:r>
       <w:r>
+        <w:rPr>
+          <w:rFonts w:ascii="Times New Roman" w:hAnsi="Times New Roman" w:eastAsia="Times New Roman" w:cs="Times New Roman"/>
+          <w:color w:val="000000"/>
+        </w:rPr>
         <w:t xml:space="preserve">, then Hashem kicks in. </w:t>
       </w:r>
     </w:p>
     <w:p>
       <w:pPr>
-        <w:bidi w:val="false"/>
-        <w:spacing w:before="0" w:after="180" w:line="276"/>
-        <w:jc w:val="start"/>
-      </w:pPr>
-      <w:r>
+        <w:widowControl/>
+        <w:bidi w:val="false"/>
+        <w:spacing w:before="0" w:after="180" w:line="276"/>
+        <w:jc w:val="start"/>
+      </w:pPr>
+      <w:r>
+        <w:rPr>
+          <w:rFonts w:ascii="Times New Roman" w:hAnsi="Times New Roman" w:eastAsia="Times New Roman" w:cs="Times New Roman"/>
+          <w:color w:val="000000"/>
+        </w:rPr>
         <w:t xml:space="preserve">It's like a trigger point where Hashem's </w:t>
       </w:r>
       <w:r>
         <w:rPr>
-          <w:i/>
-          <w:iCs/>
+          <w:rFonts w:ascii="Times New Roman" w:hAnsi="Times New Roman" w:eastAsia="Times New Roman" w:cs="Times New Roman"/>
+          <w:i/>
+          <w:iCs/>
+          <w:color w:val="000000"/>
         </w:rPr>
         <w:t xml:space="preserve">hashgachah</w:t>
       </w:r>
       <w:r>
+        <w:rPr>
+          <w:rFonts w:ascii="Times New Roman" w:hAnsi="Times New Roman" w:eastAsia="Times New Roman" w:cs="Times New Roman"/>
+          <w:color w:val="000000"/>
+        </w:rPr>
         <w:t xml:space="preserve"> comes into the the </w:t>
       </w:r>
       <w:r>
         <w:rPr>
-          <w:i/>
-          <w:iCs/>
+          <w:rFonts w:ascii="Times New Roman" w:hAnsi="Times New Roman" w:eastAsia="Times New Roman" w:cs="Times New Roman"/>
+          <w:i/>
+          <w:iCs/>
+          <w:color w:val="000000"/>
         </w:rPr>
         <w:t xml:space="preserve">yeiush</w:t>
       </w:r>
       <w:r>
+        <w:rPr>
+          <w:rFonts w:ascii="Times New Roman" w:hAnsi="Times New Roman" w:eastAsia="Times New Roman" w:cs="Times New Roman"/>
+          <w:color w:val="000000"/>
+        </w:rPr>
         <w:t xml:space="preserve"> itself. And Hashem's actually orchestrating it to make it very dire for it to happen. So he's saying it's it's something that's part of His divine plan so you can see Because I'm saying I would say right now it's pretty a lot of people are in despair. Like that's the </w:t>
       </w:r>
       <w:r>
         <w:rPr>
-          <w:i/>
-          <w:iCs/>
+          <w:rFonts w:ascii="Times New Roman" w:hAnsi="Times New Roman" w:eastAsia="Times New Roman" w:cs="Times New Roman"/>
+          <w:i/>
+          <w:iCs/>
+          <w:color w:val="000000"/>
         </w:rPr>
         <w:t xml:space="preserve">shittah</w:t>
       </w:r>
       <w:r>
+        <w:rPr>
+          <w:rFonts w:ascii="Times New Roman" w:hAnsi="Times New Roman" w:eastAsia="Times New Roman" w:cs="Times New Roman"/>
+          <w:color w:val="000000"/>
+        </w:rPr>
         <w:t xml:space="preserve">. </w:t>
       </w:r>
     </w:p>
     <w:p>
       <w:pPr>
-        <w:bidi w:val="false"/>
-        <w:spacing w:before="0" w:after="180" w:line="276"/>
-        <w:jc w:val="start"/>
-      </w:pPr>
-      <w:r>
+        <w:widowControl/>
+        <w:bidi w:val="false"/>
+        <w:spacing w:before="0" w:after="180" w:line="276"/>
+        <w:jc w:val="start"/>
+      </w:pPr>
+      <w:r>
+        <w:rPr>
+          <w:rFonts w:ascii="Times New Roman" w:hAnsi="Times New Roman" w:eastAsia="Times New Roman" w:cs="Times New Roman"/>
+          <w:color w:val="000000"/>
+        </w:rPr>
         <w:t xml:space="preserve">I'm saying if you look at There's definitely elements of that. You can say that. Look at Iran. Look at all I'm saying a lot of people are saying, I'm saying just looking </w:t>
       </w:r>
       <w:r>
         <w:rPr>
+          <w:rFonts w:ascii="Times New Roman" w:hAnsi="Times New Roman" w:eastAsia="Times New Roman" w:cs="Times New Roman"/>
+          <w:color w:val="000000"/>
           <w:rtl/>
           <w:lang w:bidi="he-IL"/>
         </w:rPr>
         <w:t xml:space="preserve">בטבע</w:t>
       </w:r>
       <w:r>
+        <w:rPr>
+          <w:rFonts w:ascii="Times New Roman" w:hAnsi="Times New Roman" w:eastAsia="Times New Roman" w:cs="Times New Roman"/>
+          <w:color w:val="000000"/>
+        </w:rPr>
         <w:t xml:space="preserve"> in the political situation of Israel, how in the world are they ever going to solve these problems? It's not like it doesn't seem like all of a sudden all these millions of people are going to change their mind, "Oh, we love the Jewish people," like I'm saying </w:t>
       </w:r>
       <w:r>
         <w:rPr>
+          <w:rFonts w:ascii="Times New Roman" w:hAnsi="Times New Roman" w:eastAsia="Times New Roman" w:cs="Times New Roman"/>
+          <w:color w:val="000000"/>
           <w:rtl/>
           <w:lang w:bidi="he-IL"/>
         </w:rPr>
         <w:t xml:space="preserve">לפי טבע</w:t>
       </w:r>
       <w:r>
+        <w:rPr>
+          <w:rFonts w:ascii="Times New Roman" w:hAnsi="Times New Roman" w:eastAsia="Times New Roman" w:cs="Times New Roman"/>
+          <w:color w:val="000000"/>
+        </w:rPr>
         <w:t xml:space="preserve"> it seems difficult. </w:t>
       </w:r>
     </w:p>
     <w:p>
       <w:pPr>
-        <w:bidi w:val="false"/>
-        <w:spacing w:before="0" w:after="180" w:line="276"/>
-        <w:jc w:val="start"/>
-      </w:pPr>
-      <w:r>
+        <w:widowControl/>
+        <w:bidi w:val="false"/>
+        <w:spacing w:before="0" w:after="180" w:line="276"/>
+        <w:jc w:val="start"/>
+      </w:pPr>
+      <w:r>
+        <w:rPr>
+          <w:rFonts w:ascii="Times New Roman" w:hAnsi="Times New Roman" w:eastAsia="Times New Roman" w:cs="Times New Roman"/>
+          <w:color w:val="000000"/>
+        </w:rPr>
         <w:t xml:space="preserve">So he's going to say something very interesting. Even though we have a </w:t>
       </w:r>
       <w:r>
         <w:rPr>
-          <w:i/>
-          <w:iCs/>
+          <w:rFonts w:ascii="Times New Roman" w:hAnsi="Times New Roman" w:eastAsia="Times New Roman" w:cs="Times New Roman"/>
+          <w:i/>
+          <w:iCs/>
+          <w:color w:val="000000"/>
         </w:rPr>
         <w:t xml:space="preserve">yeiush</w:t>
       </w:r>
       <w:r>
+        <w:rPr>
+          <w:rFonts w:ascii="Times New Roman" w:hAnsi="Times New Roman" w:eastAsia="Times New Roman" w:cs="Times New Roman"/>
+          <w:color w:val="000000"/>
+        </w:rPr>
         <w:t xml:space="preserve">, we still have a strong belief at the same time. It's like oxymoronic, but both are happening at the same time. No, I I would say I think the </w:t>
       </w:r>
       <w:r>
         <w:rPr>
-          <w:i/>
-          <w:iCs/>
+          <w:rFonts w:ascii="Times New Roman" w:hAnsi="Times New Roman" w:eastAsia="Times New Roman" w:cs="Times New Roman"/>
+          <w:i/>
+          <w:iCs/>
+          <w:color w:val="000000"/>
         </w:rPr>
         <w:t xml:space="preserve">frum</w:t>
       </w:r>
       <w:r>
+        <w:rPr>
+          <w:rFonts w:ascii="Times New Roman" w:hAnsi="Times New Roman" w:eastAsia="Times New Roman" w:cs="Times New Roman"/>
+          <w:color w:val="000000"/>
+        </w:rPr>
         <w:t xml:space="preserve"> people believe it. </w:t>
       </w:r>
     </w:p>
     <w:p>
       <w:pPr>
-        <w:bidi w:val="false"/>
-        <w:spacing w:before="0" w:after="180" w:line="276"/>
-        <w:jc w:val="start"/>
-      </w:pPr>
-      <w:r>
+        <w:widowControl/>
+        <w:bidi w:val="false"/>
+        <w:spacing w:before="0" w:after="180" w:line="276"/>
+        <w:jc w:val="start"/>
+      </w:pPr>
+      <w:r>
+        <w:rPr>
+          <w:rFonts w:ascii="Times New Roman" w:hAnsi="Times New Roman" w:eastAsia="Times New Roman" w:cs="Times New Roman"/>
+          <w:color w:val="000000"/>
+        </w:rPr>
         <w:t xml:space="preserve">I mean saying Even the even the even the </w:t>
       </w:r>
       <w:r>
         <w:rPr>
-          <w:i/>
-          <w:iCs/>
+          <w:rFonts w:ascii="Times New Roman" w:hAnsi="Times New Roman" w:eastAsia="Times New Roman" w:cs="Times New Roman"/>
+          <w:i/>
+          <w:iCs/>
+          <w:color w:val="000000"/>
         </w:rPr>
         <w:t xml:space="preserve">freye</w:t>
       </w:r>
       <w:r>
+        <w:rPr>
+          <w:rFonts w:ascii="Times New Roman" w:hAnsi="Times New Roman" w:eastAsia="Times New Roman" w:cs="Times New Roman"/>
+          <w:color w:val="000000"/>
+        </w:rPr>
         <w:t xml:space="preserve"> people, by the way. They they have a certain like There's a great quote that that I I I saw from the it's a Midrash. It says that Hashem is going to do all these fire and brimstone, all the different fireworks right right before </w:t>
       </w:r>
       <w:r>
         <w:rPr>
+          <w:rFonts w:ascii="Times New Roman" w:hAnsi="Times New Roman" w:eastAsia="Times New Roman" w:cs="Times New Roman"/>
+          <w:color w:val="000000"/>
           <w:rtl/>
           <w:lang w:bidi="he-IL"/>
         </w:rPr>
         <w:t xml:space="preserve">מתן תורה</w:t>
       </w:r>
       <w:r>
+        <w:rPr>
+          <w:rFonts w:ascii="Times New Roman" w:hAnsi="Times New Roman" w:eastAsia="Times New Roman" w:cs="Times New Roman"/>
+          <w:color w:val="000000"/>
+        </w:rPr>
         <w:t xml:space="preserve">. And He says, I'm just paraphrasing, "And I hope that convinces </w:t>
       </w:r>
       <w:r>
         <w:rPr>
-          <w:i/>
-          <w:iCs/>
+          <w:rFonts w:ascii="Times New Roman" w:hAnsi="Times New Roman" w:eastAsia="Times New Roman" w:cs="Times New Roman"/>
+          <w:i/>
+          <w:iCs/>
+          <w:color w:val="000000"/>
         </w:rPr>
         <w:t xml:space="preserve">Klal Yisrael."</w:t>
       </w:r>
       <w:r>
+        <w:rPr>
+          <w:rFonts w:ascii="Times New Roman" w:hAnsi="Times New Roman" w:eastAsia="Times New Roman" w:cs="Times New Roman"/>
+          <w:color w:val="000000"/>
+        </w:rPr>
         <w:t xml:space="preserve"> You know, and that, by the way, it's a </w:t>
       </w:r>
       <w:r>
         <w:rPr>
-          <w:i/>
-          <w:iCs/>
+          <w:rFonts w:ascii="Times New Roman" w:hAnsi="Times New Roman" w:eastAsia="Times New Roman" w:cs="Times New Roman"/>
+          <w:i/>
+          <w:iCs/>
+          <w:color w:val="000000"/>
         </w:rPr>
         <w:t xml:space="preserve">maalah</w:t>
       </w:r>
       <w:r>
+        <w:rPr>
+          <w:rFonts w:ascii="Times New Roman" w:hAnsi="Times New Roman" w:eastAsia="Times New Roman" w:cs="Times New Roman"/>
+          <w:color w:val="000000"/>
+        </w:rPr>
         <w:t xml:space="preserve">. </w:t>
       </w:r>
     </w:p>
     <w:p>
       <w:pPr>
-        <w:bidi w:val="false"/>
-        <w:spacing w:before="0" w:after="180" w:line="276"/>
-        <w:jc w:val="start"/>
-      </w:pPr>
-      <w:r>
+        <w:widowControl/>
+        <w:bidi w:val="false"/>
+        <w:spacing w:before="0" w:after="180" w:line="276"/>
+        <w:jc w:val="start"/>
+      </w:pPr>
+      <w:r>
+        <w:rPr>
+          <w:rFonts w:ascii="Times New Roman" w:hAnsi="Times New Roman" w:eastAsia="Times New Roman" w:cs="Times New Roman"/>
+          <w:color w:val="000000"/>
+        </w:rPr>
         <w:t xml:space="preserve">I've talked to people who were weren't you know, more secular, whatever. And they all say they don't see any way politically that it can be solved, the Middle East can have real peace, sustainable. Oh, that part I think everyone is </w:t>
       </w:r>
       <w:r>
         <w:rPr>
-          <w:i/>
-          <w:iCs/>
+          <w:rFonts w:ascii="Times New Roman" w:hAnsi="Times New Roman" w:eastAsia="Times New Roman" w:cs="Times New Roman"/>
+          <w:i/>
+          <w:iCs/>
+          <w:color w:val="000000"/>
         </w:rPr>
         <w:t xml:space="preserve">maskim</w:t>
       </w:r>
       <w:r>
+        <w:rPr>
+          <w:rFonts w:ascii="Times New Roman" w:hAnsi="Times New Roman" w:eastAsia="Times New Roman" w:cs="Times New Roman"/>
+          <w:color w:val="000000"/>
+        </w:rPr>
         <w:t xml:space="preserve">, but I also think basically like Unless they they don't believe in maybe if they do or they don't, but if you tell them, "Well, maybe if </w:t>
       </w:r>
       <w:r>
         <w:rPr>
-          <w:i/>
-          <w:iCs/>
+          <w:rFonts w:ascii="Times New Roman" w:hAnsi="Times New Roman" w:eastAsia="Times New Roman" w:cs="Times New Roman"/>
+          <w:i/>
+          <w:iCs/>
+          <w:color w:val="000000"/>
         </w:rPr>
         <w:t xml:space="preserve">Mashiach</w:t>
       </w:r>
       <w:r>
+        <w:rPr>
+          <w:rFonts w:ascii="Times New Roman" w:hAnsi="Times New Roman" w:eastAsia="Times New Roman" w:cs="Times New Roman"/>
+          <w:color w:val="000000"/>
+        </w:rPr>
         <w:t xml:space="preserve"> comes or Messiah," they said, "Yeah, maybe that would work." But basically they're saying, they're saying there's no normal, linear way of seeing, oh, all of a sudden Trump or whoever the next president, all of a sudden there's going to be some kind of deal and everybody's going to get along. No one believes that that that that that's going to work. </w:t>
       </w:r>
     </w:p>
     <w:p>
       <w:pPr>
-        <w:bidi w:val="false"/>
-        <w:spacing w:before="0" w:after="180" w:line="276"/>
-        <w:jc w:val="start"/>
-      </w:pPr>
-      <w:r>
+        <w:widowControl/>
+        <w:bidi w:val="false"/>
+        <w:spacing w:before="0" w:after="180" w:line="276"/>
+        <w:jc w:val="start"/>
+      </w:pPr>
+      <w:r>
+        <w:rPr>
+          <w:rFonts w:ascii="Times New Roman" w:hAnsi="Times New Roman" w:eastAsia="Times New Roman" w:cs="Times New Roman"/>
+          <w:color w:val="000000"/>
+        </w:rPr>
         <w:t xml:space="preserve">I don't think no one who thinks in their mind logically believes that. They believe it has to be something ex- out of the ordinary. Yeah, and clearly, you know, just you know, just look at the flight from Dubai. That was out of the ordinary. </w:t>
       </w:r>
     </w:p>
     <w:p>
       <w:pPr>
-        <w:bidi w:val="false"/>
-        <w:spacing w:before="0" w:after="180" w:line="276"/>
-        <w:jc w:val="start"/>
-      </w:pPr>
-      <w:r>
+        <w:widowControl/>
+        <w:bidi w:val="false"/>
+        <w:spacing w:before="0" w:after="180" w:line="276"/>
+        <w:jc w:val="start"/>
+      </w:pPr>
+      <w:r>
+        <w:rPr>
+          <w:rFonts w:ascii="Times New Roman" w:hAnsi="Times New Roman" w:eastAsia="Times New Roman" w:cs="Times New Roman"/>
+          <w:color w:val="000000"/>
+        </w:rPr>
         <w:t xml:space="preserve">You know, even the Israelis that did it are like that was superhuman. And the plane that survived that. Right. It didn't make sense. </w:t>
       </w:r>
     </w:p>
     <w:p>
       <w:pPr>
-        <w:bidi w:val="false"/>
-        <w:spacing w:before="0" w:after="180" w:line="276"/>
-        <w:jc w:val="start"/>
-      </w:pPr>
-      <w:r>
+        <w:widowControl/>
+        <w:bidi w:val="false"/>
+        <w:spacing w:before="0" w:after="180" w:line="276"/>
+        <w:jc w:val="start"/>
+      </w:pPr>
+      <w:r>
+        <w:rPr>
+          <w:rFonts w:ascii="Times New Roman" w:hAnsi="Times New Roman" w:eastAsia="Times New Roman" w:cs="Times New Roman"/>
+          <w:color w:val="000000"/>
+        </w:rPr>
         <w:t xml:space="preserve">The rabbi spoke about it. He said it didn't make sense that the plane actually survived. Yes. I don't No, I don't think I don't I I I can't say for sure, but I don't think there's anyone that was </w:t>
       </w:r>
       <w:r>
         <w:rPr>
-          <w:i/>
-          <w:iCs/>
+          <w:rFonts w:ascii="Times New Roman" w:hAnsi="Times New Roman" w:eastAsia="Times New Roman" w:cs="Times New Roman"/>
+          <w:i/>
+          <w:iCs/>
+          <w:color w:val="000000"/>
         </w:rPr>
         <w:t xml:space="preserve">frum</w:t>
       </w:r>
       <w:r>
+        <w:rPr>
+          <w:rFonts w:ascii="Times New Roman" w:hAnsi="Times New Roman" w:eastAsia="Times New Roman" w:cs="Times New Roman"/>
+          <w:color w:val="000000"/>
+        </w:rPr>
         <w:t xml:space="preserve"> on that flight. </w:t>
       </w:r>
     </w:p>
     <w:p>
       <w:pPr>
-        <w:bidi w:val="false"/>
-        <w:spacing w:before="0" w:after="180" w:line="276"/>
-        <w:jc w:val="start"/>
-      </w:pPr>
-      <w:r>
+        <w:widowControl/>
+        <w:bidi w:val="false"/>
+        <w:spacing w:before="0" w:after="180" w:line="276"/>
+        <w:jc w:val="start"/>
+      </w:pPr>
+      <w:r>
+        <w:rPr>
+          <w:rFonts w:ascii="Times New Roman" w:hAnsi="Times New Roman" w:eastAsia="Times New Roman" w:cs="Times New Roman"/>
+          <w:color w:val="000000"/>
+        </w:rPr>
         <w:t xml:space="preserve">I'm sure not, probably not. If not 90-95%, you know, whatever, maybe you had a few </w:t>
       </w:r>
       <w:r>
         <w:rPr>
-          <w:i/>
-          <w:iCs/>
+          <w:rFonts w:ascii="Times New Roman" w:hAnsi="Times New Roman" w:eastAsia="Times New Roman" w:cs="Times New Roman"/>
+          <w:i/>
+          <w:iCs/>
+          <w:color w:val="000000"/>
         </w:rPr>
         <w:t xml:space="preserve">Sefardim</w:t>
       </w:r>
       <w:r>
+        <w:rPr>
+          <w:rFonts w:ascii="Times New Roman" w:hAnsi="Times New Roman" w:eastAsia="Times New Roman" w:cs="Times New Roman"/>
+          <w:color w:val="000000"/>
+        </w:rPr>
         <w:t xml:space="preserve">, I don't you know, whatever, you know, you know, they're dressed just a little more modernly, but whatever. But for the most part, I'm pretty confident in saying that most, if not all. But the way they were singing </w:t>
       </w:r>
       <w:r>
         <w:rPr>
-          <w:i/>
-          <w:iCs/>
+          <w:rFonts w:ascii="Times New Roman" w:hAnsi="Times New Roman" w:eastAsia="Times New Roman" w:cs="Times New Roman"/>
+          <w:i/>
+          <w:iCs/>
+          <w:color w:val="000000"/>
         </w:rPr>
         <w:t xml:space="preserve">Hashem Yitbarach</w:t>
       </w:r>
       <w:r>
+        <w:rPr>
+          <w:rFonts w:ascii="Times New Roman" w:hAnsi="Times New Roman" w:eastAsia="Times New Roman" w:cs="Times New Roman"/>
+          <w:color w:val="000000"/>
+        </w:rPr>
         <w:t xml:space="preserve">, I forgot the, you know, whatever, like they understand. </w:t>
       </w:r>
     </w:p>
     <w:p>
       <w:pPr>
-        <w:bidi w:val="false"/>
-        <w:spacing w:before="0" w:after="180" w:line="276"/>
-        <w:jc w:val="start"/>
-      </w:pPr>
-      <w:r>
+        <w:widowControl/>
+        <w:bidi w:val="false"/>
+        <w:spacing w:before="0" w:after="180" w:line="276"/>
+        <w:jc w:val="start"/>
+      </w:pPr>
+      <w:r>
+        <w:rPr>
+          <w:rFonts w:ascii="Times New Roman" w:hAnsi="Times New Roman" w:eastAsia="Times New Roman" w:cs="Times New Roman"/>
+          <w:color w:val="000000"/>
+        </w:rPr>
         <w:t xml:space="preserve">They they they they get it. You know, you know There is a certain </w:t>
       </w:r>
       <w:r>
         <w:rPr>
-          <w:i/>
-          <w:iCs/>
+          <w:rFonts w:ascii="Times New Roman" w:hAnsi="Times New Roman" w:eastAsia="Times New Roman" w:cs="Times New Roman"/>
+          <w:i/>
+          <w:iCs/>
+          <w:color w:val="000000"/>
         </w:rPr>
         <w:t xml:space="preserve">emunah</w:t>
       </w:r>
       <w:r>
+        <w:rPr>
+          <w:rFonts w:ascii="Times New Roman" w:hAnsi="Times New Roman" w:eastAsia="Times New Roman" w:cs="Times New Roman"/>
+          <w:color w:val="000000"/>
+        </w:rPr>
         <w:t xml:space="preserve"> basically, they believe in it. And so just that's that dichotomy, you know, that Hashem's making it very dire, but yet we have this </w:t>
       </w:r>
       <w:r>
         <w:rPr>
-          <w:i/>
-          <w:iCs/>
+          <w:rFonts w:ascii="Times New Roman" w:hAnsi="Times New Roman" w:eastAsia="Times New Roman" w:cs="Times New Roman"/>
+          <w:i/>
+          <w:iCs/>
+          <w:color w:val="000000"/>
         </w:rPr>
         <w:t xml:space="preserve">emunah</w:t>
       </w:r>
       <w:r>
+        <w:rPr>
+          <w:rFonts w:ascii="Times New Roman" w:hAnsi="Times New Roman" w:eastAsia="Times New Roman" w:cs="Times New Roman"/>
+          <w:color w:val="000000"/>
+        </w:rPr>
         <w:t xml:space="preserve">, yet you have </w:t>
       </w:r>
       <w:r>
         <w:rPr>
-          <w:i/>
-          <w:iCs/>
+          <w:rFonts w:ascii="Times New Roman" w:hAnsi="Times New Roman" w:eastAsia="Times New Roman" w:cs="Times New Roman"/>
+          <w:i/>
+          <w:iCs/>
+          <w:color w:val="000000"/>
         </w:rPr>
         <w:t xml:space="preserve">yeiush</w:t>
       </w:r>
       <w:r>
+        <w:rPr>
+          <w:rFonts w:ascii="Times New Roman" w:hAnsi="Times New Roman" w:eastAsia="Times New Roman" w:cs="Times New Roman"/>
+          <w:color w:val="000000"/>
+        </w:rPr>
         <w:t xml:space="preserve">, but yet, you know. So let's see how he goes further. </w:t>
       </w:r>
     </w:p>
     <w:p>
       <w:pPr>
-        <w:bidi w:val="false"/>
-        <w:spacing w:before="0" w:after="180" w:line="276"/>
-        <w:jc w:val="start"/>
-      </w:pPr>
-      <w:r>
+        <w:pStyle w:val="Heading2"/>
+        <w:jc w:val="left"/>
+      </w:pPr>
+      <w:r>
+        <w:rPr>
+          <w:rFonts w:ascii="Times New Roman" w:hAnsi="Times New Roman" w:eastAsia="Times New Roman" w:cs="Times New Roman"/>
+        </w:rPr>
+        <w:t>The Gemara in Sanhedrin</w:t>
+      </w:r>
+    </w:p>
+    <w:p>
+      <w:pPr>
+        <w:widowControl/>
+        <w:bidi w:val="false"/>
+        <w:spacing w:before="0" w:after="180" w:line="276"/>
+        <w:jc w:val="start"/>
+      </w:pPr>
+      <w:r>
+        <w:rPr>
+          <w:rFonts w:ascii="Times New Roman" w:hAnsi="Times New Roman" w:eastAsia="Times New Roman" w:cs="Times New Roman"/>
+          <w:color w:val="000000"/>
+        </w:rPr>
         <w:t xml:space="preserve">So he says, by the way, just just this Gemara from Sanhedrin: </w:t>
       </w:r>
       <w:r>
         <w:rPr>
+          <w:rFonts w:ascii="Times New Roman" w:hAnsi="Times New Roman" w:eastAsia="Times New Roman" w:cs="Times New Roman"/>
+          <w:color w:val="000000"/>
           <w:rtl/>
           <w:lang w:bidi="he-IL"/>
         </w:rPr>
         <w:t xml:space="preserve">תנו רבנן, כי ידין השם עמו</w:t>
       </w:r>
       <w:r>
+        <w:rPr>
+          <w:rFonts w:ascii="Times New Roman" w:hAnsi="Times New Roman" w:eastAsia="Times New Roman" w:cs="Times New Roman"/>
+          <w:color w:val="000000"/>
+        </w:rPr>
         <w:t xml:space="preserve">. He says that </w:t>
       </w:r>
       <w:r>
         <w:rPr>
+          <w:rFonts w:ascii="Times New Roman" w:hAnsi="Times New Roman" w:eastAsia="Times New Roman" w:cs="Times New Roman"/>
+          <w:color w:val="000000"/>
           <w:rtl/>
           <w:lang w:bidi="he-IL"/>
         </w:rPr>
         <w:t xml:space="preserve">השם</w:t>
       </w:r>
       <w:r>
+        <w:rPr>
+          <w:rFonts w:ascii="Times New Roman" w:hAnsi="Times New Roman" w:eastAsia="Times New Roman" w:cs="Times New Roman"/>
+          <w:color w:val="000000"/>
+        </w:rPr>
         <w:t xml:space="preserve"> will judge His people. </w:t>
       </w:r>
     </w:p>
     <w:p>
       <w:pPr>
-        <w:bidi w:val="false"/>
-        <w:spacing w:before="0" w:after="180" w:line="276"/>
-        <w:jc w:val="start"/>
-      </w:pPr>
-      <w:r>
-        <w:rPr>
+        <w:widowControl/>
+        <w:bidi w:val="false"/>
+        <w:spacing w:before="0" w:after="180" w:line="276"/>
+        <w:jc w:val="start"/>
+      </w:pPr>
+      <w:r>
+        <w:rPr>
+          <w:rFonts w:ascii="Times New Roman" w:hAnsi="Times New Roman" w:eastAsia="Times New Roman" w:cs="Times New Roman"/>
+          <w:color w:val="000000"/>
           <w:rtl/>
           <w:lang w:bidi="he-IL"/>
         </w:rPr>
         <w:t xml:space="preserve">וגומר. כי יראה כי אזלת יד ואפס עצור ועזוב</w:t>
       </w:r>
       <w:r>
+        <w:rPr>
+          <w:rFonts w:ascii="Times New Roman" w:hAnsi="Times New Roman" w:eastAsia="Times New Roman" w:cs="Times New Roman"/>
+          <w:color w:val="000000"/>
+        </w:rPr>
         <w:t xml:space="preserve">. </w:t>
       </w:r>
     </w:p>
     <w:p>
       <w:pPr>
-        <w:bidi w:val="false"/>
-        <w:spacing w:before="0" w:after="180" w:line="276"/>
-        <w:jc w:val="start"/>
-      </w:pPr>
-      <w:r>
+        <w:widowControl/>
+        <w:bidi w:val="false"/>
+        <w:spacing w:before="0" w:after="180" w:line="276"/>
+        <w:jc w:val="start"/>
+      </w:pPr>
+      <w:r>
+        <w:rPr>
+          <w:rFonts w:ascii="Times New Roman" w:hAnsi="Times New Roman" w:eastAsia="Times New Roman" w:cs="Times New Roman"/>
+          <w:color w:val="000000"/>
+        </w:rPr>
         <w:t xml:space="preserve">When He sees the strength is gone and there's none restrained or left. </w:t>
       </w:r>
     </w:p>
     <w:p>
       <w:pPr>
-        <w:bidi w:val="false"/>
-        <w:spacing w:before="0" w:after="180" w:line="276"/>
-        <w:jc w:val="start"/>
-      </w:pPr>
-      <w:r>
-        <w:rPr>
+        <w:widowControl/>
+        <w:bidi w:val="false"/>
+        <w:spacing w:before="0" w:after="180" w:line="276"/>
+        <w:jc w:val="start"/>
+      </w:pPr>
+      <w:r>
+        <w:rPr>
+          <w:rFonts w:ascii="Times New Roman" w:hAnsi="Times New Roman" w:eastAsia="Times New Roman" w:cs="Times New Roman"/>
+          <w:color w:val="000000"/>
           <w:rtl/>
           <w:lang w:bidi="he-IL"/>
         </w:rPr>
         <w:t xml:space="preserve">אין בן דוד בא עד שירבו המסורות</w:t>
       </w:r>
       <w:r>
+        <w:rPr>
+          <w:rFonts w:ascii="Times New Roman" w:hAnsi="Times New Roman" w:eastAsia="Times New Roman" w:cs="Times New Roman"/>
+          <w:color w:val="000000"/>
+        </w:rPr>
         <w:t xml:space="preserve">. So Ben David is not going to come until the informers increase. </w:t>
       </w:r>
     </w:p>
     <w:p>
       <w:pPr>
-        <w:bidi w:val="false"/>
-        <w:spacing w:before="0" w:after="180" w:line="276"/>
-        <w:jc w:val="start"/>
-      </w:pPr>
-      <w:r>
-        <w:rPr>
+        <w:widowControl/>
+        <w:bidi w:val="false"/>
+        <w:spacing w:before="0" w:after="180" w:line="276"/>
+        <w:jc w:val="start"/>
+      </w:pPr>
+      <w:r>
+        <w:rPr>
+          <w:rFonts w:ascii="Times New Roman" w:hAnsi="Times New Roman" w:eastAsia="Times New Roman" w:cs="Times New Roman"/>
+          <w:color w:val="000000"/>
           <w:rtl/>
           <w:lang w:bidi="he-IL"/>
         </w:rPr>
         <w:t xml:space="preserve">דבר אחר, עד שית— עד שיתמעטו</w:t>
       </w:r>
       <w:r>
+        <w:rPr>
+          <w:rFonts w:ascii="Times New Roman" w:hAnsi="Times New Roman" w:eastAsia="Times New Roman" w:cs="Times New Roman"/>
+          <w:color w:val="000000"/>
+        </w:rPr>
         <w:t xml:space="preserve">, until the </w:t>
       </w:r>
       <w:r>
         <w:rPr>
-          <w:i/>
-          <w:iCs/>
+          <w:rFonts w:ascii="Times New Roman" w:hAnsi="Times New Roman" w:eastAsia="Times New Roman" w:cs="Times New Roman"/>
+          <w:i/>
+          <w:iCs/>
+          <w:color w:val="000000"/>
         </w:rPr>
         <w:t xml:space="preserve">talmidim</w:t>
       </w:r>
       <w:r>
+        <w:rPr>
+          <w:rFonts w:ascii="Times New Roman" w:hAnsi="Times New Roman" w:eastAsia="Times New Roman" w:cs="Times New Roman"/>
+          <w:color w:val="000000"/>
+        </w:rPr>
         <w:t xml:space="preserve"> decrease. </w:t>
       </w:r>
     </w:p>
     <w:p>
       <w:pPr>
-        <w:bidi w:val="false"/>
-        <w:spacing w:before="0" w:after="180" w:line="276"/>
-        <w:jc w:val="start"/>
-      </w:pPr>
-      <w:r>
-        <w:rPr>
+        <w:widowControl/>
+        <w:bidi w:val="false"/>
+        <w:spacing w:before="0" w:after="180" w:line="276"/>
+        <w:jc w:val="start"/>
+      </w:pPr>
+      <w:r>
+        <w:rPr>
+          <w:rFonts w:ascii="Times New Roman" w:hAnsi="Times New Roman" w:eastAsia="Times New Roman" w:cs="Times New Roman"/>
+          <w:color w:val="000000"/>
           <w:rtl/>
           <w:lang w:bidi="he-IL"/>
         </w:rPr>
         <w:t xml:space="preserve">דבר אחר, עד שתכלה פרוטה מן הכיס</w:t>
       </w:r>
       <w:r>
+        <w:rPr>
+          <w:rFonts w:ascii="Times New Roman" w:hAnsi="Times New Roman" w:eastAsia="Times New Roman" w:cs="Times New Roman"/>
+          <w:color w:val="000000"/>
+        </w:rPr>
         <w:t xml:space="preserve">, until the the the last coin is gone from the purse. Okay? </w:t>
       </w:r>
     </w:p>
     <w:p>
       <w:pPr>
-        <w:bidi w:val="false"/>
-        <w:spacing w:before="0" w:after="180" w:line="276"/>
-        <w:jc w:val="start"/>
-      </w:pPr>
-      <w:r>
-        <w:rPr>
+        <w:widowControl/>
+        <w:bidi w:val="false"/>
+        <w:spacing w:before="0" w:after="180" w:line="276"/>
+        <w:jc w:val="start"/>
+      </w:pPr>
+      <w:r>
+        <w:rPr>
+          <w:rFonts w:ascii="Times New Roman" w:hAnsi="Times New Roman" w:eastAsia="Times New Roman" w:cs="Times New Roman"/>
+          <w:color w:val="000000"/>
           <w:rtl/>
           <w:lang w:bidi="he-IL"/>
         </w:rPr>
         <w:t xml:space="preserve">דבר אחר, עד שיתיאשו מן הגאולה</w:t>
       </w:r>
       <w:r>
+        <w:rPr>
+          <w:rFonts w:ascii="Times New Roman" w:hAnsi="Times New Roman" w:eastAsia="Times New Roman" w:cs="Times New Roman"/>
+          <w:color w:val="000000"/>
+        </w:rPr>
         <w:t xml:space="preserve">, until they give up hope of </w:t>
       </w:r>
       <w:r>
         <w:rPr>
+          <w:rFonts w:ascii="Times New Roman" w:hAnsi="Times New Roman" w:eastAsia="Times New Roman" w:cs="Times New Roman"/>
+          <w:color w:val="000000"/>
           <w:rtl/>
           <w:lang w:bidi="he-IL"/>
         </w:rPr>
         <w:t xml:space="preserve">גאולה, שנאמר: ואפס עצור ועזוב</w:t>
       </w:r>
       <w:r>
+        <w:rPr>
+          <w:rFonts w:ascii="Times New Roman" w:hAnsi="Times New Roman" w:eastAsia="Times New Roman" w:cs="Times New Roman"/>
+          <w:color w:val="000000"/>
+        </w:rPr>
         <w:t xml:space="preserve">, right? There is none restrained or left, </w:t>
       </w:r>
       <w:r>
         <w:rPr>
+          <w:rFonts w:ascii="Times New Roman" w:hAnsi="Times New Roman" w:eastAsia="Times New Roman" w:cs="Times New Roman"/>
+          <w:color w:val="000000"/>
           <w:rtl/>
           <w:lang w:bidi="he-IL"/>
         </w:rPr>
         <w:t xml:space="preserve">כביכול אין סומך ועוזר לישראל</w:t>
       </w:r>
       <w:r>
+        <w:rPr>
+          <w:rFonts w:ascii="Times New Roman" w:hAnsi="Times New Roman" w:eastAsia="Times New Roman" w:cs="Times New Roman"/>
+          <w:color w:val="000000"/>
+        </w:rPr>
         <w:t xml:space="preserve">, that you could say, God forbid, that no one's going to support or help Israel. And that's when Hashem comes in. That's when that's when </w:t>
       </w:r>
       <w:r>
         <w:rPr>
-          <w:i/>
-          <w:iCs/>
+          <w:rFonts w:ascii="Times New Roman" w:hAnsi="Times New Roman" w:eastAsia="Times New Roman" w:cs="Times New Roman"/>
+          <w:i/>
+          <w:iCs/>
+          <w:color w:val="000000"/>
         </w:rPr>
         <w:t xml:space="preserve">Mashiach</w:t>
       </w:r>
       <w:r>
+        <w:rPr>
+          <w:rFonts w:ascii="Times New Roman" w:hAnsi="Times New Roman" w:eastAsia="Times New Roman" w:cs="Times New Roman"/>
+          <w:color w:val="000000"/>
+        </w:rPr>
         <w:t xml:space="preserve"> comes. </w:t>
       </w:r>
     </w:p>
     <w:p>
       <w:pPr>
-        <w:bidi w:val="false"/>
-        <w:spacing w:before="0" w:after="180" w:line="276"/>
-        <w:jc w:val="start"/>
-      </w:pPr>
-      <w:r>
-        <w:rPr>
+        <w:pStyle w:val="Heading2"/>
+        <w:jc w:val="left"/>
+      </w:pPr>
+      <w:r>
+        <w:rPr>
+          <w:rFonts w:ascii="Times New Roman" w:hAnsi="Times New Roman" w:eastAsia="Times New Roman" w:cs="Times New Roman"/>
+        </w:rPr>
+        <w:t>Sarah in the Midrash Tanchuma</w:t>
+      </w:r>
+    </w:p>
+    <w:p>
+      <w:pPr>
+        <w:widowControl/>
+        <w:bidi w:val="false"/>
+        <w:spacing w:before="0" w:after="180" w:line="276"/>
+        <w:jc w:val="start"/>
+      </w:pPr>
+      <w:r>
+        <w:rPr>
+          <w:rFonts w:ascii="Times New Roman" w:hAnsi="Times New Roman" w:eastAsia="Times New Roman" w:cs="Times New Roman"/>
+          <w:color w:val="000000"/>
           <w:rtl/>
           <w:lang w:bidi="he-IL"/>
         </w:rPr>
         <w:t xml:space="preserve">ושוב מצאתי בתנחומא על פסוק ה' פקד דבר זה, עיין שם בהם</w:t>
       </w:r>
       <w:r>
+        <w:rPr>
+          <w:rFonts w:ascii="Times New Roman" w:hAnsi="Times New Roman" w:eastAsia="Times New Roman" w:cs="Times New Roman"/>
+          <w:color w:val="000000"/>
+        </w:rPr>
         <w:t xml:space="preserve">. He says, I also found this concept in </w:t>
       </w:r>
       <w:r>
         <w:rPr>
+          <w:rFonts w:ascii="Times New Roman" w:hAnsi="Times New Roman" w:eastAsia="Times New Roman" w:cs="Times New Roman"/>
+          <w:color w:val="000000"/>
           <w:rtl/>
           <w:lang w:bidi="he-IL"/>
         </w:rPr>
         <w:t xml:space="preserve">מדרש תנחומא, ה'</w:t>
       </w:r>
       <w:r>
+        <w:rPr>
+          <w:rFonts w:ascii="Times New Roman" w:hAnsi="Times New Roman" w:eastAsia="Times New Roman" w:cs="Times New Roman"/>
+          <w:color w:val="000000"/>
+        </w:rPr>
         <w:t xml:space="preserve"> remembered Sarah, and see there and rejoice. So, let's look at the </w:t>
       </w:r>
       <w:r>
         <w:rPr>
+          <w:rFonts w:ascii="Times New Roman" w:hAnsi="Times New Roman" w:eastAsia="Times New Roman" w:cs="Times New Roman"/>
+          <w:color w:val="000000"/>
           <w:rtl/>
           <w:lang w:bidi="he-IL"/>
         </w:rPr>
         <w:t xml:space="preserve">תנחומא, היינו רבותינו אמרו שנתייאשה מן הבנים</w:t>
       </w:r>
       <w:r>
+        <w:rPr>
+          <w:rFonts w:ascii="Times New Roman" w:hAnsi="Times New Roman" w:eastAsia="Times New Roman" w:cs="Times New Roman"/>
+          <w:color w:val="000000"/>
+        </w:rPr>
         <w:t xml:space="preserve">, that she despaired of having children, </w:t>
       </w:r>
       <w:r>
         <w:rPr>
+          <w:rFonts w:ascii="Times New Roman" w:hAnsi="Times New Roman" w:eastAsia="Times New Roman" w:cs="Times New Roman"/>
+          <w:color w:val="000000"/>
           <w:rtl/>
           <w:lang w:bidi="he-IL"/>
         </w:rPr>
         <w:t xml:space="preserve">שכן הוא</w:t>
       </w:r>
       <w:r>
+        <w:rPr>
+          <w:rFonts w:ascii="Times New Roman" w:hAnsi="Times New Roman" w:eastAsia="Times New Roman" w:cs="Times New Roman"/>
+          <w:color w:val="000000"/>
+        </w:rPr>
         <w:t xml:space="preserve">, so she wondered and she said, </w:t>
       </w:r>
       <w:r>
         <w:rPr>
+          <w:rFonts w:ascii="Times New Roman" w:hAnsi="Times New Roman" w:eastAsia="Times New Roman" w:cs="Times New Roman"/>
+          <w:color w:val="000000"/>
           <w:rtl/>
           <w:lang w:bidi="he-IL"/>
         </w:rPr>
         <w:t xml:space="preserve">אחרי בלותי היתה לי עדנה</w:t>
       </w:r>
       <w:r>
+        <w:rPr>
+          <w:rFonts w:ascii="Times New Roman" w:hAnsi="Times New Roman" w:eastAsia="Times New Roman" w:cs="Times New Roman"/>
+          <w:color w:val="000000"/>
+        </w:rPr>
         <w:t xml:space="preserve">, after having become worn out, shall I have now renewed youth? </w:t>
       </w:r>
     </w:p>
     <w:p>
       <w:pPr>
-        <w:bidi w:val="false"/>
-        <w:spacing w:before="0" w:after="180" w:line="276"/>
-        <w:jc w:val="start"/>
-      </w:pPr>
-      <w:r>
-        <w:rPr>
+        <w:widowControl/>
+        <w:bidi w:val="false"/>
+        <w:spacing w:before="0" w:after="180" w:line="276"/>
+        <w:jc w:val="start"/>
+      </w:pPr>
+      <w:r>
+        <w:rPr>
+          <w:rFonts w:ascii="Times New Roman" w:hAnsi="Times New Roman" w:eastAsia="Times New Roman" w:cs="Times New Roman"/>
+          <w:color w:val="000000"/>
           <w:rtl/>
           <w:lang w:bidi="he-IL"/>
         </w:rPr>
         <w:t xml:space="preserve">אמר הקדוש ברוך הוא, הריני מודיעה שאת תבני</w:t>
       </w:r>
       <w:r>
+        <w:rPr>
+          <w:rFonts w:ascii="Times New Roman" w:hAnsi="Times New Roman" w:eastAsia="Times New Roman" w:cs="Times New Roman"/>
+          <w:color w:val="000000"/>
+        </w:rPr>
         <w:t xml:space="preserve">. I'm going to demonstrate to you that that you will build. </w:t>
       </w:r>
     </w:p>
     <w:p>
       <w:pPr>
-        <w:bidi w:val="false"/>
-        <w:spacing w:before="0" w:after="180" w:line="276"/>
-        <w:jc w:val="start"/>
-      </w:pPr>
-      <w:r>
-        <w:rPr>
+        <w:widowControl/>
+        <w:bidi w:val="false"/>
+        <w:spacing w:before="0" w:after="180" w:line="276"/>
+        <w:jc w:val="start"/>
+      </w:pPr>
+      <w:r>
+        <w:rPr>
+          <w:rFonts w:ascii="Times New Roman" w:hAnsi="Times New Roman" w:eastAsia="Times New Roman" w:cs="Times New Roman"/>
+          <w:color w:val="000000"/>
           <w:rtl/>
           <w:lang w:bidi="he-IL"/>
         </w:rPr>
         <w:t xml:space="preserve">תדע לך שכשבאו מלאכים, אמר לה אברהם</w:t>
       </w:r>
       <w:r>
+        <w:rPr>
+          <w:rFonts w:ascii="Times New Roman" w:hAnsi="Times New Roman" w:eastAsia="Times New Roman" w:cs="Times New Roman"/>
+          <w:color w:val="000000"/>
+        </w:rPr>
         <w:t xml:space="preserve">, Abraham says, </w:t>
       </w:r>
       <w:r>
         <w:rPr>
+          <w:rFonts w:ascii="Times New Roman" w:hAnsi="Times New Roman" w:eastAsia="Times New Roman" w:cs="Times New Roman"/>
+          <w:color w:val="000000"/>
           <w:rtl/>
           <w:lang w:bidi="he-IL"/>
         </w:rPr>
         <w:t xml:space="preserve">מהרי שלש סאים קמח סולת</w:t>
       </w:r>
       <w:r>
+        <w:rPr>
+          <w:rFonts w:ascii="Times New Roman" w:hAnsi="Times New Roman" w:eastAsia="Times New Roman" w:cs="Times New Roman"/>
+          <w:color w:val="000000"/>
+        </w:rPr>
         <w:t xml:space="preserve">, I guess bring me whatever the amount of flour they had, right? </w:t>
       </w:r>
     </w:p>
     <w:p>
       <w:pPr>
-        <w:bidi w:val="false"/>
-        <w:spacing w:before="0" w:after="180" w:line="276"/>
-        <w:jc w:val="start"/>
-      </w:pPr>
-      <w:r>
-        <w:rPr>
+        <w:widowControl/>
+        <w:bidi w:val="false"/>
+        <w:spacing w:before="0" w:after="180" w:line="276"/>
+        <w:jc w:val="start"/>
+      </w:pPr>
+      <w:r>
+        <w:rPr>
+          <w:rFonts w:ascii="Times New Roman" w:hAnsi="Times New Roman" w:eastAsia="Times New Roman" w:cs="Times New Roman"/>
+          <w:color w:val="000000"/>
           <w:rtl/>
           <w:lang w:bidi="he-IL"/>
         </w:rPr>
         <w:t xml:space="preserve">אמר רבי יהודה ברבי שלום, בשעה שעסוקה ללוש בעיסה</w:t>
       </w:r>
       <w:r>
+        <w:rPr>
+          <w:rFonts w:ascii="Times New Roman" w:hAnsi="Times New Roman" w:eastAsia="Times New Roman" w:cs="Times New Roman"/>
+          <w:color w:val="000000"/>
+        </w:rPr>
         <w:t xml:space="preserve">, sorry, three </w:t>
       </w:r>
       <w:r>
         <w:rPr>
-          <w:i/>
-          <w:iCs/>
+          <w:rFonts w:ascii="Times New Roman" w:hAnsi="Times New Roman" w:eastAsia="Times New Roman" w:cs="Times New Roman"/>
+          <w:i/>
+          <w:iCs/>
+          <w:color w:val="000000"/>
         </w:rPr>
         <w:t xml:space="preserve">sa'ah</w:t>
       </w:r>
       <w:r>
+        <w:rPr>
+          <w:rFonts w:ascii="Times New Roman" w:hAnsi="Times New Roman" w:eastAsia="Times New Roman" w:cs="Times New Roman"/>
+          <w:color w:val="000000"/>
+        </w:rPr>
         <w:t xml:space="preserve"> of fine flour, while she was occupied kneading dough, so what happened? </w:t>
       </w:r>
     </w:p>
     <w:p>
       <w:pPr>
-        <w:bidi w:val="false"/>
-        <w:spacing w:before="0" w:after="180" w:line="276"/>
-        <w:jc w:val="start"/>
-      </w:pPr>
-      <w:r>
-        <w:rPr>
+        <w:widowControl/>
+        <w:bidi w:val="false"/>
+        <w:spacing w:before="0" w:after="180" w:line="276"/>
+        <w:jc w:val="start"/>
+      </w:pPr>
+      <w:r>
+        <w:rPr>
+          <w:rFonts w:ascii="Times New Roman" w:hAnsi="Times New Roman" w:eastAsia="Times New Roman" w:cs="Times New Roman"/>
+          <w:color w:val="000000"/>
           <w:rtl/>
           <w:lang w:bidi="he-IL"/>
         </w:rPr>
         <w:t xml:space="preserve">ראתה דרך נשים</w:t>
       </w:r>
       <w:r>
+        <w:rPr>
+          <w:rFonts w:ascii="Times New Roman" w:hAnsi="Times New Roman" w:eastAsia="Times New Roman" w:cs="Times New Roman"/>
+          <w:color w:val="000000"/>
+        </w:rPr>
         <w:t xml:space="preserve">. She experienced a way of woman, </w:t>
       </w:r>
       <w:r>
         <w:rPr>
+          <w:rFonts w:ascii="Times New Roman" w:hAnsi="Times New Roman" w:eastAsia="Times New Roman" w:cs="Times New Roman"/>
+          <w:color w:val="000000"/>
           <w:rtl/>
           <w:lang w:bidi="he-IL"/>
         </w:rPr>
         <w:t xml:space="preserve">כיון שהביאו לפניהם שיאכלו</w:t>
       </w:r>
       <w:r>
+        <w:rPr>
+          <w:rFonts w:ascii="Times New Roman" w:hAnsi="Times New Roman" w:eastAsia="Times New Roman" w:cs="Times New Roman"/>
+          <w:color w:val="000000"/>
+        </w:rPr>
         <w:t xml:space="preserve">, that when she brought them that that they were going to eat, so he says that what? </w:t>
       </w:r>
     </w:p>
     <w:p>
       <w:pPr>
-        <w:bidi w:val="false"/>
-        <w:spacing w:before="0" w:after="180" w:line="276"/>
-        <w:jc w:val="start"/>
-      </w:pPr>
-      <w:r>
-        <w:rPr>
+        <w:widowControl/>
+        <w:bidi w:val="false"/>
+        <w:spacing w:before="0" w:after="180" w:line="276"/>
+        <w:jc w:val="start"/>
+      </w:pPr>
+      <w:r>
+        <w:rPr>
+          <w:rFonts w:ascii="Times New Roman" w:hAnsi="Times New Roman" w:eastAsia="Times New Roman" w:cs="Times New Roman"/>
+          <w:color w:val="000000"/>
           <w:rtl/>
           <w:lang w:bidi="he-IL"/>
         </w:rPr>
         <w:t xml:space="preserve">אין אתה מוצא לה שהביא להם פת</w:t>
       </w:r>
       <w:r>
+        <w:rPr>
+          <w:rFonts w:ascii="Times New Roman" w:hAnsi="Times New Roman" w:eastAsia="Times New Roman" w:cs="Times New Roman"/>
+          <w:color w:val="000000"/>
+        </w:rPr>
         <w:t xml:space="preserve">. So she experienced a way of woman means that she was all of a sudden having her cycles, I guess. Okay, she brought the food, you do not find him he brought them bread, </w:t>
       </w:r>
       <w:r>
         <w:rPr>
+          <w:rFonts w:ascii="Times New Roman" w:hAnsi="Times New Roman" w:eastAsia="Times New Roman" w:cs="Times New Roman"/>
+          <w:color w:val="000000"/>
           <w:rtl/>
           <w:lang w:bidi="he-IL"/>
         </w:rPr>
         <w:t xml:space="preserve">אלא ויקח חמאה וחלב ובן הבקר</w:t>
       </w:r>
       <w:r>
+        <w:rPr>
+          <w:rFonts w:ascii="Times New Roman" w:hAnsi="Times New Roman" w:eastAsia="Times New Roman" w:cs="Times New Roman"/>
+          <w:color w:val="000000"/>
+        </w:rPr>
         <w:t xml:space="preserve">. </w:t>
       </w:r>
     </w:p>
     <w:p>
       <w:pPr>
-        <w:bidi w:val="false"/>
-        <w:spacing w:before="0" w:after="180" w:line="276"/>
-        <w:jc w:val="start"/>
-      </w:pPr>
-      <w:r>
+        <w:widowControl/>
+        <w:bidi w:val="false"/>
+        <w:spacing w:before="0" w:after="180" w:line="276"/>
+        <w:jc w:val="start"/>
+      </w:pPr>
+      <w:r>
+        <w:rPr>
+          <w:rFonts w:ascii="Times New Roman" w:hAnsi="Times New Roman" w:eastAsia="Times New Roman" w:cs="Times New Roman"/>
+          <w:color w:val="000000"/>
+        </w:rPr>
         <w:t xml:space="preserve">He took out butter and milk and the calf. So what does that mean? It's like you're regenerating. That's the point. </w:t>
       </w:r>
     </w:p>
     <w:p>
       <w:pPr>
-        <w:bidi w:val="false"/>
-        <w:spacing w:before="0" w:after="180" w:line="276"/>
-        <w:jc w:val="start"/>
-      </w:pPr>
-      <w:r>
-        <w:rPr>
+        <w:widowControl/>
+        <w:bidi w:val="false"/>
+        <w:spacing w:before="0" w:after="180" w:line="276"/>
+        <w:jc w:val="start"/>
+      </w:pPr>
+      <w:r>
+        <w:rPr>
+          <w:rFonts w:ascii="Times New Roman" w:hAnsi="Times New Roman" w:eastAsia="Times New Roman" w:cs="Times New Roman"/>
+          <w:color w:val="000000"/>
           <w:rtl/>
           <w:lang w:bidi="he-IL"/>
         </w:rPr>
         <w:t xml:space="preserve">אמר הקדוש ברוך הוא, הקדוש ברוך הוא</w:t>
       </w:r>
       <w:r>
+        <w:rPr>
+          <w:rFonts w:ascii="Times New Roman" w:hAnsi="Times New Roman" w:eastAsia="Times New Roman" w:cs="Times New Roman"/>
+          <w:color w:val="000000"/>
+        </w:rPr>
         <w:t xml:space="preserve"> says, </w:t>
       </w:r>
       <w:r>
         <w:rPr>
+          <w:rFonts w:ascii="Times New Roman" w:hAnsi="Times New Roman" w:eastAsia="Times New Roman" w:cs="Times New Roman"/>
+          <w:color w:val="000000"/>
           <w:rtl/>
           <w:lang w:bidi="he-IL"/>
         </w:rPr>
         <w:t xml:space="preserve">כבר אמרתי לאברהם</w:t>
       </w:r>
       <w:r>
+        <w:rPr>
+          <w:rFonts w:ascii="Times New Roman" w:hAnsi="Times New Roman" w:eastAsia="Times New Roman" w:cs="Times New Roman"/>
+          <w:color w:val="000000"/>
+        </w:rPr>
         <w:t xml:space="preserve">, I said already to </w:t>
       </w:r>
       <w:r>
         <w:rPr>
+          <w:rFonts w:ascii="Times New Roman" w:hAnsi="Times New Roman" w:eastAsia="Times New Roman" w:cs="Times New Roman"/>
+          <w:color w:val="000000"/>
           <w:rtl/>
           <w:lang w:bidi="he-IL"/>
         </w:rPr>
         <w:t xml:space="preserve">אברהם, כה יהיה זרעך</w:t>
       </w:r>
       <w:r>
+        <w:rPr>
+          <w:rFonts w:ascii="Times New Roman" w:hAnsi="Times New Roman" w:eastAsia="Times New Roman" w:cs="Times New Roman"/>
+          <w:color w:val="000000"/>
+        </w:rPr>
         <w:t xml:space="preserve">, that's going to be your offspring. </w:t>
       </w:r>
     </w:p>
     <w:p>
       <w:pPr>
-        <w:bidi w:val="false"/>
-        <w:spacing w:before="0" w:after="180" w:line="276"/>
-        <w:jc w:val="start"/>
-      </w:pPr>
-      <w:r>
-        <w:rPr>
+        <w:widowControl/>
+        <w:bidi w:val="false"/>
+        <w:spacing w:before="0" w:after="180" w:line="276"/>
+        <w:jc w:val="start"/>
+      </w:pPr>
+      <w:r>
+        <w:rPr>
+          <w:rFonts w:ascii="Times New Roman" w:hAnsi="Times New Roman" w:eastAsia="Times New Roman" w:cs="Times New Roman"/>
+          <w:color w:val="000000"/>
           <w:rtl/>
           <w:lang w:bidi="he-IL"/>
         </w:rPr>
         <w:t xml:space="preserve">מה כה יהיה</w:t>
       </w:r>
       <w:r>
+        <w:rPr>
+          <w:rFonts w:ascii="Times New Roman" w:hAnsi="Times New Roman" w:eastAsia="Times New Roman" w:cs="Times New Roman"/>
+          <w:color w:val="000000"/>
+        </w:rPr>
         <w:t xml:space="preserve">, that's going to be off- what happened here is also going to be in the future. </w:t>
       </w:r>
     </w:p>
     <w:p>
       <w:pPr>
-        <w:bidi w:val="false"/>
-        <w:spacing w:before="0" w:after="180" w:line="276"/>
-        <w:jc w:val="start"/>
-      </w:pPr>
-      <w:r>
-        <w:rPr>
+        <w:widowControl/>
+        <w:bidi w:val="false"/>
+        <w:spacing w:before="0" w:after="180" w:line="276"/>
+        <w:jc w:val="start"/>
+      </w:pPr>
+      <w:r>
+        <w:rPr>
+          <w:rFonts w:ascii="Times New Roman" w:hAnsi="Times New Roman" w:eastAsia="Times New Roman" w:cs="Times New Roman"/>
+          <w:color w:val="000000"/>
           <w:rtl/>
           <w:lang w:bidi="he-IL"/>
         </w:rPr>
         <w:t xml:space="preserve">אמר בתנחומא בשם רבי אחא</w:t>
       </w:r>
       <w:r>
+        <w:rPr>
+          <w:rFonts w:ascii="Times New Roman" w:hAnsi="Times New Roman" w:eastAsia="Times New Roman" w:cs="Times New Roman"/>
+          <w:color w:val="000000"/>
+        </w:rPr>
         <w:t xml:space="preserve">, meaning that what, you're old and bewildered, and we're stepped on. Okay, and we see that by with a cycle of </w:t>
       </w:r>
       <w:r>
         <w:rPr>
-          <w:i/>
-          <w:iCs/>
+          <w:rFonts w:ascii="Times New Roman" w:hAnsi="Times New Roman" w:eastAsia="Times New Roman" w:cs="Times New Roman"/>
+          <w:i/>
+          <w:iCs/>
+          <w:color w:val="000000"/>
         </w:rPr>
         <w:t xml:space="preserve">Klal Yisrael</w:t>
       </w:r>
       <w:r>
+        <w:rPr>
+          <w:rFonts w:ascii="Times New Roman" w:hAnsi="Times New Roman" w:eastAsia="Times New Roman" w:cs="Times New Roman"/>
+          <w:color w:val="000000"/>
+        </w:rPr>
         <w:t xml:space="preserve">, we're stepped on all the time, and yet we all of a sudden were vibrant and coming back. That's that </w:t>
       </w:r>
       <w:r>
         <w:rPr>
-          <w:i/>
-          <w:iCs/>
+          <w:rFonts w:ascii="Times New Roman" w:hAnsi="Times New Roman" w:eastAsia="Times New Roman" w:cs="Times New Roman"/>
+          <w:i/>
+          <w:iCs/>
+          <w:color w:val="000000"/>
         </w:rPr>
         <w:t xml:space="preserve">yeiush</w:t>
       </w:r>
       <w:r>
+        <w:rPr>
+          <w:rFonts w:ascii="Times New Roman" w:hAnsi="Times New Roman" w:eastAsia="Times New Roman" w:cs="Times New Roman"/>
+          <w:color w:val="000000"/>
+        </w:rPr>
         <w:t xml:space="preserve"> component. </w:t>
       </w:r>
     </w:p>
     <w:p>
       <w:pPr>
-        <w:bidi w:val="false"/>
-        <w:spacing w:before="0" w:after="180" w:line="276"/>
-        <w:jc w:val="start"/>
-      </w:pPr>
-      <w:r>
+        <w:widowControl/>
+        <w:bidi w:val="false"/>
+        <w:spacing w:before="0" w:after="180" w:line="276"/>
+        <w:jc w:val="start"/>
+      </w:pPr>
+      <w:r>
+        <w:rPr>
+          <w:rFonts w:ascii="Times New Roman" w:hAnsi="Times New Roman" w:eastAsia="Times New Roman" w:cs="Times New Roman"/>
+          <w:color w:val="000000"/>
+        </w:rPr>
         <w:t xml:space="preserve">He says, </w:t>
       </w:r>
       <w:r>
         <w:rPr>
+          <w:rFonts w:ascii="Times New Roman" w:hAnsi="Times New Roman" w:eastAsia="Times New Roman" w:cs="Times New Roman"/>
+          <w:color w:val="000000"/>
           <w:rtl/>
           <w:lang w:bidi="he-IL"/>
         </w:rPr>
         <w:t xml:space="preserve">אמר בתנחומא בשם רבי אחא, אין העולם חסר שלשים צדיקים</w:t>
       </w:r>
       <w:r>
+        <w:rPr>
+          <w:rFonts w:ascii="Times New Roman" w:hAnsi="Times New Roman" w:eastAsia="Times New Roman" w:cs="Times New Roman"/>
+          <w:color w:val="000000"/>
+        </w:rPr>
         <w:t xml:space="preserve">. The world's not going to miss out of thirty </w:t>
       </w:r>
       <w:r>
         <w:rPr>
+          <w:rFonts w:ascii="Times New Roman" w:hAnsi="Times New Roman" w:eastAsia="Times New Roman" w:cs="Times New Roman"/>
+          <w:color w:val="000000"/>
           <w:rtl/>
           <w:lang w:bidi="he-IL"/>
         </w:rPr>
         <w:t xml:space="preserve">צדיקים, שכן יהיה בגימטריא שלשים</w:t>
       </w:r>
       <w:r>
+        <w:rPr>
+          <w:rFonts w:ascii="Times New Roman" w:hAnsi="Times New Roman" w:eastAsia="Times New Roman" w:cs="Times New Roman"/>
+          <w:color w:val="000000"/>
+        </w:rPr>
         <w:t xml:space="preserve">, that's gematria of </w:t>
       </w:r>
       <w:r>
         <w:rPr>
+          <w:rFonts w:ascii="Times New Roman" w:hAnsi="Times New Roman" w:eastAsia="Times New Roman" w:cs="Times New Roman"/>
+          <w:color w:val="000000"/>
           <w:rtl/>
           <w:lang w:bidi="he-IL"/>
         </w:rPr>
         <w:t xml:space="preserve">שלשים</w:t>
       </w:r>
       <w:r>
+        <w:rPr>
+          <w:rFonts w:ascii="Times New Roman" w:hAnsi="Times New Roman" w:eastAsia="Times New Roman" w:cs="Times New Roman"/>
+          <w:color w:val="000000"/>
+        </w:rPr>
         <w:t xml:space="preserve">. We take the number of </w:t>
       </w:r>
       <w:r>
         <w:rPr>
+          <w:rFonts w:ascii="Times New Roman" w:hAnsi="Times New Roman" w:eastAsia="Times New Roman" w:cs="Times New Roman"/>
+          <w:color w:val="000000"/>
           <w:rtl/>
           <w:lang w:bidi="he-IL"/>
         </w:rPr>
         <w:t xml:space="preserve">ה' פקד שרה</w:t>
       </w:r>
       <w:r>
+        <w:rPr>
+          <w:rFonts w:ascii="Times New Roman" w:hAnsi="Times New Roman" w:eastAsia="Times New Roman" w:cs="Times New Roman"/>
+          <w:color w:val="000000"/>
+        </w:rPr>
         <w:t xml:space="preserve">, whatever that means in the last line, but it is connected basically to this. So you see, there was a real </w:t>
       </w:r>
       <w:r>
         <w:rPr>
-          <w:i/>
-          <w:iCs/>
+          <w:rFonts w:ascii="Times New Roman" w:hAnsi="Times New Roman" w:eastAsia="Times New Roman" w:cs="Times New Roman"/>
+          <w:i/>
+          <w:iCs/>
+          <w:color w:val="000000"/>
         </w:rPr>
         <w:t xml:space="preserve">ye'ush</w:t>
       </w:r>
       <w:r>
+        <w:rPr>
+          <w:rFonts w:ascii="Times New Roman" w:hAnsi="Times New Roman" w:eastAsia="Times New Roman" w:cs="Times New Roman"/>
+          <w:color w:val="000000"/>
+        </w:rPr>
         <w:t xml:space="preserve"> there, and yet that was the building blocks. </w:t>
       </w:r>
     </w:p>
     <w:p>
       <w:pPr>
-        <w:bidi w:val="false"/>
-        <w:spacing w:before="0" w:after="180" w:line="276"/>
-        <w:jc w:val="start"/>
-      </w:pPr>
-      <w:r>
+        <w:pStyle w:val="Heading1"/>
+        <w:jc w:val="left"/>
+      </w:pPr>
+      <w:r>
+        <w:rPr>
+          <w:rFonts w:ascii="Times New Roman" w:hAnsi="Times New Roman" w:eastAsia="Times New Roman" w:cs="Times New Roman"/>
+        </w:rPr>
+        <w:t>Avraham Avinu and the Meaning of Eliezer</w:t>
+      </w:r>
+    </w:p>
+    <w:p>
+      <w:pPr>
+        <w:widowControl/>
+        <w:bidi w:val="false"/>
+        <w:spacing w:before="0" w:after="180" w:line="276"/>
+        <w:jc w:val="start"/>
+      </w:pPr>
+      <w:r>
+        <w:rPr>
+          <w:rFonts w:ascii="Times New Roman" w:hAnsi="Times New Roman" w:eastAsia="Times New Roman" w:cs="Times New Roman"/>
+          <w:color w:val="000000"/>
+        </w:rPr>
         <w:t xml:space="preserve">So weiter, </w:t>
       </w:r>
       <w:r>
         <w:rPr>
+          <w:rFonts w:ascii="Times New Roman" w:hAnsi="Times New Roman" w:eastAsia="Times New Roman" w:cs="Times New Roman"/>
+          <w:color w:val="000000"/>
           <w:rtl/>
           <w:lang w:bidi="he-IL"/>
         </w:rPr>
         <w:t xml:space="preserve">ואברהם אבינו עליו השלום, ראשם, אברהם</w:t>
       </w:r>
       <w:r>
+        <w:rPr>
+          <w:rFonts w:ascii="Times New Roman" w:hAnsi="Times New Roman" w:eastAsia="Times New Roman" w:cs="Times New Roman"/>
+          <w:color w:val="000000"/>
+        </w:rPr>
         <w:t xml:space="preserve"> who is the head of nation, </w:t>
       </w:r>
       <w:r>
         <w:rPr>
+          <w:rFonts w:ascii="Times New Roman" w:hAnsi="Times New Roman" w:eastAsia="Times New Roman" w:cs="Times New Roman"/>
+          <w:color w:val="000000"/>
           <w:rtl/>
           <w:lang w:bidi="he-IL"/>
         </w:rPr>
         <w:t xml:space="preserve">הוא שפסק דבר זה שלא יתייאש בשום דבר</w:t>
       </w:r>
       <w:r>
+        <w:rPr>
+          <w:rFonts w:ascii="Times New Roman" w:hAnsi="Times New Roman" w:eastAsia="Times New Roman" w:cs="Times New Roman"/>
+          <w:color w:val="000000"/>
+        </w:rPr>
         <w:t xml:space="preserve">, you should not give up on anything. </w:t>
       </w:r>
     </w:p>
     <w:p>
       <w:pPr>
-        <w:bidi w:val="false"/>
-        <w:spacing w:before="0" w:after="180" w:line="276"/>
-        <w:jc w:val="start"/>
-      </w:pPr>
-      <w:r>
-        <w:rPr>
+        <w:widowControl/>
+        <w:bidi w:val="false"/>
+        <w:spacing w:before="0" w:after="180" w:line="276"/>
+        <w:jc w:val="start"/>
+      </w:pPr>
+      <w:r>
+        <w:rPr>
+          <w:rFonts w:ascii="Times New Roman" w:hAnsi="Times New Roman" w:eastAsia="Times New Roman" w:cs="Times New Roman"/>
+          <w:color w:val="000000"/>
           <w:rtl/>
           <w:lang w:bidi="he-IL"/>
         </w:rPr>
         <w:t xml:space="preserve">כשנשבה לוט, כבר נתייאשו כולם מלהצילו</w:t>
       </w:r>
       <w:r>
+        <w:rPr>
+          <w:rFonts w:ascii="Times New Roman" w:hAnsi="Times New Roman" w:eastAsia="Times New Roman" w:cs="Times New Roman"/>
+          <w:color w:val="000000"/>
+        </w:rPr>
         <w:t xml:space="preserve">. So what happened? When Lot got captured, okay, he did not give up at all, and and would not, you know, say, "Okay, I'm not going to," when Lot was giving up as far as being rescued. </w:t>
       </w:r>
       <w:r>
         <w:rPr>
-          <w:i/>
-          <w:iCs/>
+          <w:rFonts w:ascii="Times New Roman" w:hAnsi="Times New Roman" w:eastAsia="Times New Roman" w:cs="Times New Roman"/>
+          <w:i/>
+          <w:iCs/>
+          <w:color w:val="000000"/>
         </w:rPr>
         <w:t xml:space="preserve">Hakadosh Baruch Hu</w:t>
       </w:r>
       <w:r>
+        <w:rPr>
+          <w:rFonts w:ascii="Times New Roman" w:hAnsi="Times New Roman" w:eastAsia="Times New Roman" w:cs="Times New Roman"/>
+          <w:color w:val="000000"/>
+        </w:rPr>
         <w:t xml:space="preserve"> says, "No, no. </w:t>
       </w:r>
     </w:p>
     <w:p>
       <w:pPr>
-        <w:bidi w:val="false"/>
-        <w:spacing w:before="0" w:after="180" w:line="276"/>
-        <w:jc w:val="start"/>
-      </w:pPr>
-      <w:r>
+        <w:widowControl/>
+        <w:bidi w:val="false"/>
+        <w:spacing w:before="0" w:after="180" w:line="276"/>
+        <w:jc w:val="start"/>
+      </w:pPr>
+      <w:r>
+        <w:rPr>
+          <w:rFonts w:ascii="Times New Roman" w:hAnsi="Times New Roman" w:eastAsia="Times New Roman" w:cs="Times New Roman"/>
+          <w:color w:val="000000"/>
+        </w:rPr>
         <w:t xml:space="preserve">Never give up hope right there." </w:t>
       </w:r>
       <w:r>
         <w:rPr>
+          <w:rFonts w:ascii="Times New Roman" w:hAnsi="Times New Roman" w:eastAsia="Times New Roman" w:cs="Times New Roman"/>
+          <w:color w:val="000000"/>
           <w:rtl/>
           <w:lang w:bidi="he-IL"/>
         </w:rPr>
         <w:t xml:space="preserve">ועל כורחו מלך סדום</w:t>
       </w:r>
       <w:r>
+        <w:rPr>
+          <w:rFonts w:ascii="Times New Roman" w:hAnsi="Times New Roman" w:eastAsia="Times New Roman" w:cs="Times New Roman"/>
+          <w:color w:val="000000"/>
+        </w:rPr>
         <w:t xml:space="preserve">, and so that's actually the king of- the way of of of </w:t>
       </w:r>
       <w:r>
         <w:rPr>
+          <w:rFonts w:ascii="Times New Roman" w:hAnsi="Times New Roman" w:eastAsia="Times New Roman" w:cs="Times New Roman"/>
+          <w:color w:val="000000"/>
           <w:rtl/>
           <w:lang w:bidi="he-IL"/>
         </w:rPr>
         <w:t xml:space="preserve">מלך סדום</w:t>
       </w:r>
       <w:r>
+        <w:rPr>
+          <w:rFonts w:ascii="Times New Roman" w:hAnsi="Times New Roman" w:eastAsia="Times New Roman" w:cs="Times New Roman"/>
+          <w:color w:val="000000"/>
+        </w:rPr>
         <w:t xml:space="preserve">, he gave up hope. He's like, </w:t>
       </w:r>
       <w:r>
         <w:rPr>
+          <w:rFonts w:ascii="Times New Roman" w:hAnsi="Times New Roman" w:eastAsia="Times New Roman" w:cs="Times New Roman"/>
+          <w:color w:val="000000"/>
           <w:rtl/>
           <w:lang w:bidi="he-IL"/>
         </w:rPr>
         <w:t xml:space="preserve">הרכוש קח לך</w:t>
       </w:r>
       <w:r>
+        <w:rPr>
+          <w:rFonts w:ascii="Times New Roman" w:hAnsi="Times New Roman" w:eastAsia="Times New Roman" w:cs="Times New Roman"/>
+          <w:color w:val="000000"/>
+        </w:rPr>
         <w:t xml:space="preserve">, "Okay, take the spoils there." </w:t>
       </w:r>
       <w:r>
         <w:rPr>
+          <w:rFonts w:ascii="Times New Roman" w:hAnsi="Times New Roman" w:eastAsia="Times New Roman" w:cs="Times New Roman"/>
+          <w:color w:val="000000"/>
           <w:rtl/>
           <w:lang w:bidi="he-IL"/>
         </w:rPr>
         <w:t xml:space="preserve">דכבר נתייאש ביד המלכים</w:t>
       </w:r>
       <w:r>
+        <w:rPr>
+          <w:rFonts w:ascii="Times New Roman" w:hAnsi="Times New Roman" w:eastAsia="Times New Roman" w:cs="Times New Roman"/>
+          <w:color w:val="000000"/>
+        </w:rPr>
         <w:t xml:space="preserve">. And the </w:t>
       </w:r>
       <w:r>
         <w:rPr>
+          <w:rFonts w:ascii="Times New Roman" w:hAnsi="Times New Roman" w:eastAsia="Times New Roman" w:cs="Times New Roman"/>
+          <w:color w:val="000000"/>
           <w:rtl/>
           <w:lang w:bidi="he-IL"/>
         </w:rPr>
         <w:t xml:space="preserve">מלכים</w:t>
       </w:r>
       <w:r>
+        <w:rPr>
+          <w:rFonts w:ascii="Times New Roman" w:hAnsi="Times New Roman" w:eastAsia="Times New Roman" w:cs="Times New Roman"/>
+          <w:color w:val="000000"/>
+        </w:rPr>
         <w:t xml:space="preserve">, the kings, they gave up because, you know, once it's you're captured, it's that whatever. So he says, "Okay, when you have </w:t>
       </w:r>
       <w:r>
         <w:rPr>
-          <w:i/>
-          <w:iCs/>
+          <w:rFonts w:ascii="Times New Roman" w:hAnsi="Times New Roman" w:eastAsia="Times New Roman" w:cs="Times New Roman"/>
+          <w:i/>
+          <w:iCs/>
+          <w:color w:val="000000"/>
         </w:rPr>
         <w:t xml:space="preserve">ye'ush</w:t>
       </w:r>
       <w:r>
+        <w:rPr>
+          <w:rFonts w:ascii="Times New Roman" w:hAnsi="Times New Roman" w:eastAsia="Times New Roman" w:cs="Times New Roman"/>
+          <w:color w:val="000000"/>
+        </w:rPr>
         <w:t xml:space="preserve">, what's the </w:t>
       </w:r>
       <w:r>
         <w:rPr>
-          <w:i/>
-          <w:iCs/>
+          <w:rFonts w:ascii="Times New Roman" w:hAnsi="Times New Roman" w:eastAsia="Times New Roman" w:cs="Times New Roman"/>
+          <w:i/>
+          <w:iCs/>
+          <w:color w:val="000000"/>
         </w:rPr>
         <w:t xml:space="preserve">halacha</w:t>
       </w:r>
       <w:r>
+        <w:rPr>
+          <w:rFonts w:ascii="Times New Roman" w:hAnsi="Times New Roman" w:eastAsia="Times New Roman" w:cs="Times New Roman"/>
+          <w:color w:val="000000"/>
+        </w:rPr>
         <w:t xml:space="preserve">? The monetary possessions belong to the persons." So the king was actually doing that. </w:t>
       </w:r>
     </w:p>
     <w:p>
       <w:pPr>
-        <w:bidi w:val="false"/>
-        <w:spacing w:before="0" w:after="180" w:line="276"/>
-        <w:jc w:val="start"/>
-      </w:pPr>
-      <w:r>
-        <w:rPr>
+        <w:widowControl/>
+        <w:bidi w:val="false"/>
+        <w:spacing w:before="0" w:after="180" w:line="276"/>
+        <w:jc w:val="start"/>
+      </w:pPr>
+      <w:r>
+        <w:rPr>
+          <w:rFonts w:ascii="Times New Roman" w:hAnsi="Times New Roman" w:eastAsia="Times New Roman" w:cs="Times New Roman"/>
+          <w:color w:val="000000"/>
           <w:rtl/>
           <w:lang w:bidi="he-IL"/>
         </w:rPr>
         <w:t xml:space="preserve">וכן הוא אומר, קנה אברהם אבינו בשינוי רשות</w:t>
       </w:r>
       <w:r>
+        <w:rPr>
+          <w:rFonts w:ascii="Times New Roman" w:hAnsi="Times New Roman" w:eastAsia="Times New Roman" w:cs="Times New Roman"/>
+          <w:color w:val="000000"/>
+        </w:rPr>
         <w:t xml:space="preserve">, and so therefore, Avraham acquired the assets. It was a change of domain because of </w:t>
       </w:r>
       <w:r>
         <w:rPr>
-          <w:i/>
-          <w:iCs/>
+          <w:rFonts w:ascii="Times New Roman" w:hAnsi="Times New Roman" w:eastAsia="Times New Roman" w:cs="Times New Roman"/>
+          <w:i/>
+          <w:iCs/>
+          <w:color w:val="000000"/>
         </w:rPr>
         <w:t xml:space="preserve">ye'ush</w:t>
       </w:r>
       <w:r>
+        <w:rPr>
+          <w:rFonts w:ascii="Times New Roman" w:hAnsi="Times New Roman" w:eastAsia="Times New Roman" w:cs="Times New Roman"/>
+          <w:color w:val="000000"/>
+        </w:rPr>
         <w:t xml:space="preserve">. </w:t>
       </w:r>
       <w:r>
         <w:rPr>
-          <w:i/>
-          <w:iCs/>
+          <w:rFonts w:ascii="Times New Roman" w:hAnsi="Times New Roman" w:eastAsia="Times New Roman" w:cs="Times New Roman"/>
+          <w:i/>
+          <w:iCs/>
+          <w:color w:val="000000"/>
         </w:rPr>
         <w:t xml:space="preserve">Ye'ush</w:t>
       </w:r>
       <w:r>
+        <w:rPr>
+          <w:rFonts w:ascii="Times New Roman" w:hAnsi="Times New Roman" w:eastAsia="Times New Roman" w:cs="Times New Roman"/>
+          <w:color w:val="000000"/>
+        </w:rPr>
         <w:t xml:space="preserve"> changes possessions. Avraham Avinu </w:t>
       </w:r>
       <w:r>
         <w:rPr>
+          <w:rFonts w:ascii="Times New Roman" w:hAnsi="Times New Roman" w:eastAsia="Times New Roman" w:cs="Times New Roman"/>
+          <w:color w:val="000000"/>
           <w:rtl/>
           <w:lang w:bidi="he-IL"/>
         </w:rPr>
         <w:t xml:space="preserve">אזר כח</w:t>
       </w:r>
       <w:r>
+        <w:rPr>
+          <w:rFonts w:ascii="Times New Roman" w:hAnsi="Times New Roman" w:eastAsia="Times New Roman" w:cs="Times New Roman"/>
+          <w:color w:val="000000"/>
+        </w:rPr>
         <w:t xml:space="preserve">, when he helped, he was able to strengthen himself </w:t>
       </w:r>
       <w:r>
         <w:rPr>
+          <w:rFonts w:ascii="Times New Roman" w:hAnsi="Times New Roman" w:eastAsia="Times New Roman" w:cs="Times New Roman"/>
+          <w:color w:val="000000"/>
           <w:rtl/>
           <w:lang w:bidi="he-IL"/>
         </w:rPr>
         <w:t xml:space="preserve">עם שלש מאות ושמונה עשר ילידי ביתו</w:t>
       </w:r>
       <w:r>
+        <w:rPr>
+          <w:rFonts w:ascii="Times New Roman" w:hAnsi="Times New Roman" w:eastAsia="Times New Roman" w:cs="Times New Roman"/>
+          <w:color w:val="000000"/>
+        </w:rPr>
         <w:t xml:space="preserve">. </w:t>
       </w:r>
     </w:p>
     <w:p>
       <w:pPr>
-        <w:bidi w:val="false"/>
-        <w:spacing w:before="0" w:after="180" w:line="276"/>
-        <w:jc w:val="start"/>
-      </w:pPr>
-      <w:r>
+        <w:pStyle w:val="Heading2"/>
+        <w:jc w:val="left"/>
+      </w:pPr>
+      <w:r>
+        <w:rPr>
+          <w:rFonts w:ascii="Times New Roman" w:hAnsi="Times New Roman" w:eastAsia="Times New Roman" w:cs="Times New Roman"/>
+        </w:rPr>
+        <w:t>The Three Hundred and Eighteen Members of His Household</w:t>
+      </w:r>
+    </w:p>
+    <w:p>
+      <w:pPr>
+        <w:widowControl/>
+        <w:bidi w:val="false"/>
+        <w:spacing w:before="0" w:after="180" w:line="276"/>
+        <w:jc w:val="start"/>
+      </w:pPr>
+      <w:r>
+        <w:rPr>
+          <w:rFonts w:ascii="Times New Roman" w:hAnsi="Times New Roman" w:eastAsia="Times New Roman" w:cs="Times New Roman"/>
+          <w:color w:val="000000"/>
+        </w:rPr>
         <w:t xml:space="preserve">He had 318 members of his household, this is very famous, </w:t>
       </w:r>
       <w:r>
         <w:rPr>
+          <w:rFonts w:ascii="Times New Roman" w:hAnsi="Times New Roman" w:eastAsia="Times New Roman" w:cs="Times New Roman"/>
+          <w:color w:val="000000"/>
           <w:rtl/>
           <w:lang w:bidi="he-IL"/>
         </w:rPr>
         <w:t xml:space="preserve">לרדוף אחר ארבעה מלכים</w:t>
       </w:r>
       <w:r>
+        <w:rPr>
+          <w:rFonts w:ascii="Times New Roman" w:hAnsi="Times New Roman" w:eastAsia="Times New Roman" w:cs="Times New Roman"/>
+          <w:color w:val="000000"/>
+        </w:rPr>
         <w:t xml:space="preserve">, to go after the the four kings, okay? Gemara b'Nedarim </w:t>
       </w:r>
       <w:r>
         <w:rPr>
+          <w:rFonts w:ascii="Times New Roman" w:hAnsi="Times New Roman" w:eastAsia="Times New Roman" w:cs="Times New Roman"/>
+          <w:color w:val="000000"/>
           <w:rtl/>
           <w:lang w:bidi="he-IL"/>
         </w:rPr>
         <w:t xml:space="preserve">דף ל"ב</w:t>
       </w:r>
       <w:r>
+        <w:rPr>
+          <w:rFonts w:ascii="Times New Roman" w:hAnsi="Times New Roman" w:eastAsia="Times New Roman" w:cs="Times New Roman"/>
+          <w:color w:val="000000"/>
+        </w:rPr>
         <w:t xml:space="preserve"> it says, </w:t>
       </w:r>
       <w:r>
         <w:rPr>
+          <w:rFonts w:ascii="Times New Roman" w:hAnsi="Times New Roman" w:eastAsia="Times New Roman" w:cs="Times New Roman"/>
+          <w:color w:val="000000"/>
           <w:rtl/>
           <w:lang w:bidi="he-IL"/>
         </w:rPr>
         <w:t xml:space="preserve">דהוא בגימטריא אליעזר</w:t>
       </w:r>
       <w:r>
+        <w:rPr>
+          <w:rFonts w:ascii="Times New Roman" w:hAnsi="Times New Roman" w:eastAsia="Times New Roman" w:cs="Times New Roman"/>
+          <w:color w:val="000000"/>
+        </w:rPr>
         <w:t xml:space="preserve">. It means Eliezer, that's gematria, that he was one person. But Rav Tzadok is going to take it in a different direction. So let's skip this little footnote over here. </w:t>
       </w:r>
     </w:p>
     <w:p>
       <w:pPr>
-        <w:bidi w:val="false"/>
-        <w:spacing w:before="0" w:after="180" w:line="276"/>
-        <w:jc w:val="start"/>
-      </w:pPr>
-      <w:r>
+        <w:widowControl/>
+        <w:bidi w:val="false"/>
+        <w:spacing w:before="0" w:after="180" w:line="276"/>
+        <w:jc w:val="start"/>
+      </w:pPr>
+      <w:r>
+        <w:rPr>
+          <w:rFonts w:ascii="Times New Roman" w:hAnsi="Times New Roman" w:eastAsia="Times New Roman" w:cs="Times New Roman"/>
+          <w:color w:val="000000"/>
+        </w:rPr>
         <w:t xml:space="preserve">He says, </w:t>
       </w:r>
       <w:r>
         <w:rPr>
+          <w:rFonts w:ascii="Times New Roman" w:hAnsi="Times New Roman" w:eastAsia="Times New Roman" w:cs="Times New Roman"/>
+          <w:color w:val="000000"/>
           <w:rtl/>
           <w:lang w:bidi="he-IL"/>
         </w:rPr>
         <w:t xml:space="preserve">ומשמעות</w:t>
       </w:r>
       <w:r>
+        <w:rPr>
+          <w:rFonts w:ascii="Times New Roman" w:hAnsi="Times New Roman" w:eastAsia="Times New Roman" w:cs="Times New Roman"/>
+          <w:color w:val="000000"/>
+        </w:rPr>
         <w:t xml:space="preserve">, what does it mean? </w:t>
       </w:r>
     </w:p>
     <w:p>
       <w:pPr>
-        <w:bidi w:val="false"/>
-        <w:spacing w:before="0" w:after="180" w:line="276"/>
-        <w:jc w:val="start"/>
-      </w:pPr>
-      <w:r>
-        <w:rPr>
+        <w:widowControl/>
+        <w:bidi w:val="false"/>
+        <w:spacing w:before="0" w:after="180" w:line="276"/>
+        <w:jc w:val="start"/>
+      </w:pPr>
+      <w:r>
+        <w:rPr>
+          <w:rFonts w:ascii="Times New Roman" w:hAnsi="Times New Roman" w:eastAsia="Times New Roman" w:cs="Times New Roman"/>
+          <w:color w:val="000000"/>
           <w:rtl/>
           <w:lang w:bidi="he-IL"/>
         </w:rPr>
         <w:t xml:space="preserve">ומשמעות השם המפורש</w:t>
       </w:r>
       <w:r>
+        <w:rPr>
+          <w:rFonts w:ascii="Times New Roman" w:hAnsi="Times New Roman" w:eastAsia="Times New Roman" w:cs="Times New Roman"/>
+          <w:color w:val="000000"/>
+        </w:rPr>
         <w:t xml:space="preserve">, it's actually referring to the </w:t>
       </w:r>
       <w:r>
         <w:rPr>
+          <w:rFonts w:ascii="Times New Roman" w:hAnsi="Times New Roman" w:eastAsia="Times New Roman" w:cs="Times New Roman"/>
+          <w:color w:val="000000"/>
           <w:rtl/>
           <w:lang w:bidi="he-IL"/>
         </w:rPr>
         <w:t xml:space="preserve">שם המפורש בטהרה אצל משה רבינו עליו השלום, כי אלקי אבי בעזרי ויצילני וגו'</w:t>
       </w:r>
       <w:r>
+        <w:rPr>
+          <w:rFonts w:ascii="Times New Roman" w:hAnsi="Times New Roman" w:eastAsia="Times New Roman" w:cs="Times New Roman"/>
+          <w:color w:val="000000"/>
+        </w:rPr>
         <w:t xml:space="preserve">, cuz he says that what? Hashem' my Father was my help, and He saved me. That's why he named his second kid Eliezer, right? So the name Eliezer of Avraham's slave was really referring to </w:t>
       </w:r>
       <w:r>
         <w:rPr>
+          <w:rFonts w:ascii="Times New Roman" w:hAnsi="Times New Roman" w:eastAsia="Times New Roman" w:cs="Times New Roman"/>
+          <w:color w:val="000000"/>
           <w:rtl/>
           <w:lang w:bidi="he-IL"/>
         </w:rPr>
         <w:t xml:space="preserve">ק-לי עזר, ה'</w:t>
       </w:r>
       <w:r>
+        <w:rPr>
+          <w:rFonts w:ascii="Times New Roman" w:hAnsi="Times New Roman" w:eastAsia="Times New Roman" w:cs="Times New Roman"/>
+          <w:color w:val="000000"/>
+        </w:rPr>
         <w:t xml:space="preserve"> is going to help me. That's the gematria of of 318 is because I don't have </w:t>
       </w:r>
       <w:r>
         <w:rPr>
-          <w:i/>
-          <w:iCs/>
+          <w:rFonts w:ascii="Times New Roman" w:hAnsi="Times New Roman" w:eastAsia="Times New Roman" w:cs="Times New Roman"/>
+          <w:i/>
+          <w:iCs/>
+          <w:color w:val="000000"/>
         </w:rPr>
         <w:t xml:space="preserve">ye'ush</w:t>
       </w:r>
       <w:r>
+        <w:rPr>
+          <w:rFonts w:ascii="Times New Roman" w:hAnsi="Times New Roman" w:eastAsia="Times New Roman" w:cs="Times New Roman"/>
+          <w:color w:val="000000"/>
+        </w:rPr>
         <w:t xml:space="preserve">, because I know Hashem' can put me through any situation. Not that Eliezer, right, that part, but it was more of Hashem is my salvation no matter what dire situation is put in. </w:t>
       </w:r>
     </w:p>
     <w:p>
       <w:pPr>
-        <w:bidi w:val="false"/>
-        <w:spacing w:before="0" w:after="180" w:line="276"/>
-        <w:jc w:val="start"/>
-      </w:pPr>
-      <w:r>
+        <w:widowControl/>
+        <w:bidi w:val="false"/>
+        <w:spacing w:before="0" w:after="180" w:line="276"/>
+        <w:jc w:val="start"/>
+      </w:pPr>
+      <w:r>
+        <w:rPr>
+          <w:rFonts w:ascii="Times New Roman" w:hAnsi="Times New Roman" w:eastAsia="Times New Roman" w:cs="Times New Roman"/>
+          <w:color w:val="000000"/>
+        </w:rPr>
         <w:t xml:space="preserve">That's his </w:t>
       </w:r>
       <w:r>
         <w:rPr>
+          <w:rFonts w:ascii="Times New Roman" w:hAnsi="Times New Roman" w:eastAsia="Times New Roman" w:cs="Times New Roman"/>
+          <w:color w:val="000000"/>
           <w:rtl/>
           <w:lang w:bidi="he-IL"/>
         </w:rPr>
         <w:t xml:space="preserve">דרוש</w:t>
       </w:r>
       <w:r>
+        <w:rPr>
+          <w:rFonts w:ascii="Times New Roman" w:hAnsi="Times New Roman" w:eastAsia="Times New Roman" w:cs="Times New Roman"/>
+          <w:color w:val="000000"/>
+        </w:rPr>
         <w:t xml:space="preserve"> he's saying here. See, he says </w:t>
       </w:r>
       <w:r>
         <w:rPr>
+          <w:rFonts w:ascii="Times New Roman" w:hAnsi="Times New Roman" w:eastAsia="Times New Roman" w:cs="Times New Roman"/>
+          <w:color w:val="000000"/>
           <w:rtl/>
           <w:lang w:bidi="he-IL"/>
         </w:rPr>
         <w:t xml:space="preserve">שכבר שכבר היה חרב פרעה על צוארו, והשם יתברך</w:t>
       </w:r>
       <w:r>
+        <w:rPr>
+          <w:rFonts w:ascii="Times New Roman" w:hAnsi="Times New Roman" w:eastAsia="Times New Roman" w:cs="Times New Roman"/>
+          <w:color w:val="000000"/>
+        </w:rPr>
         <w:t xml:space="preserve">, where Paro's blade was poised upon his neck, okay, and </w:t>
       </w:r>
       <w:r>
         <w:rPr>
+          <w:rFonts w:ascii="Times New Roman" w:hAnsi="Times New Roman" w:eastAsia="Times New Roman" w:cs="Times New Roman"/>
+          <w:color w:val="000000"/>
           <w:rtl/>
           <w:lang w:bidi="he-IL"/>
         </w:rPr>
         <w:t xml:space="preserve">השם יתברך יכול לעזור גם אחר יאוש</w:t>
       </w:r>
       <w:r>
+        <w:rPr>
+          <w:rFonts w:ascii="Times New Roman" w:hAnsi="Times New Roman" w:eastAsia="Times New Roman" w:cs="Times New Roman"/>
+          <w:color w:val="000000"/>
+        </w:rPr>
         <w:t xml:space="preserve">, and Hashem's able to help after the </w:t>
       </w:r>
       <w:r>
         <w:rPr>
-          <w:i/>
-          <w:iCs/>
+          <w:rFonts w:ascii="Times New Roman" w:hAnsi="Times New Roman" w:eastAsia="Times New Roman" w:cs="Times New Roman"/>
+          <w:i/>
+          <w:iCs/>
+          <w:color w:val="000000"/>
         </w:rPr>
         <w:t xml:space="preserve">ye'ush</w:t>
       </w:r>
       <w:r>
+        <w:rPr>
+          <w:rFonts w:ascii="Times New Roman" w:hAnsi="Times New Roman" w:eastAsia="Times New Roman" w:cs="Times New Roman"/>
+          <w:color w:val="000000"/>
+        </w:rPr>
         <w:t xml:space="preserve">, meaning upon like all of his hope, but Hashem is right there. </w:t>
       </w:r>
     </w:p>
     <w:p>
       <w:pPr>
-        <w:bidi w:val="false"/>
-        <w:spacing w:before="0" w:after="180" w:line="276"/>
-        <w:jc w:val="start"/>
-      </w:pPr>
-      <w:r>
-        <w:rPr>
+        <w:widowControl/>
+        <w:bidi w:val="false"/>
+        <w:spacing w:before="0" w:after="180" w:line="276"/>
+        <w:jc w:val="start"/>
+      </w:pPr>
+      <w:r>
+        <w:rPr>
+          <w:rFonts w:ascii="Times New Roman" w:hAnsi="Times New Roman" w:eastAsia="Times New Roman" w:cs="Times New Roman"/>
+          <w:color w:val="000000"/>
           <w:rtl/>
           <w:lang w:bidi="he-IL"/>
         </w:rPr>
         <w:t xml:space="preserve">שאין להתייאש משום דבר</w:t>
       </w:r>
       <w:r>
+        <w:rPr>
+          <w:rFonts w:ascii="Times New Roman" w:hAnsi="Times New Roman" w:eastAsia="Times New Roman" w:cs="Times New Roman"/>
+          <w:color w:val="000000"/>
+        </w:rPr>
         <w:t xml:space="preserve">, and therefore, even though there's </w:t>
       </w:r>
       <w:r>
         <w:rPr>
-          <w:i/>
-          <w:iCs/>
+          <w:rFonts w:ascii="Times New Roman" w:hAnsi="Times New Roman" w:eastAsia="Times New Roman" w:cs="Times New Roman"/>
+          <w:i/>
+          <w:iCs/>
+          <w:color w:val="000000"/>
         </w:rPr>
         <w:t xml:space="preserve">ye'ush</w:t>
       </w:r>
       <w:r>
+        <w:rPr>
+          <w:rFonts w:ascii="Times New Roman" w:hAnsi="Times New Roman" w:eastAsia="Times New Roman" w:cs="Times New Roman"/>
+          <w:color w:val="000000"/>
+        </w:rPr>
         <w:t xml:space="preserve">, you can't, it's not really there because you have Hashem. And so, by the way, you brought that thing about, oh, politically it doesn't make sense with all the other nations, right? But it becomes irrelevant when you realize that Hashem can buck any trend. </w:t>
       </w:r>
     </w:p>
     <w:p>
       <w:pPr>
-        <w:bidi w:val="false"/>
-        <w:spacing w:before="0" w:after="180" w:line="276"/>
-        <w:jc w:val="start"/>
-      </w:pPr>
-      <w:r>
+        <w:widowControl/>
+        <w:bidi w:val="false"/>
+        <w:spacing w:before="0" w:after="180" w:line="276"/>
+        <w:jc w:val="start"/>
+      </w:pPr>
+      <w:r>
+        <w:rPr>
+          <w:rFonts w:ascii="Times New Roman" w:hAnsi="Times New Roman" w:eastAsia="Times New Roman" w:cs="Times New Roman"/>
+          <w:color w:val="000000"/>
+        </w:rPr>
         <w:t xml:space="preserve">And that's the point. That's the </w:t>
       </w:r>
       <w:r>
         <w:rPr>
-          <w:i/>
-          <w:iCs/>
+          <w:rFonts w:ascii="Times New Roman" w:hAnsi="Times New Roman" w:eastAsia="Times New Roman" w:cs="Times New Roman"/>
+          <w:i/>
+          <w:iCs/>
+          <w:color w:val="000000"/>
         </w:rPr>
         <w:t xml:space="preserve">nekudah</w:t>
       </w:r>
       <w:r>
+        <w:rPr>
+          <w:rFonts w:ascii="Times New Roman" w:hAnsi="Times New Roman" w:eastAsia="Times New Roman" w:cs="Times New Roman"/>
+          <w:color w:val="000000"/>
+        </w:rPr>
         <w:t xml:space="preserve">, yes, 100%. That fits into the Gemara also very nicely. </w:t>
       </w:r>
     </w:p>
     <w:p>
       <w:pPr>
-        <w:bidi w:val="false"/>
-        <w:spacing w:before="0" w:after="180" w:line="276"/>
-        <w:jc w:val="start"/>
-      </w:pPr>
-      <w:r>
-        <w:rPr>
+        <w:pStyle w:val="Heading2"/>
+        <w:jc w:val="left"/>
+      </w:pPr>
+      <w:r>
+        <w:rPr>
+          <w:rFonts w:ascii="Times New Roman" w:hAnsi="Times New Roman" w:eastAsia="Times New Roman" w:cs="Times New Roman"/>
+        </w:rPr>
+        <w:t>The Gematria of Yeiush</w:t>
+      </w:r>
+    </w:p>
+    <w:p>
+      <w:pPr>
+        <w:widowControl/>
+        <w:bidi w:val="false"/>
+        <w:spacing w:before="0" w:after="180" w:line="276"/>
+        <w:jc w:val="start"/>
+      </w:pPr>
+      <w:r>
+        <w:rPr>
+          <w:rFonts w:ascii="Times New Roman" w:hAnsi="Times New Roman" w:eastAsia="Times New Roman" w:cs="Times New Roman"/>
+          <w:color w:val="000000"/>
           <w:rtl/>
           <w:lang w:bidi="he-IL"/>
         </w:rPr>
         <w:t xml:space="preserve">ובזה ירמוז מספר שלוש מאות ושמונה עשר</w:t>
       </w:r>
       <w:r>
+        <w:rPr>
+          <w:rFonts w:ascii="Times New Roman" w:hAnsi="Times New Roman" w:eastAsia="Times New Roman" w:cs="Times New Roman"/>
+          <w:color w:val="000000"/>
+        </w:rPr>
         <w:t xml:space="preserve">, and that's the hint of 318, the </w:t>
       </w:r>
       <w:r>
         <w:rPr>
-          <w:i/>
-          <w:iCs/>
+          <w:rFonts w:ascii="Times New Roman" w:hAnsi="Times New Roman" w:eastAsia="Times New Roman" w:cs="Times New Roman"/>
+          <w:i/>
+          <w:iCs/>
+          <w:color w:val="000000"/>
         </w:rPr>
         <w:t xml:space="preserve">gematria</w:t>
       </w:r>
       <w:r>
+        <w:rPr>
+          <w:rFonts w:ascii="Times New Roman" w:hAnsi="Times New Roman" w:eastAsia="Times New Roman" w:cs="Times New Roman"/>
+          <w:color w:val="000000"/>
+        </w:rPr>
         <w:t xml:space="preserve">, </w:t>
       </w:r>
       <w:r>
         <w:rPr>
+          <w:rFonts w:ascii="Times New Roman" w:hAnsi="Times New Roman" w:eastAsia="Times New Roman" w:cs="Times New Roman"/>
+          <w:color w:val="000000"/>
           <w:rtl/>
           <w:lang w:bidi="he-IL"/>
         </w:rPr>
         <w:t xml:space="preserve">יאוש עם הכולל</w:t>
       </w:r>
       <w:r>
+        <w:rPr>
+          <w:rFonts w:ascii="Times New Roman" w:hAnsi="Times New Roman" w:eastAsia="Times New Roman" w:cs="Times New Roman"/>
+          <w:color w:val="000000"/>
+        </w:rPr>
         <w:t xml:space="preserve">. </w:t>
       </w:r>
     </w:p>
     <w:p>
       <w:pPr>
-        <w:bidi w:val="false"/>
-        <w:spacing w:before="0" w:after="180" w:line="276"/>
-        <w:jc w:val="start"/>
-      </w:pPr>
-      <w:r>
+        <w:widowControl/>
+        <w:bidi w:val="false"/>
+        <w:spacing w:before="0" w:after="180" w:line="276"/>
+        <w:jc w:val="start"/>
+      </w:pPr>
+      <w:r>
+        <w:rPr>
+          <w:rFonts w:ascii="Times New Roman" w:hAnsi="Times New Roman" w:eastAsia="Times New Roman" w:cs="Times New Roman"/>
+          <w:color w:val="000000"/>
+        </w:rPr>
         <w:t xml:space="preserve">So you take </w:t>
       </w:r>
       <w:r>
         <w:rPr>
-          <w:i/>
-          <w:iCs/>
+          <w:rFonts w:ascii="Times New Roman" w:hAnsi="Times New Roman" w:eastAsia="Times New Roman" w:cs="Times New Roman"/>
+          <w:i/>
+          <w:iCs/>
+          <w:color w:val="000000"/>
         </w:rPr>
         <w:t xml:space="preserve">ye'ush</w:t>
       </w:r>
       <w:r>
+        <w:rPr>
+          <w:rFonts w:ascii="Times New Roman" w:hAnsi="Times New Roman" w:eastAsia="Times New Roman" w:cs="Times New Roman"/>
+          <w:color w:val="000000"/>
+        </w:rPr>
         <w:t xml:space="preserve">, what does it equal up to? 317 with the </w:t>
       </w:r>
       <w:r>
         <w:rPr>
+          <w:rFonts w:ascii="Times New Roman" w:hAnsi="Times New Roman" w:eastAsia="Times New Roman" w:cs="Times New Roman"/>
+          <w:color w:val="000000"/>
           <w:rtl/>
           <w:lang w:bidi="he-IL"/>
         </w:rPr>
         <w:t xml:space="preserve">כולל</w:t>
       </w:r>
       <w:r>
+        <w:rPr>
+          <w:rFonts w:ascii="Times New Roman" w:hAnsi="Times New Roman" w:eastAsia="Times New Roman" w:cs="Times New Roman"/>
+          <w:color w:val="000000"/>
+        </w:rPr>
         <w:t xml:space="preserve">. So what does that mean? So you have </w:t>
       </w:r>
       <w:r>
         <w:rPr>
-          <w:i/>
-          <w:iCs/>
+          <w:rFonts w:ascii="Times New Roman" w:hAnsi="Times New Roman" w:eastAsia="Times New Roman" w:cs="Times New Roman"/>
+          <w:i/>
+          <w:iCs/>
+          <w:color w:val="000000"/>
         </w:rPr>
         <w:t xml:space="preserve">ye'ush</w:t>
       </w:r>
       <w:r>
+        <w:rPr>
+          <w:rFonts w:ascii="Times New Roman" w:hAnsi="Times New Roman" w:eastAsia="Times New Roman" w:cs="Times New Roman"/>
+          <w:color w:val="000000"/>
+        </w:rPr>
         <w:t xml:space="preserve">, and you have one little extra </w:t>
       </w:r>
       <w:r>
         <w:rPr>
-          <w:i/>
-          <w:iCs/>
+          <w:rFonts w:ascii="Times New Roman" w:hAnsi="Times New Roman" w:eastAsia="Times New Roman" w:cs="Times New Roman"/>
+          <w:i/>
+          <w:iCs/>
+          <w:color w:val="000000"/>
         </w:rPr>
         <w:t xml:space="preserve">gematria</w:t>
       </w:r>
       <w:r>
+        <w:rPr>
+          <w:rFonts w:ascii="Times New Roman" w:hAnsi="Times New Roman" w:eastAsia="Times New Roman" w:cs="Times New Roman"/>
+          <w:color w:val="000000"/>
+        </w:rPr>
         <w:t xml:space="preserve"> number that gets you up the hump. Beautiful, no? Yeah. </w:t>
       </w:r>
     </w:p>
     <w:p>
       <w:pPr>
-        <w:bidi w:val="false"/>
-        <w:spacing w:before="0" w:after="180" w:line="276"/>
-        <w:jc w:val="start"/>
-      </w:pPr>
-      <w:r>
-        <w:rPr>
+        <w:widowControl/>
+        <w:bidi w:val="false"/>
+        <w:spacing w:before="0" w:after="180" w:line="276"/>
+        <w:jc w:val="start"/>
+      </w:pPr>
+      <w:r>
+        <w:rPr>
+          <w:rFonts w:ascii="Times New Roman" w:hAnsi="Times New Roman" w:eastAsia="Times New Roman" w:cs="Times New Roman"/>
+          <w:color w:val="000000"/>
           <w:rtl/>
           <w:lang w:bidi="he-IL"/>
         </w:rPr>
         <w:t xml:space="preserve">היינו מספר זה</w:t>
       </w:r>
       <w:r>
+        <w:rPr>
+          <w:rFonts w:ascii="Times New Roman" w:hAnsi="Times New Roman" w:eastAsia="Times New Roman" w:cs="Times New Roman"/>
+          <w:color w:val="000000"/>
+        </w:rPr>
         <w:t xml:space="preserve">, this number, </w:t>
       </w:r>
       <w:r>
         <w:rPr>
+          <w:rFonts w:ascii="Times New Roman" w:hAnsi="Times New Roman" w:eastAsia="Times New Roman" w:cs="Times New Roman"/>
+          <w:color w:val="000000"/>
           <w:rtl/>
           <w:lang w:bidi="he-IL"/>
         </w:rPr>
         <w:t xml:space="preserve">הוא מוציא מידי יאוש</w:t>
       </w:r>
       <w:r>
+        <w:rPr>
+          <w:rFonts w:ascii="Times New Roman" w:hAnsi="Times New Roman" w:eastAsia="Times New Roman" w:cs="Times New Roman"/>
+          <w:color w:val="000000"/>
+        </w:rPr>
         <w:t xml:space="preserve">. </w:t>
       </w:r>
     </w:p>
     <w:p>
       <w:pPr>
-        <w:bidi w:val="false"/>
-        <w:spacing w:before="0" w:after="180" w:line="276"/>
-        <w:jc w:val="start"/>
-      </w:pPr>
-      <w:r>
+        <w:widowControl/>
+        <w:bidi w:val="false"/>
+        <w:spacing w:before="0" w:after="180" w:line="276"/>
+        <w:jc w:val="start"/>
+      </w:pPr>
+      <w:r>
+        <w:rPr>
+          <w:rFonts w:ascii="Times New Roman" w:hAnsi="Times New Roman" w:eastAsia="Times New Roman" w:cs="Times New Roman"/>
+          <w:color w:val="000000"/>
+        </w:rPr>
         <w:t xml:space="preserve">This is going to get you out from your state of of despair. </w:t>
       </w:r>
     </w:p>
     <w:p>
       <w:pPr>
-        <w:bidi w:val="false"/>
-        <w:spacing w:before="0" w:after="180" w:line="276"/>
-        <w:jc w:val="start"/>
-      </w:pPr>
-      <w:r>
-        <w:rPr>
+        <w:widowControl/>
+        <w:bidi w:val="false"/>
+        <w:spacing w:before="0" w:after="180" w:line="276"/>
+        <w:jc w:val="start"/>
+      </w:pPr>
+      <w:r>
+        <w:rPr>
+          <w:rFonts w:ascii="Times New Roman" w:hAnsi="Times New Roman" w:eastAsia="Times New Roman" w:cs="Times New Roman"/>
+          <w:color w:val="000000"/>
           <w:rtl/>
           <w:lang w:bidi="he-IL"/>
         </w:rPr>
         <w:t xml:space="preserve">ומורה שהשם יתברך עוזר מכל דבר, השם's</w:t>
       </w:r>
       <w:r>
+        <w:rPr>
+          <w:rFonts w:ascii="Times New Roman" w:hAnsi="Times New Roman" w:eastAsia="Times New Roman" w:cs="Times New Roman"/>
+          <w:color w:val="000000"/>
+        </w:rPr>
         <w:t xml:space="preserve"> going to help with all different things, </w:t>
       </w:r>
       <w:r>
         <w:rPr>
+          <w:rFonts w:ascii="Times New Roman" w:hAnsi="Times New Roman" w:eastAsia="Times New Roman" w:cs="Times New Roman"/>
+          <w:color w:val="000000"/>
           <w:rtl/>
           <w:lang w:bidi="he-IL"/>
         </w:rPr>
         <w:t xml:space="preserve">שהאדם מחשב להתייאש</w:t>
       </w:r>
       <w:r>
+        <w:rPr>
+          <w:rFonts w:ascii="Times New Roman" w:hAnsi="Times New Roman" w:eastAsia="Times New Roman" w:cs="Times New Roman"/>
+          <w:color w:val="000000"/>
+        </w:rPr>
         <w:t xml:space="preserve">, because any circumstance he can constantly he's about giving up, Hashem will be there. </w:t>
       </w:r>
     </w:p>
     <w:p>
       <w:pPr>
-        <w:bidi w:val="false"/>
-        <w:spacing w:before="0" w:after="180" w:line="276"/>
-        <w:jc w:val="start"/>
-      </w:pPr>
-      <w:r>
-        <w:rPr>
+        <w:pStyle w:val="Heading1"/>
+        <w:jc w:val="left"/>
+      </w:pPr>
+      <w:r>
+        <w:rPr>
+          <w:rFonts w:ascii="Times New Roman" w:hAnsi="Times New Roman" w:eastAsia="Times New Roman" w:cs="Times New Roman"/>
+        </w:rPr>
+        <w:t>The Woman Who Would Not Give Up</w:t>
+      </w:r>
+    </w:p>
+    <w:p>
+      <w:pPr>
+        <w:widowControl/>
+        <w:bidi w:val="false"/>
+        <w:spacing w:before="0" w:after="180" w:line="276"/>
+        <w:jc w:val="start"/>
+      </w:pPr>
+      <w:r>
+        <w:rPr>
+          <w:rFonts w:ascii="Times New Roman" w:hAnsi="Times New Roman" w:eastAsia="Times New Roman" w:cs="Times New Roman"/>
+          <w:color w:val="000000"/>
           <w:rtl/>
           <w:lang w:bidi="he-IL"/>
         </w:rPr>
         <w:t xml:space="preserve">ונראה לי</w:t>
       </w:r>
       <w:r>
+        <w:rPr>
+          <w:rFonts w:ascii="Times New Roman" w:hAnsi="Times New Roman" w:eastAsia="Times New Roman" w:cs="Times New Roman"/>
+          <w:color w:val="000000"/>
+        </w:rPr>
         <w:t xml:space="preserve">, he says weiter, </w:t>
       </w:r>
       <w:r>
         <w:rPr>
+          <w:rFonts w:ascii="Times New Roman" w:hAnsi="Times New Roman" w:eastAsia="Times New Roman" w:cs="Times New Roman"/>
+          <w:color w:val="000000"/>
           <w:rtl/>
           <w:lang w:bidi="he-IL"/>
         </w:rPr>
         <w:t xml:space="preserve">וזה דברי ההוא סבתא</w:t>
       </w:r>
       <w:r>
+        <w:rPr>
+          <w:rFonts w:ascii="Times New Roman" w:hAnsi="Times New Roman" w:eastAsia="Times New Roman" w:cs="Times New Roman"/>
+          <w:color w:val="000000"/>
+        </w:rPr>
         <w:t xml:space="preserve">. This is a story about an elderly woman, </w:t>
       </w:r>
       <w:r>
         <w:rPr>
+          <w:rFonts w:ascii="Times New Roman" w:hAnsi="Times New Roman" w:eastAsia="Times New Roman" w:cs="Times New Roman"/>
+          <w:color w:val="000000"/>
           <w:rtl/>
           <w:lang w:bidi="he-IL"/>
         </w:rPr>
         <w:t xml:space="preserve">איתתא דהוה ליה לאבוה תלת מאה ותמני סרי עבדי</w:t>
       </w:r>
       <w:r>
+        <w:rPr>
+          <w:rFonts w:ascii="Times New Roman" w:hAnsi="Times New Roman" w:eastAsia="Times New Roman" w:cs="Times New Roman"/>
+          <w:color w:val="000000"/>
+        </w:rPr>
         <w:t xml:space="preserve">, he says, is that a woman whose father had 318 slaves. </w:t>
       </w:r>
     </w:p>
     <w:p>
       <w:pPr>
-        <w:bidi w:val="false"/>
-        <w:spacing w:before="0" w:after="180" w:line="276"/>
-        <w:jc w:val="start"/>
-      </w:pPr>
-      <w:r>
+        <w:widowControl/>
+        <w:bidi w:val="false"/>
+        <w:spacing w:before="0" w:after="180" w:line="276"/>
+        <w:jc w:val="start"/>
+      </w:pPr>
+      <w:r>
+        <w:rPr>
+          <w:rFonts w:ascii="Times New Roman" w:hAnsi="Times New Roman" w:eastAsia="Times New Roman" w:cs="Times New Roman"/>
+          <w:color w:val="000000"/>
+        </w:rPr>
         <w:t xml:space="preserve">See there, so let's just see this the Gemara here. Says, </w:t>
       </w:r>
       <w:r>
         <w:rPr>
+          <w:rFonts w:ascii="Times New Roman" w:hAnsi="Times New Roman" w:eastAsia="Times New Roman" w:cs="Times New Roman"/>
+          <w:color w:val="000000"/>
           <w:rtl/>
           <w:lang w:bidi="he-IL"/>
         </w:rPr>
         <w:t xml:space="preserve">ההיא סבתא דאתאי לקמיה דרב נחמן</w:t>
       </w:r>
       <w:r>
+        <w:rPr>
+          <w:rFonts w:ascii="Times New Roman" w:hAnsi="Times New Roman" w:eastAsia="Times New Roman" w:cs="Times New Roman"/>
+          <w:color w:val="000000"/>
+        </w:rPr>
         <w:t xml:space="preserve">. Okay, there is an elderly woman that came before </w:t>
       </w:r>
       <w:r>
         <w:rPr>
+          <w:rFonts w:ascii="Times New Roman" w:hAnsi="Times New Roman" w:eastAsia="Times New Roman" w:cs="Times New Roman"/>
+          <w:color w:val="000000"/>
           <w:rtl/>
           <w:lang w:bidi="he-IL"/>
         </w:rPr>
         <w:t xml:space="preserve">רב נחמן</w:t>
       </w:r>
       <w:r>
+        <w:rPr>
+          <w:rFonts w:ascii="Times New Roman" w:hAnsi="Times New Roman" w:eastAsia="Times New Roman" w:cs="Times New Roman"/>
+          <w:color w:val="000000"/>
+        </w:rPr>
         <w:t xml:space="preserve">. And so, she's, </w:t>
       </w:r>
       <w:r>
         <w:rPr>
+          <w:rFonts w:ascii="Times New Roman" w:hAnsi="Times New Roman" w:eastAsia="Times New Roman" w:cs="Times New Roman"/>
+          <w:color w:val="000000"/>
           <w:rtl/>
           <w:lang w:bidi="he-IL"/>
         </w:rPr>
         <w:t xml:space="preserve">אמרה ליה</w:t>
       </w:r>
       <w:r>
+        <w:rPr>
+          <w:rFonts w:ascii="Times New Roman" w:hAnsi="Times New Roman" w:eastAsia="Times New Roman" w:cs="Times New Roman"/>
+          <w:color w:val="000000"/>
+        </w:rPr>
         <w:t xml:space="preserve">, she said to him, </w:t>
       </w:r>
       <w:r>
         <w:rPr>
+          <w:rFonts w:ascii="Times New Roman" w:hAnsi="Times New Roman" w:eastAsia="Times New Roman" w:cs="Times New Roman"/>
+          <w:color w:val="000000"/>
           <w:rtl/>
           <w:lang w:bidi="he-IL"/>
         </w:rPr>
         <w:t xml:space="preserve">ריש גלותא</w:t>
       </w:r>
       <w:r>
+        <w:rPr>
+          <w:rFonts w:ascii="Times New Roman" w:hAnsi="Times New Roman" w:eastAsia="Times New Roman" w:cs="Times New Roman"/>
+          <w:color w:val="000000"/>
+        </w:rPr>
         <w:t xml:space="preserve">, okay, the </w:t>
       </w:r>
       <w:r>
         <w:rPr>
+          <w:rFonts w:ascii="Times New Roman" w:hAnsi="Times New Roman" w:eastAsia="Times New Roman" w:cs="Times New Roman"/>
+          <w:color w:val="000000"/>
           <w:rtl/>
           <w:lang w:bidi="he-IL"/>
         </w:rPr>
         <w:t xml:space="preserve">ריש גלותא וכולהו רבנן</w:t>
       </w:r>
       <w:r>
+        <w:rPr>
+          <w:rFonts w:ascii="Times New Roman" w:hAnsi="Times New Roman" w:eastAsia="Times New Roman" w:cs="Times New Roman"/>
+          <w:color w:val="000000"/>
+        </w:rPr>
         <w:t xml:space="preserve">, all these rabbis, </w:t>
       </w:r>
       <w:r>
         <w:rPr>
+          <w:rFonts w:ascii="Times New Roman" w:hAnsi="Times New Roman" w:eastAsia="Times New Roman" w:cs="Times New Roman"/>
+          <w:color w:val="000000"/>
           <w:rtl/>
           <w:lang w:bidi="he-IL"/>
         </w:rPr>
         <w:t xml:space="preserve">דבי ריש גלותא</w:t>
       </w:r>
       <w:r>
+        <w:rPr>
+          <w:rFonts w:ascii="Times New Roman" w:hAnsi="Times New Roman" w:eastAsia="Times New Roman" w:cs="Times New Roman"/>
+          <w:color w:val="000000"/>
+        </w:rPr>
         <w:t xml:space="preserve">, of the </w:t>
       </w:r>
       <w:r>
         <w:rPr>
+          <w:rFonts w:ascii="Times New Roman" w:hAnsi="Times New Roman" w:eastAsia="Times New Roman" w:cs="Times New Roman"/>
+          <w:color w:val="000000"/>
           <w:rtl/>
           <w:lang w:bidi="he-IL"/>
         </w:rPr>
         <w:t xml:space="preserve">ישיבה</w:t>
       </w:r>
       <w:r>
+        <w:rPr>
+          <w:rFonts w:ascii="Times New Roman" w:hAnsi="Times New Roman" w:eastAsia="Times New Roman" w:cs="Times New Roman"/>
+          <w:color w:val="000000"/>
+        </w:rPr>
         <w:t xml:space="preserve"> of </w:t>
       </w:r>
       <w:r>
         <w:rPr>
+          <w:rFonts w:ascii="Times New Roman" w:hAnsi="Times New Roman" w:eastAsia="Times New Roman" w:cs="Times New Roman"/>
+          <w:color w:val="000000"/>
           <w:rtl/>
           <w:lang w:bidi="he-IL"/>
         </w:rPr>
         <w:t xml:space="preserve">ריש גלותא, בסוכה גזולה הוו יתבי</w:t>
       </w:r>
       <w:r>
+        <w:rPr>
+          <w:rFonts w:ascii="Times New Roman" w:hAnsi="Times New Roman" w:eastAsia="Times New Roman" w:cs="Times New Roman"/>
+          <w:color w:val="000000"/>
+        </w:rPr>
         <w:t xml:space="preserve">. </w:t>
       </w:r>
     </w:p>
     <w:p>
       <w:pPr>
-        <w:bidi w:val="false"/>
-        <w:spacing w:before="0" w:after="180" w:line="276"/>
-        <w:jc w:val="start"/>
-      </w:pPr>
-      <w:r>
+        <w:widowControl/>
+        <w:bidi w:val="false"/>
+        <w:spacing w:before="0" w:after="180" w:line="276"/>
+        <w:jc w:val="start"/>
+      </w:pPr>
+      <w:r>
+        <w:rPr>
+          <w:rFonts w:ascii="Times New Roman" w:hAnsi="Times New Roman" w:eastAsia="Times New Roman" w:cs="Times New Roman"/>
+          <w:color w:val="000000"/>
+        </w:rPr>
         <w:t xml:space="preserve">So, they're sitting in a stolen </w:t>
       </w:r>
       <w:r>
         <w:rPr>
+          <w:rFonts w:ascii="Times New Roman" w:hAnsi="Times New Roman" w:eastAsia="Times New Roman" w:cs="Times New Roman"/>
+          <w:color w:val="000000"/>
           <w:rtl/>
           <w:lang w:bidi="he-IL"/>
         </w:rPr>
         <w:t xml:space="preserve">סוכה</w:t>
       </w:r>
       <w:r>
+        <w:rPr>
+          <w:rFonts w:ascii="Times New Roman" w:hAnsi="Times New Roman" w:eastAsia="Times New Roman" w:cs="Times New Roman"/>
+          <w:color w:val="000000"/>
+        </w:rPr>
         <w:t xml:space="preserve">. </w:t>
       </w:r>
     </w:p>
     <w:p>
       <w:pPr>
-        <w:bidi w:val="false"/>
-        <w:spacing w:before="0" w:after="180" w:line="276"/>
-        <w:jc w:val="start"/>
-      </w:pPr>
-      <w:r>
-        <w:rPr>
+        <w:widowControl/>
+        <w:bidi w:val="false"/>
+        <w:spacing w:before="0" w:after="180" w:line="276"/>
+        <w:jc w:val="start"/>
+      </w:pPr>
+      <w:r>
+        <w:rPr>
+          <w:rFonts w:ascii="Times New Roman" w:hAnsi="Times New Roman" w:eastAsia="Times New Roman" w:cs="Times New Roman"/>
+          <w:color w:val="000000"/>
           <w:rtl/>
           <w:lang w:bidi="he-IL"/>
         </w:rPr>
         <w:t xml:space="preserve">צווחה</w:t>
       </w:r>
       <w:r>
+        <w:rPr>
+          <w:rFonts w:ascii="Times New Roman" w:hAnsi="Times New Roman" w:eastAsia="Times New Roman" w:cs="Times New Roman"/>
+          <w:color w:val="000000"/>
+        </w:rPr>
         <w:t xml:space="preserve">, she cried out, </w:t>
       </w:r>
       <w:r>
         <w:rPr>
+          <w:rFonts w:ascii="Times New Roman" w:hAnsi="Times New Roman" w:eastAsia="Times New Roman" w:cs="Times New Roman"/>
+          <w:color w:val="000000"/>
           <w:rtl/>
           <w:lang w:bidi="he-IL"/>
         </w:rPr>
         <w:t xml:space="preserve">ולא אשגח בה רב נחמן, רב נחמן</w:t>
       </w:r>
       <w:r>
+        <w:rPr>
+          <w:rFonts w:ascii="Times New Roman" w:hAnsi="Times New Roman" w:eastAsia="Times New Roman" w:cs="Times New Roman"/>
+          <w:color w:val="000000"/>
+        </w:rPr>
         <w:t xml:space="preserve"> does not pay attention to her. </w:t>
       </w:r>
     </w:p>
     <w:p>
       <w:pPr>
-        <w:bidi w:val="false"/>
-        <w:spacing w:before="0" w:after="180" w:line="276"/>
-        <w:jc w:val="start"/>
-      </w:pPr>
-      <w:r>
-        <w:rPr>
+        <w:widowControl/>
+        <w:bidi w:val="false"/>
+        <w:spacing w:before="0" w:after="180" w:line="276"/>
+        <w:jc w:val="start"/>
+      </w:pPr>
+      <w:r>
+        <w:rPr>
+          <w:rFonts w:ascii="Times New Roman" w:hAnsi="Times New Roman" w:eastAsia="Times New Roman" w:cs="Times New Roman"/>
+          <w:color w:val="000000"/>
           <w:rtl/>
           <w:lang w:bidi="he-IL"/>
         </w:rPr>
         <w:t xml:space="preserve">אמרה ליה</w:t>
       </w:r>
       <w:r>
+        <w:rPr>
+          <w:rFonts w:ascii="Times New Roman" w:hAnsi="Times New Roman" w:eastAsia="Times New Roman" w:cs="Times New Roman"/>
+          <w:color w:val="000000"/>
+        </w:rPr>
         <w:t xml:space="preserve">, so he says, so she says to him, </w:t>
       </w:r>
       <w:r>
         <w:rPr>
+          <w:rFonts w:ascii="Times New Roman" w:hAnsi="Times New Roman" w:eastAsia="Times New Roman" w:cs="Times New Roman"/>
+          <w:color w:val="000000"/>
           <w:rtl/>
           <w:lang w:bidi="he-IL"/>
         </w:rPr>
         <w:t xml:space="preserve">איתתא דהוה ליה לאבוה תלת מאה ותמני סרי עבדי</w:t>
       </w:r>
       <w:r>
+        <w:rPr>
+          <w:rFonts w:ascii="Times New Roman" w:hAnsi="Times New Roman" w:eastAsia="Times New Roman" w:cs="Times New Roman"/>
+          <w:color w:val="000000"/>
+        </w:rPr>
         <w:t xml:space="preserve">, she says, a woman whose father had 318 servants cries out before you, </w:t>
       </w:r>
       <w:r>
         <w:rPr>
+          <w:rFonts w:ascii="Times New Roman" w:hAnsi="Times New Roman" w:eastAsia="Times New Roman" w:cs="Times New Roman"/>
+          <w:color w:val="000000"/>
           <w:rtl/>
           <w:lang w:bidi="he-IL"/>
         </w:rPr>
         <w:t xml:space="preserve">ולא אשגחת בה</w:t>
       </w:r>
       <w:r>
+        <w:rPr>
+          <w:rFonts w:ascii="Times New Roman" w:hAnsi="Times New Roman" w:eastAsia="Times New Roman" w:cs="Times New Roman"/>
+          <w:color w:val="000000"/>
+        </w:rPr>
         <w:t xml:space="preserve">? And you don't pay any attention? </w:t>
       </w:r>
     </w:p>
     <w:p>
       <w:pPr>
-        <w:bidi w:val="false"/>
-        <w:spacing w:before="0" w:after="180" w:line="276"/>
-        <w:jc w:val="start"/>
-      </w:pPr>
-      <w:r>
-        <w:rPr>
+        <w:widowControl/>
+        <w:bidi w:val="false"/>
+        <w:spacing w:before="0" w:after="180" w:line="276"/>
+        <w:jc w:val="start"/>
+      </w:pPr>
+      <w:r>
+        <w:rPr>
+          <w:rFonts w:ascii="Times New Roman" w:hAnsi="Times New Roman" w:eastAsia="Times New Roman" w:cs="Times New Roman"/>
+          <w:color w:val="000000"/>
           <w:rtl/>
           <w:lang w:bidi="he-IL"/>
         </w:rPr>
         <w:t xml:space="preserve">אמרו ליה רב נחמן</w:t>
       </w:r>
       <w:r>
+        <w:rPr>
+          <w:rFonts w:ascii="Times New Roman" w:hAnsi="Times New Roman" w:eastAsia="Times New Roman" w:cs="Times New Roman"/>
+          <w:color w:val="000000"/>
+        </w:rPr>
         <w:t xml:space="preserve">, so </w:t>
       </w:r>
       <w:r>
         <w:rPr>
+          <w:rFonts w:ascii="Times New Roman" w:hAnsi="Times New Roman" w:eastAsia="Times New Roman" w:cs="Times New Roman"/>
+          <w:color w:val="000000"/>
           <w:rtl/>
           <w:lang w:bidi="he-IL"/>
         </w:rPr>
         <w:t xml:space="preserve">רב נחמן</w:t>
       </w:r>
       <w:r>
+        <w:rPr>
+          <w:rFonts w:ascii="Times New Roman" w:hAnsi="Times New Roman" w:eastAsia="Times New Roman" w:cs="Times New Roman"/>
+          <w:color w:val="000000"/>
+        </w:rPr>
         <w:t xml:space="preserve"> says back to him back, says back to her, right, to them, </w:t>
       </w:r>
       <w:r>
         <w:rPr>
+          <w:rFonts w:ascii="Times New Roman" w:hAnsi="Times New Roman" w:eastAsia="Times New Roman" w:cs="Times New Roman"/>
+          <w:color w:val="000000"/>
           <w:rtl/>
           <w:lang w:bidi="he-IL"/>
         </w:rPr>
         <w:t xml:space="preserve">פייסניתא היא</w:t>
       </w:r>
       <w:r>
+        <w:rPr>
+          <w:rFonts w:ascii="Times New Roman" w:hAnsi="Times New Roman" w:eastAsia="Times New Roman" w:cs="Times New Roman"/>
+          <w:color w:val="000000"/>
+        </w:rPr>
         <w:t xml:space="preserve">, the woman is a noisy cry, </w:t>
       </w:r>
       <w:r>
         <w:rPr>
+          <w:rFonts w:ascii="Times New Roman" w:hAnsi="Times New Roman" w:eastAsia="Times New Roman" w:cs="Times New Roman"/>
+          <w:color w:val="000000"/>
           <w:rtl/>
           <w:lang w:bidi="he-IL"/>
         </w:rPr>
         <w:t xml:space="preserve">ואין לה אלא דמי עצים בלבד</w:t>
       </w:r>
       <w:r>
+        <w:rPr>
+          <w:rFonts w:ascii="Times New Roman" w:hAnsi="Times New Roman" w:eastAsia="Times New Roman" w:cs="Times New Roman"/>
+          <w:color w:val="000000"/>
+        </w:rPr>
         <w:t xml:space="preserve">. She's only entitled to the monetary value of wood. </w:t>
       </w:r>
     </w:p>
     <w:p>
       <w:pPr>
-        <w:bidi w:val="false"/>
-        <w:spacing w:before="0" w:after="180" w:line="276"/>
-        <w:jc w:val="start"/>
-      </w:pPr>
-      <w:r>
+        <w:widowControl/>
+        <w:bidi w:val="false"/>
+        <w:spacing w:before="0" w:after="180" w:line="276"/>
+        <w:jc w:val="start"/>
+      </w:pPr>
+      <w:r>
+        <w:rPr>
+          <w:rFonts w:ascii="Times New Roman" w:hAnsi="Times New Roman" w:eastAsia="Times New Roman" w:cs="Times New Roman"/>
+          <w:color w:val="000000"/>
+        </w:rPr>
         <w:t xml:space="preserve">So we'll have to see what that means. We'll hold that hold that that thought right there. </w:t>
       </w:r>
     </w:p>
     <w:p>
       <w:pPr>
-        <w:bidi w:val="false"/>
-        <w:spacing w:before="0" w:after="180" w:line="276"/>
-        <w:jc w:val="start"/>
-      </w:pPr>
-      <w:r>
-        <w:rPr>
+        <w:pStyle w:val="Heading2"/>
+        <w:jc w:val="left"/>
+      </w:pPr>
+      <w:r>
+        <w:rPr>
+          <w:rFonts w:ascii="Times New Roman" w:hAnsi="Times New Roman" w:eastAsia="Times New Roman" w:cs="Times New Roman"/>
+        </w:rPr>
+        <w:t>An Inheritance from Avraham Avinu</w:t>
+      </w:r>
+    </w:p>
+    <w:p>
+      <w:pPr>
+        <w:widowControl/>
+        <w:bidi w:val="false"/>
+        <w:spacing w:before="0" w:after="180" w:line="276"/>
+        <w:jc w:val="start"/>
+      </w:pPr>
+      <w:r>
+        <w:rPr>
+          <w:rFonts w:ascii="Times New Roman" w:hAnsi="Times New Roman" w:eastAsia="Times New Roman" w:cs="Times New Roman"/>
+          <w:color w:val="000000"/>
           <w:rtl/>
           <w:lang w:bidi="he-IL"/>
         </w:rPr>
         <w:t xml:space="preserve">היינו, דהשרא, עולא סבר כרבי שמעון</w:t>
       </w:r>
       <w:r>
+        <w:rPr>
+          <w:rFonts w:ascii="Times New Roman" w:hAnsi="Times New Roman" w:eastAsia="Times New Roman" w:cs="Times New Roman"/>
+          <w:color w:val="000000"/>
+        </w:rPr>
         <w:t xml:space="preserve">, so they held, oh, they held like </w:t>
       </w:r>
       <w:r>
         <w:rPr>
+          <w:rFonts w:ascii="Times New Roman" w:hAnsi="Times New Roman" w:eastAsia="Times New Roman" w:cs="Times New Roman"/>
+          <w:color w:val="000000"/>
           <w:rtl/>
           <w:lang w:bidi="he-IL"/>
         </w:rPr>
         <w:t xml:space="preserve">רבי שמעון</w:t>
       </w:r>
       <w:r>
+        <w:rPr>
+          <w:rFonts w:ascii="Times New Roman" w:hAnsi="Times New Roman" w:eastAsia="Times New Roman" w:cs="Times New Roman"/>
+          <w:color w:val="000000"/>
+        </w:rPr>
         <w:t xml:space="preserve">, right, </w:t>
       </w:r>
       <w:r>
         <w:rPr>
+          <w:rFonts w:ascii="Times New Roman" w:hAnsi="Times New Roman" w:eastAsia="Times New Roman" w:cs="Times New Roman"/>
+          <w:color w:val="000000"/>
           <w:rtl/>
           <w:lang w:bidi="he-IL"/>
         </w:rPr>
         <w:t xml:space="preserve">דסתם גזילה יאוש בעלים</w:t>
       </w:r>
       <w:r>
+        <w:rPr>
+          <w:rFonts w:ascii="Times New Roman" w:hAnsi="Times New Roman" w:eastAsia="Times New Roman" w:cs="Times New Roman"/>
+          <w:color w:val="000000"/>
+        </w:rPr>
         <w:t xml:space="preserve">, that if there is </w:t>
       </w:r>
       <w:r>
         <w:rPr>
+          <w:rFonts w:ascii="Times New Roman" w:hAnsi="Times New Roman" w:eastAsia="Times New Roman" w:cs="Times New Roman"/>
+          <w:color w:val="000000"/>
           <w:rtl/>
           <w:lang w:bidi="he-IL"/>
         </w:rPr>
         <w:t xml:space="preserve">גזילה</w:t>
       </w:r>
       <w:r>
+        <w:rPr>
+          <w:rFonts w:ascii="Times New Roman" w:hAnsi="Times New Roman" w:eastAsia="Times New Roman" w:cs="Times New Roman"/>
+          <w:color w:val="000000"/>
+        </w:rPr>
         <w:t xml:space="preserve">, so the owners are going to give up hope, </w:t>
       </w:r>
       <w:r>
         <w:rPr>
+          <w:rFonts w:ascii="Times New Roman" w:hAnsi="Times New Roman" w:eastAsia="Times New Roman" w:cs="Times New Roman"/>
+          <w:color w:val="000000"/>
           <w:rtl/>
           <w:lang w:bidi="he-IL"/>
         </w:rPr>
         <w:t xml:space="preserve">ובפרט עבדי ריש גלותא דתקיפי ואלימי</w:t>
       </w:r>
       <w:r>
+        <w:rPr>
+          <w:rFonts w:ascii="Times New Roman" w:hAnsi="Times New Roman" w:eastAsia="Times New Roman" w:cs="Times New Roman"/>
+          <w:color w:val="000000"/>
+        </w:rPr>
         <w:t xml:space="preserve">, and particularly because they were violent servants of of the </w:t>
       </w:r>
       <w:r>
         <w:rPr>
+          <w:rFonts w:ascii="Times New Roman" w:hAnsi="Times New Roman" w:eastAsia="Times New Roman" w:cs="Times New Roman"/>
+          <w:color w:val="000000"/>
           <w:rtl/>
           <w:lang w:bidi="he-IL"/>
         </w:rPr>
         <w:t xml:space="preserve">ריש גלותא</w:t>
       </w:r>
       <w:r>
+        <w:rPr>
+          <w:rFonts w:ascii="Times New Roman" w:hAnsi="Times New Roman" w:eastAsia="Times New Roman" w:cs="Times New Roman"/>
+          <w:color w:val="000000"/>
+        </w:rPr>
         <w:t xml:space="preserve">, right, the person that was in charge of the exile, and they're like, you know, they were like mafia, </w:t>
       </w:r>
       <w:r>
         <w:rPr>
+          <w:rFonts w:ascii="Times New Roman" w:hAnsi="Times New Roman" w:eastAsia="Times New Roman" w:cs="Times New Roman"/>
+          <w:color w:val="000000"/>
           <w:rtl/>
           <w:lang w:bidi="he-IL"/>
         </w:rPr>
         <w:t xml:space="preserve">ומי ירם מילתא תאפל</w:t>
       </w:r>
       <w:r>
+        <w:rPr>
+          <w:rFonts w:ascii="Times New Roman" w:hAnsi="Times New Roman" w:eastAsia="Times New Roman" w:cs="Times New Roman"/>
+          <w:color w:val="000000"/>
+        </w:rPr>
         <w:t xml:space="preserve">, who's going to come and contend? Right? So that's the Gemara in Bava Kamma, you can look and see that note over there later on. So he says, </w:t>
       </w:r>
       <w:r>
         <w:rPr>
+          <w:rFonts w:ascii="Times New Roman" w:hAnsi="Times New Roman" w:eastAsia="Times New Roman" w:cs="Times New Roman"/>
+          <w:color w:val="000000"/>
           <w:rtl/>
           <w:lang w:bidi="he-IL"/>
         </w:rPr>
         <w:t xml:space="preserve">בעצה רב נחמן ורבנן</w:t>
       </w:r>
       <w:r>
+        <w:rPr>
+          <w:rFonts w:ascii="Times New Roman" w:hAnsi="Times New Roman" w:eastAsia="Times New Roman" w:cs="Times New Roman"/>
+          <w:color w:val="000000"/>
+        </w:rPr>
         <w:t xml:space="preserve">, but Rav Nachman and </w:t>
       </w:r>
       <w:r>
         <w:rPr>
+          <w:rFonts w:ascii="Times New Roman" w:hAnsi="Times New Roman" w:eastAsia="Times New Roman" w:cs="Times New Roman"/>
+          <w:color w:val="000000"/>
           <w:rtl/>
           <w:lang w:bidi="he-IL"/>
         </w:rPr>
         <w:t xml:space="preserve">רבנן, שאימור הוי שינוי רשות</w:t>
       </w:r>
       <w:r>
+        <w:rPr>
+          <w:rFonts w:ascii="Times New Roman" w:hAnsi="Times New Roman" w:eastAsia="Times New Roman" w:cs="Times New Roman"/>
+          <w:color w:val="000000"/>
+        </w:rPr>
         <w:t xml:space="preserve">, where they viewed, okay, the lumber transferred, </w:t>
       </w:r>
       <w:r>
         <w:rPr>
+          <w:rFonts w:ascii="Times New Roman" w:hAnsi="Times New Roman" w:eastAsia="Times New Roman" w:cs="Times New Roman"/>
+          <w:color w:val="000000"/>
           <w:rtl/>
           <w:lang w:bidi="he-IL"/>
         </w:rPr>
         <w:t xml:space="preserve">לפיכך לא</w:t>
       </w:r>
       <w:r>
+        <w:rPr>
+          <w:rFonts w:ascii="Times New Roman" w:hAnsi="Times New Roman" w:eastAsia="Times New Roman" w:cs="Times New Roman"/>
+          <w:color w:val="000000"/>
+        </w:rPr>
         <w:t xml:space="preserve">, so therefore they didn't pay they didn't pay attention to her protest, </w:t>
       </w:r>
       <w:r>
         <w:rPr>
+          <w:rFonts w:ascii="Times New Roman" w:hAnsi="Times New Roman" w:eastAsia="Times New Roman" w:cs="Times New Roman"/>
+          <w:color w:val="000000"/>
           <w:rtl/>
           <w:lang w:bidi="he-IL"/>
         </w:rPr>
         <w:t xml:space="preserve">על כן אמרה לאביה</w:t>
       </w:r>
       <w:r>
+        <w:rPr>
+          <w:rFonts w:ascii="Times New Roman" w:hAnsi="Times New Roman" w:eastAsia="Times New Roman" w:cs="Times New Roman"/>
+          <w:color w:val="000000"/>
+        </w:rPr>
         <w:t xml:space="preserve">, so therefore she proclaimed that her father possessed, right, </w:t>
       </w:r>
       <w:r>
         <w:rPr>
+          <w:rFonts w:ascii="Times New Roman" w:hAnsi="Times New Roman" w:eastAsia="Times New Roman" w:cs="Times New Roman"/>
+          <w:color w:val="000000"/>
           <w:rtl/>
           <w:lang w:bidi="he-IL"/>
         </w:rPr>
         <w:t xml:space="preserve">שהיא מזרע אברהם</w:t>
       </w:r>
       <w:r>
+        <w:rPr>
+          <w:rFonts w:ascii="Times New Roman" w:hAnsi="Times New Roman" w:eastAsia="Times New Roman" w:cs="Times New Roman"/>
+          <w:color w:val="000000"/>
+        </w:rPr>
         <w:t xml:space="preserve">, that she is an offspring of Avraham Avinu, these 318 servants, she comes from that, meaning, "I don't give up! </w:t>
       </w:r>
       <w:r>
         <w:rPr>
-          <w:i/>
-          <w:iCs/>
+          <w:rFonts w:ascii="Times New Roman" w:hAnsi="Times New Roman" w:eastAsia="Times New Roman" w:cs="Times New Roman"/>
+          <w:i/>
+          <w:iCs/>
+          <w:color w:val="000000"/>
         </w:rPr>
         <w:t xml:space="preserve">Ye'ush</w:t>
       </w:r>
       <w:r>
+        <w:rPr>
+          <w:rFonts w:ascii="Times New Roman" w:hAnsi="Times New Roman" w:eastAsia="Times New Roman" w:cs="Times New Roman"/>
+          <w:color w:val="000000"/>
+        </w:rPr>
         <w:t xml:space="preserve">, referring to Eliezer, that 318, 317, right, with the with the </w:t>
       </w:r>
       <w:r>
         <w:rPr>
-          <w:i/>
-          <w:iCs/>
+          <w:rFonts w:ascii="Times New Roman" w:hAnsi="Times New Roman" w:eastAsia="Times New Roman" w:cs="Times New Roman"/>
+          <w:i/>
+          <w:iCs/>
+          <w:color w:val="000000"/>
         </w:rPr>
         <w:t xml:space="preserve">kollel</w:t>
       </w:r>
       <w:r>
+        <w:rPr>
+          <w:rFonts w:ascii="Times New Roman" w:hAnsi="Times New Roman" w:eastAsia="Times New Roman" w:cs="Times New Roman"/>
+          <w:color w:val="000000"/>
+        </w:rPr>
         <w:t xml:space="preserve">. </w:t>
       </w:r>
     </w:p>
     <w:p>
       <w:pPr>
-        <w:bidi w:val="false"/>
-        <w:spacing w:before="0" w:after="180" w:line="276"/>
-        <w:jc w:val="start"/>
-      </w:pPr>
-      <w:r>
+        <w:widowControl/>
+        <w:bidi w:val="false"/>
+        <w:spacing w:before="0" w:after="180" w:line="276"/>
+        <w:jc w:val="start"/>
+      </w:pPr>
+      <w:r>
+        <w:rPr>
+          <w:rFonts w:ascii="Times New Roman" w:hAnsi="Times New Roman" w:eastAsia="Times New Roman" w:cs="Times New Roman"/>
+          <w:color w:val="000000"/>
+        </w:rPr>
         <w:t xml:space="preserve">Okay? She's </w:t>
       </w:r>
       <w:r>
         <w:rPr>
+          <w:rFonts w:ascii="Times New Roman" w:hAnsi="Times New Roman" w:eastAsia="Times New Roman" w:cs="Times New Roman"/>
+          <w:color w:val="000000"/>
           <w:rtl/>
           <w:lang w:bidi="he-IL"/>
         </w:rPr>
         <w:t xml:space="preserve">אזר</w:t>
       </w:r>
       <w:r>
+        <w:rPr>
+          <w:rFonts w:ascii="Times New Roman" w:hAnsi="Times New Roman" w:eastAsia="Times New Roman" w:cs="Times New Roman"/>
+          <w:color w:val="000000"/>
+        </w:rPr>
         <w:t xml:space="preserve"> that she that that he girded himself </w:t>
       </w:r>
       <w:r>
         <w:rPr>
+          <w:rFonts w:ascii="Times New Roman" w:hAnsi="Times New Roman" w:eastAsia="Times New Roman" w:cs="Times New Roman"/>
+          <w:color w:val="000000"/>
           <w:rtl/>
           <w:lang w:bidi="he-IL"/>
         </w:rPr>
         <w:t xml:space="preserve">עם שלוש מאות ושמונה עשר עבדיו לעורר דבר</w:t>
       </w:r>
       <w:r>
+        <w:rPr>
+          <w:rFonts w:ascii="Times New Roman" w:hAnsi="Times New Roman" w:eastAsia="Times New Roman" w:cs="Times New Roman"/>
+          <w:color w:val="000000"/>
+        </w:rPr>
         <w:t xml:space="preserve"> to awaken </w:t>
       </w:r>
       <w:r>
         <w:rPr>
+          <w:rFonts w:ascii="Times New Roman" w:hAnsi="Times New Roman" w:eastAsia="Times New Roman" w:cs="Times New Roman"/>
+          <w:color w:val="000000"/>
           <w:rtl/>
           <w:lang w:bidi="he-IL"/>
         </w:rPr>
         <w:t xml:space="preserve">זה שאין יאוש יאוש כלל</w:t>
       </w:r>
       <w:r>
+        <w:rPr>
+          <w:rFonts w:ascii="Times New Roman" w:hAnsi="Times New Roman" w:eastAsia="Times New Roman" w:cs="Times New Roman"/>
+          <w:color w:val="000000"/>
+        </w:rPr>
         <w:t xml:space="preserve">, meaning that what? This </w:t>
       </w:r>
       <w:r>
         <w:rPr>
-          <w:i/>
-          <w:iCs/>
+          <w:rFonts w:ascii="Times New Roman" w:hAnsi="Times New Roman" w:eastAsia="Times New Roman" w:cs="Times New Roman"/>
+          <w:i/>
+          <w:iCs/>
+          <w:color w:val="000000"/>
         </w:rPr>
         <w:t xml:space="preserve">halacha</w:t>
       </w:r>
       <w:r>
+        <w:rPr>
+          <w:rFonts w:ascii="Times New Roman" w:hAnsi="Times New Roman" w:eastAsia="Times New Roman" w:cs="Times New Roman"/>
+          <w:color w:val="000000"/>
+        </w:rPr>
         <w:t xml:space="preserve"> about </w:t>
       </w:r>
       <w:r>
         <w:rPr>
-          <w:i/>
-          <w:iCs/>
+          <w:rFonts w:ascii="Times New Roman" w:hAnsi="Times New Roman" w:eastAsia="Times New Roman" w:cs="Times New Roman"/>
+          <w:i/>
+          <w:iCs/>
+          <w:color w:val="000000"/>
         </w:rPr>
         <w:t xml:space="preserve">ye'ush</w:t>
       </w:r>
       <w:r>
+        <w:rPr>
+          <w:rFonts w:ascii="Times New Roman" w:hAnsi="Times New Roman" w:eastAsia="Times New Roman" w:cs="Times New Roman"/>
+          <w:color w:val="000000"/>
+        </w:rPr>
         <w:t xml:space="preserve"> and therefore </w:t>
       </w:r>
       <w:r>
         <w:rPr>
+          <w:rFonts w:ascii="Times New Roman" w:hAnsi="Times New Roman" w:eastAsia="Times New Roman" w:cs="Times New Roman"/>
+          <w:color w:val="000000"/>
           <w:rtl/>
           <w:lang w:bidi="he-IL"/>
         </w:rPr>
         <w:t xml:space="preserve">שינוי רשות</w:t>
       </w:r>
       <w:r>
+        <w:rPr>
+          <w:rFonts w:ascii="Times New Roman" w:hAnsi="Times New Roman" w:eastAsia="Times New Roman" w:cs="Times New Roman"/>
+          <w:color w:val="000000"/>
+        </w:rPr>
         <w:t xml:space="preserve"> does not apply because we are an offspring of </w:t>
       </w:r>
       <w:r>
         <w:rPr>
+          <w:rFonts w:ascii="Times New Roman" w:hAnsi="Times New Roman" w:eastAsia="Times New Roman" w:cs="Times New Roman"/>
+          <w:color w:val="000000"/>
           <w:rtl/>
           <w:lang w:bidi="he-IL"/>
         </w:rPr>
         <w:t xml:space="preserve">אברהם אבינו</w:t>
       </w:r>
       <w:r>
+        <w:rPr>
+          <w:rFonts w:ascii="Times New Roman" w:hAnsi="Times New Roman" w:eastAsia="Times New Roman" w:cs="Times New Roman"/>
+          <w:color w:val="000000"/>
+        </w:rPr>
         <w:t xml:space="preserve">. </w:t>
       </w:r>
     </w:p>
     <w:p>
       <w:pPr>
-        <w:bidi w:val="false"/>
-        <w:spacing w:before="0" w:after="180" w:line="276"/>
-        <w:jc w:val="start"/>
-      </w:pPr>
-      <w:r>
-        <w:rPr>
+        <w:widowControl/>
+        <w:bidi w:val="false"/>
+        <w:spacing w:before="0" w:after="180" w:line="276"/>
+        <w:jc w:val="start"/>
+      </w:pPr>
+      <w:r>
+        <w:rPr>
+          <w:rFonts w:ascii="Times New Roman" w:hAnsi="Times New Roman" w:eastAsia="Times New Roman" w:cs="Times New Roman"/>
+          <w:color w:val="000000"/>
           <w:rtl/>
           <w:lang w:bidi="he-IL"/>
         </w:rPr>
         <w:t xml:space="preserve">ולמה לא ישגיחו בה לבעלה שלא יהא יאוש כלל</w:t>
       </w:r>
       <w:r>
+        <w:rPr>
+          <w:rFonts w:ascii="Times New Roman" w:hAnsi="Times New Roman" w:eastAsia="Times New Roman" w:cs="Times New Roman"/>
+          <w:color w:val="000000"/>
+        </w:rPr>
         <w:t xml:space="preserve">, so therefore they're questioning why didn't they believe that she never that she never gave up hope? He says, </w:t>
       </w:r>
       <w:r>
         <w:rPr>
+          <w:rFonts w:ascii="Times New Roman" w:hAnsi="Times New Roman" w:eastAsia="Times New Roman" w:cs="Times New Roman"/>
+          <w:color w:val="000000"/>
           <w:rtl/>
           <w:lang w:bidi="he-IL"/>
         </w:rPr>
         <w:t xml:space="preserve">גם היא מזרע אברהם אבינו</w:t>
       </w:r>
       <w:r>
+        <w:rPr>
+          <w:rFonts w:ascii="Times New Roman" w:hAnsi="Times New Roman" w:eastAsia="Times New Roman" w:cs="Times New Roman"/>
+          <w:color w:val="000000"/>
+        </w:rPr>
         <w:t xml:space="preserve">, she's from the offspring of </w:t>
       </w:r>
       <w:r>
         <w:rPr>
+          <w:rFonts w:ascii="Times New Roman" w:hAnsi="Times New Roman" w:eastAsia="Times New Roman" w:cs="Times New Roman"/>
+          <w:color w:val="000000"/>
           <w:rtl/>
           <w:lang w:bidi="he-IL"/>
         </w:rPr>
         <w:t xml:space="preserve">אברהם אבינו, בטוחה בהשם יתברך כמוהו, וידעה שהשם יתברך יכול לעזור נגד הכל</w:t>
       </w:r>
       <w:r>
+        <w:rPr>
+          <w:rFonts w:ascii="Times New Roman" w:hAnsi="Times New Roman" w:eastAsia="Times New Roman" w:cs="Times New Roman"/>
+          <w:color w:val="000000"/>
+        </w:rPr>
         <w:t xml:space="preserve">. So she believes that Hashem will give me back my my my stuff! I don't give up! I have Hashem! Why would I ever give up hope? This real mentality is amazing! </w:t>
       </w:r>
     </w:p>
     <w:p>
       <w:pPr>
-        <w:bidi w:val="false"/>
-        <w:spacing w:before="0" w:after="180" w:line="276"/>
-        <w:jc w:val="start"/>
-      </w:pPr>
-      <w:r>
-        <w:rPr>
+        <w:widowControl/>
+        <w:bidi w:val="false"/>
+        <w:spacing w:before="0" w:after="180" w:line="276"/>
+        <w:jc w:val="start"/>
+      </w:pPr>
+      <w:r>
+        <w:rPr>
+          <w:rFonts w:ascii="Times New Roman" w:hAnsi="Times New Roman" w:eastAsia="Times New Roman" w:cs="Times New Roman"/>
+          <w:color w:val="000000"/>
           <w:rtl/>
           <w:lang w:bidi="he-IL"/>
         </w:rPr>
         <w:t xml:space="preserve">והיה לקח</w:t>
       </w:r>
       <w:r>
+        <w:rPr>
+          <w:rFonts w:ascii="Times New Roman" w:hAnsi="Times New Roman" w:eastAsia="Times New Roman" w:cs="Times New Roman"/>
+          <w:color w:val="000000"/>
+        </w:rPr>
         <w:t xml:space="preserve">, right? </w:t>
       </w:r>
     </w:p>
     <w:p>
       <w:pPr>
-        <w:bidi w:val="false"/>
-        <w:spacing w:before="0" w:after="180" w:line="276"/>
-        <w:jc w:val="start"/>
-      </w:pPr>
-      <w:r>
-        <w:rPr>
+        <w:widowControl/>
+        <w:bidi w:val="false"/>
+        <w:spacing w:before="0" w:after="180" w:line="276"/>
+        <w:jc w:val="start"/>
+      </w:pPr>
+      <w:r>
+        <w:rPr>
+          <w:rFonts w:ascii="Times New Roman" w:hAnsi="Times New Roman" w:eastAsia="Times New Roman" w:cs="Times New Roman"/>
+          <w:color w:val="000000"/>
           <w:rtl/>
           <w:lang w:bidi="he-IL"/>
         </w:rPr>
         <w:t xml:space="preserve">והיה לקח לרב</w:t>
       </w:r>
       <w:r>
+        <w:rPr>
+          <w:rFonts w:ascii="Times New Roman" w:hAnsi="Times New Roman" w:eastAsia="Times New Roman" w:cs="Times New Roman"/>
+          <w:color w:val="000000"/>
+        </w:rPr>
         <w:t xml:space="preserve">, no, </w:t>
       </w:r>
       <w:r>
         <w:rPr>
+          <w:rFonts w:ascii="Times New Roman" w:hAnsi="Times New Roman" w:eastAsia="Times New Roman" w:cs="Times New Roman"/>
+          <w:color w:val="000000"/>
           <w:rtl/>
           <w:lang w:bidi="he-IL"/>
         </w:rPr>
         <w:t xml:space="preserve">שלא לישב בסוכה גזולה</w:t>
       </w:r>
       <w:r>
+        <w:rPr>
+          <w:rFonts w:ascii="Times New Roman" w:hAnsi="Times New Roman" w:eastAsia="Times New Roman" w:cs="Times New Roman"/>
+          <w:color w:val="000000"/>
+        </w:rPr>
         <w:t xml:space="preserve">. And Rav Nachman should have heeded her words and refrained from dwelling in the stolen </w:t>
       </w:r>
       <w:r>
         <w:rPr>
-          <w:i/>
-          <w:iCs/>
+          <w:rFonts w:ascii="Times New Roman" w:hAnsi="Times New Roman" w:eastAsia="Times New Roman" w:cs="Times New Roman"/>
+          <w:i/>
+          <w:iCs/>
+          <w:color w:val="000000"/>
         </w:rPr>
         <w:t xml:space="preserve">sukkah</w:t>
       </w:r>
       <w:r>
+        <w:rPr>
+          <w:rFonts w:ascii="Times New Roman" w:hAnsi="Times New Roman" w:eastAsia="Times New Roman" w:cs="Times New Roman"/>
+          <w:color w:val="000000"/>
+        </w:rPr>
         <w:t xml:space="preserve">. </w:t>
       </w:r>
     </w:p>
     <w:p>
       <w:pPr>
-        <w:bidi w:val="false"/>
-        <w:spacing w:before="0" w:after="180" w:line="276"/>
-        <w:jc w:val="start"/>
-      </w:pPr>
-      <w:r>
+        <w:widowControl/>
+        <w:bidi w:val="false"/>
+        <w:spacing w:before="0" w:after="180" w:line="276"/>
+        <w:jc w:val="start"/>
+      </w:pPr>
+      <w:r>
+        <w:rPr>
+          <w:rFonts w:ascii="Times New Roman" w:hAnsi="Times New Roman" w:eastAsia="Times New Roman" w:cs="Times New Roman"/>
+          <w:color w:val="000000"/>
+        </w:rPr>
         <w:t xml:space="preserve">That's an amazing thing. </w:t>
       </w:r>
     </w:p>
     <w:p>
       <w:pPr>
-        <w:bidi w:val="false"/>
-        <w:spacing w:before="0" w:after="180" w:line="276"/>
-        <w:jc w:val="start"/>
-      </w:pPr>
-      <w:r>
-        <w:rPr>
+        <w:pStyle w:val="Heading1"/>
+        <w:jc w:val="left"/>
+      </w:pPr>
+      <w:r>
+        <w:rPr>
+          <w:rFonts w:ascii="Times New Roman" w:hAnsi="Times New Roman" w:eastAsia="Times New Roman" w:cs="Times New Roman"/>
+        </w:rPr>
+        <w:t>Finding Hashem in the Lowest Places</w:t>
+      </w:r>
+    </w:p>
+    <w:p>
+      <w:pPr>
+        <w:widowControl/>
+        <w:bidi w:val="false"/>
+        <w:spacing w:before="0" w:after="180" w:line="276"/>
+        <w:jc w:val="start"/>
+      </w:pPr>
+      <w:r>
+        <w:rPr>
+          <w:rFonts w:ascii="Times New Roman" w:hAnsi="Times New Roman" w:eastAsia="Times New Roman" w:cs="Times New Roman"/>
+          <w:color w:val="000000"/>
           <w:rtl/>
           <w:lang w:bidi="he-IL"/>
         </w:rPr>
         <w:t xml:space="preserve">על פי הלכה</w:t>
       </w:r>
       <w:r>
+        <w:rPr>
+          <w:rFonts w:ascii="Times New Roman" w:hAnsi="Times New Roman" w:eastAsia="Times New Roman" w:cs="Times New Roman"/>
+          <w:color w:val="000000"/>
+        </w:rPr>
         <w:t xml:space="preserve">, we did not do that, but he should have because where does she come from? Where do we all come from? Okay. And just to bring this point home, here, this is Pri Tzadik on this week's </w:t>
       </w:r>
       <w:r>
         <w:rPr>
-          <w:i/>
-          <w:iCs/>
+          <w:rFonts w:ascii="Times New Roman" w:hAnsi="Times New Roman" w:eastAsia="Times New Roman" w:cs="Times New Roman"/>
+          <w:i/>
+          <w:iCs/>
+          <w:color w:val="000000"/>
         </w:rPr>
         <w:t xml:space="preserve">parsha</w:t>
       </w:r>
       <w:r>
+        <w:rPr>
+          <w:rFonts w:ascii="Times New Roman" w:hAnsi="Times New Roman" w:eastAsia="Times New Roman" w:cs="Times New Roman"/>
+          <w:color w:val="000000"/>
+        </w:rPr>
         <w:t xml:space="preserve">. He says, he says, </w:t>
       </w:r>
       <w:r>
         <w:rPr>
+          <w:rFonts w:ascii="Times New Roman" w:hAnsi="Times New Roman" w:eastAsia="Times New Roman" w:cs="Times New Roman"/>
+          <w:color w:val="000000"/>
           <w:rtl/>
           <w:lang w:bidi="he-IL"/>
         </w:rPr>
         <w:t xml:space="preserve">אך עניין על פי מה שכתב הזוהר הקדוש לך לך</w:t>
       </w:r>
       <w:r>
+        <w:rPr>
+          <w:rFonts w:ascii="Times New Roman" w:hAnsi="Times New Roman" w:eastAsia="Times New Roman" w:cs="Times New Roman"/>
+          <w:color w:val="000000"/>
+        </w:rPr>
         <w:t xml:space="preserve">, when it says the words go for yourself, </w:t>
       </w:r>
       <w:r>
         <w:rPr>
+          <w:rFonts w:ascii="Times New Roman" w:hAnsi="Times New Roman" w:eastAsia="Times New Roman" w:cs="Times New Roman"/>
+          <w:color w:val="000000"/>
           <w:rtl/>
           <w:lang w:bidi="he-IL"/>
         </w:rPr>
         <w:t xml:space="preserve">לאתקנא גרמך לאתקנא דרגא דילך וכולי</w:t>
       </w:r>
       <w:r>
+        <w:rPr>
+          <w:rFonts w:ascii="Times New Roman" w:hAnsi="Times New Roman" w:eastAsia="Times New Roman" w:cs="Times New Roman"/>
+          <w:color w:val="000000"/>
+        </w:rPr>
         <w:t xml:space="preserve">. </w:t>
       </w:r>
     </w:p>
     <w:p>
       <w:pPr>
-        <w:bidi w:val="false"/>
-        <w:spacing w:before="0" w:after="180" w:line="276"/>
-        <w:jc w:val="start"/>
-      </w:pPr>
-      <w:r>
+        <w:widowControl/>
+        <w:bidi w:val="false"/>
+        <w:spacing w:before="0" w:after="180" w:line="276"/>
+        <w:jc w:val="start"/>
+      </w:pPr>
+      <w:r>
+        <w:rPr>
+          <w:rFonts w:ascii="Times New Roman" w:hAnsi="Times New Roman" w:eastAsia="Times New Roman" w:cs="Times New Roman"/>
+          <w:color w:val="000000"/>
+        </w:rPr>
         <w:t xml:space="preserve">It means to rectify yourself, to rectify your own spiritual rung. </w:t>
       </w:r>
     </w:p>
     <w:p>
       <w:pPr>
-        <w:bidi w:val="false"/>
-        <w:spacing w:before="0" w:after="180" w:line="276"/>
-        <w:jc w:val="start"/>
-      </w:pPr>
-      <w:r>
-        <w:rPr>
+        <w:pStyle w:val="Heading2"/>
+        <w:jc w:val="left"/>
+      </w:pPr>
+      <w:r>
+        <w:rPr>
+          <w:rFonts w:ascii="Times New Roman" w:hAnsi="Times New Roman" w:eastAsia="Times New Roman" w:cs="Times New Roman"/>
+        </w:rPr>
+        <w:t>Lech Lecha and the Beginnings of Avraham Avinu</w:t>
+      </w:r>
+    </w:p>
+    <w:p>
+      <w:pPr>
+        <w:widowControl/>
+        <w:bidi w:val="false"/>
+        <w:spacing w:before="0" w:after="180" w:line="276"/>
+        <w:jc w:val="start"/>
+      </w:pPr>
+      <w:r>
+        <w:rPr>
+          <w:rFonts w:ascii="Times New Roman" w:hAnsi="Times New Roman" w:eastAsia="Times New Roman" w:cs="Times New Roman"/>
+          <w:color w:val="000000"/>
           <w:rtl/>
           <w:lang w:bidi="he-IL"/>
         </w:rPr>
         <w:t xml:space="preserve">והיינו</w:t>
       </w:r>
       <w:r>
+        <w:rPr>
+          <w:rFonts w:ascii="Times New Roman" w:hAnsi="Times New Roman" w:eastAsia="Times New Roman" w:cs="Times New Roman"/>
+          <w:color w:val="000000"/>
+        </w:rPr>
         <w:t xml:space="preserve">, what does that mean? It means to say that he says to him, </w:t>
       </w:r>
       <w:r>
         <w:rPr>
+          <w:rFonts w:ascii="Times New Roman" w:hAnsi="Times New Roman" w:eastAsia="Times New Roman" w:cs="Times New Roman"/>
+          <w:color w:val="000000"/>
           <w:rtl/>
           <w:lang w:bidi="he-IL"/>
         </w:rPr>
         <w:t xml:space="preserve">אף שנולד מתרח שהיה עובד עבודה זרה</w:t>
       </w:r>
       <w:r>
+        <w:rPr>
+          <w:rFonts w:ascii="Times New Roman" w:hAnsi="Times New Roman" w:eastAsia="Times New Roman" w:cs="Times New Roman"/>
+          <w:color w:val="000000"/>
+        </w:rPr>
         <w:t xml:space="preserve">, okay, even though Avraham Avinu, he's born from Terach who was an </w:t>
       </w:r>
       <w:r>
         <w:rPr>
+          <w:rFonts w:ascii="Times New Roman" w:hAnsi="Times New Roman" w:eastAsia="Times New Roman" w:cs="Times New Roman"/>
+          <w:color w:val="000000"/>
           <w:rtl/>
           <w:lang w:bidi="he-IL"/>
         </w:rPr>
         <w:t xml:space="preserve">עובד עבודה זרה, ובמקום שהיה שקוע בעבודה זרה</w:t>
       </w:r>
       <w:r>
+        <w:rPr>
+          <w:rFonts w:ascii="Times New Roman" w:hAnsi="Times New Roman" w:eastAsia="Times New Roman" w:cs="Times New Roman"/>
+          <w:color w:val="000000"/>
+        </w:rPr>
         <w:t xml:space="preserve">, and he was in the place that was in complete idolatry, that that's that's all there was that's all was there, it was total </w:t>
       </w:r>
       <w:r>
         <w:rPr>
-          <w:i/>
-          <w:iCs/>
+          <w:rFonts w:ascii="Times New Roman" w:hAnsi="Times New Roman" w:eastAsia="Times New Roman" w:cs="Times New Roman"/>
+          <w:i/>
+          <w:iCs/>
+          <w:color w:val="000000"/>
         </w:rPr>
         <w:t xml:space="preserve">shmuts</w:t>
       </w:r>
       <w:r>
+        <w:rPr>
+          <w:rFonts w:ascii="Times New Roman" w:hAnsi="Times New Roman" w:eastAsia="Times New Roman" w:cs="Times New Roman"/>
+          <w:color w:val="000000"/>
+        </w:rPr>
         <w:t xml:space="preserve">, </w:t>
       </w:r>
       <w:r>
         <w:rPr>
+          <w:rFonts w:ascii="Times New Roman" w:hAnsi="Times New Roman" w:eastAsia="Times New Roman" w:cs="Times New Roman"/>
+          <w:color w:val="000000"/>
           <w:rtl/>
           <w:lang w:bidi="he-IL"/>
         </w:rPr>
         <w:t xml:space="preserve">לא יפחד מזה</w:t>
       </w:r>
       <w:r>
+        <w:rPr>
+          <w:rFonts w:ascii="Times New Roman" w:hAnsi="Times New Roman" w:eastAsia="Times New Roman" w:cs="Times New Roman"/>
+          <w:color w:val="000000"/>
+        </w:rPr>
         <w:t xml:space="preserve">. He shouldn't fear this. </w:t>
       </w:r>
     </w:p>
     <w:p>
       <w:pPr>
-        <w:bidi w:val="false"/>
-        <w:spacing w:before="0" w:after="180" w:line="276"/>
-        <w:jc w:val="start"/>
-      </w:pPr>
-      <w:r>
-        <w:rPr>
+        <w:widowControl/>
+        <w:bidi w:val="false"/>
+        <w:spacing w:before="0" w:after="180" w:line="276"/>
+        <w:jc w:val="start"/>
+      </w:pPr>
+      <w:r>
+        <w:rPr>
+          <w:rFonts w:ascii="Times New Roman" w:hAnsi="Times New Roman" w:eastAsia="Times New Roman" w:cs="Times New Roman"/>
+          <w:color w:val="000000"/>
           <w:rtl/>
           <w:lang w:bidi="he-IL"/>
         </w:rPr>
         <w:t xml:space="preserve">שאדרבה, מאז יוכל לילך ולהגיע להמדרגה שלו</w:t>
       </w:r>
       <w:r>
+        <w:rPr>
+          <w:rFonts w:ascii="Times New Roman" w:hAnsi="Times New Roman" w:eastAsia="Times New Roman" w:cs="Times New Roman"/>
+          <w:color w:val="000000"/>
+        </w:rPr>
         <w:t xml:space="preserve">. </w:t>
       </w:r>
     </w:p>
     <w:p>
       <w:pPr>
-        <w:bidi w:val="false"/>
-        <w:spacing w:before="0" w:after="180" w:line="276"/>
-        <w:jc w:val="start"/>
-      </w:pPr>
-      <w:r>
+        <w:widowControl/>
+        <w:bidi w:val="false"/>
+        <w:spacing w:before="0" w:after="180" w:line="276"/>
+        <w:jc w:val="start"/>
+      </w:pPr>
+      <w:r>
+        <w:rPr>
+          <w:rFonts w:ascii="Times New Roman" w:hAnsi="Times New Roman" w:eastAsia="Times New Roman" w:cs="Times New Roman"/>
+          <w:color w:val="000000"/>
+        </w:rPr>
         <w:t xml:space="preserve">On that very background, he could advance and achieve his sublime level, even at the lowest point. </w:t>
       </w:r>
     </w:p>
     <w:p>
       <w:pPr>
-        <w:bidi w:val="false"/>
-        <w:spacing w:before="0" w:after="180" w:line="276"/>
-        <w:jc w:val="start"/>
-      </w:pPr>
-      <w:r>
-        <w:rPr>
+        <w:widowControl/>
+        <w:bidi w:val="false"/>
+        <w:spacing w:before="0" w:after="180" w:line="276"/>
+        <w:jc w:val="start"/>
+      </w:pPr>
+      <w:r>
+        <w:rPr>
+          <w:rFonts w:ascii="Times New Roman" w:hAnsi="Times New Roman" w:eastAsia="Times New Roman" w:cs="Times New Roman"/>
+          <w:color w:val="000000"/>
           <w:rtl/>
           <w:lang w:bidi="he-IL"/>
         </w:rPr>
         <w:t xml:space="preserve">ועל דוגמת מה שאמר</w:t>
       </w:r>
       <w:r>
+        <w:rPr>
+          <w:rFonts w:ascii="Times New Roman" w:hAnsi="Times New Roman" w:eastAsia="Times New Roman" w:cs="Times New Roman"/>
+          <w:color w:val="000000"/>
+        </w:rPr>
         <w:t xml:space="preserve">, and in the manner which we said, </w:t>
       </w:r>
       <w:r>
         <w:rPr>
+          <w:rFonts w:ascii="Times New Roman" w:hAnsi="Times New Roman" w:eastAsia="Times New Roman" w:cs="Times New Roman"/>
+          <w:color w:val="000000"/>
           <w:rtl/>
           <w:lang w:bidi="he-IL"/>
         </w:rPr>
         <w:t xml:space="preserve">ובקשתם משם את ה' אלוקיך ומצאת וגומר</w:t>
       </w:r>
       <w:r>
+        <w:rPr>
+          <w:rFonts w:ascii="Times New Roman" w:hAnsi="Times New Roman" w:eastAsia="Times New Roman" w:cs="Times New Roman"/>
+          <w:color w:val="000000"/>
+        </w:rPr>
         <w:t xml:space="preserve">. And from there, you shall seek from from </w:t>
       </w:r>
       <w:r>
         <w:rPr>
+          <w:rFonts w:ascii="Times New Roman" w:hAnsi="Times New Roman" w:eastAsia="Times New Roman" w:cs="Times New Roman"/>
+          <w:color w:val="000000"/>
           <w:rtl/>
           <w:lang w:bidi="he-IL"/>
         </w:rPr>
         <w:t xml:space="preserve">ה'</w:t>
       </w:r>
       <w:r>
+        <w:rPr>
+          <w:rFonts w:ascii="Times New Roman" w:hAnsi="Times New Roman" w:eastAsia="Times New Roman" w:cs="Times New Roman"/>
+          <w:color w:val="000000"/>
+        </w:rPr>
         <w:t xml:space="preserve"> and you shall find him. </w:t>
       </w:r>
     </w:p>
     <w:p>
       <w:pPr>
-        <w:bidi w:val="false"/>
-        <w:spacing w:before="0" w:after="180" w:line="276"/>
-        <w:jc w:val="start"/>
-      </w:pPr>
-      <w:r>
-        <w:rPr>
+        <w:widowControl/>
+        <w:bidi w:val="false"/>
+        <w:spacing w:before="0" w:after="180" w:line="276"/>
+        <w:jc w:val="start"/>
+      </w:pPr>
+      <w:r>
+        <w:rPr>
+          <w:rFonts w:ascii="Times New Roman" w:hAnsi="Times New Roman" w:eastAsia="Times New Roman" w:cs="Times New Roman"/>
+          <w:color w:val="000000"/>
           <w:rtl/>
           <w:lang w:bidi="he-IL"/>
         </w:rPr>
         <w:t xml:space="preserve">והוא אחר שנאמר והפיץ ה' אתכם בעמים וגומר</w:t>
       </w:r>
       <w:r>
+        <w:rPr>
+          <w:rFonts w:ascii="Times New Roman" w:hAnsi="Times New Roman" w:eastAsia="Times New Roman" w:cs="Times New Roman"/>
+          <w:color w:val="000000"/>
+        </w:rPr>
         <w:t xml:space="preserve">. </w:t>
       </w:r>
     </w:p>
     <w:p>
       <w:pPr>
-        <w:bidi w:val="false"/>
-        <w:spacing w:before="0" w:after="180" w:line="276"/>
-        <w:jc w:val="start"/>
-      </w:pPr>
-      <w:r>
+        <w:widowControl/>
+        <w:bidi w:val="false"/>
+        <w:spacing w:before="0" w:after="180" w:line="276"/>
+        <w:jc w:val="start"/>
+      </w:pPr>
+      <w:r>
+        <w:rPr>
+          <w:rFonts w:ascii="Times New Roman" w:hAnsi="Times New Roman" w:eastAsia="Times New Roman" w:cs="Times New Roman"/>
+          <w:color w:val="000000"/>
+        </w:rPr>
         <w:t xml:space="preserve">That's what the </w:t>
       </w:r>
       <w:r>
         <w:rPr>
-          <w:i/>
-          <w:iCs/>
+          <w:rFonts w:ascii="Times New Roman" w:hAnsi="Times New Roman" w:eastAsia="Times New Roman" w:cs="Times New Roman"/>
+          <w:i/>
+          <w:iCs/>
+          <w:color w:val="000000"/>
         </w:rPr>
         <w:t xml:space="preserve">pasuk</w:t>
       </w:r>
       <w:r>
+        <w:rPr>
+          <w:rFonts w:ascii="Times New Roman" w:hAnsi="Times New Roman" w:eastAsia="Times New Roman" w:cs="Times New Roman"/>
+          <w:color w:val="000000"/>
+        </w:rPr>
         <w:t xml:space="preserve"> say, that </w:t>
       </w:r>
       <w:r>
         <w:rPr>
+          <w:rFonts w:ascii="Times New Roman" w:hAnsi="Times New Roman" w:eastAsia="Times New Roman" w:cs="Times New Roman"/>
+          <w:color w:val="000000"/>
           <w:rtl/>
           <w:lang w:bidi="he-IL"/>
         </w:rPr>
         <w:t xml:space="preserve">ה'</w:t>
       </w:r>
       <w:r>
+        <w:rPr>
+          <w:rFonts w:ascii="Times New Roman" w:hAnsi="Times New Roman" w:eastAsia="Times New Roman" w:cs="Times New Roman"/>
+          <w:color w:val="000000"/>
+        </w:rPr>
         <w:t xml:space="preserve"> shall scatter you among the people, meaning even in </w:t>
       </w:r>
       <w:r>
         <w:rPr>
-          <w:i/>
-          <w:iCs/>
+          <w:rFonts w:ascii="Times New Roman" w:hAnsi="Times New Roman" w:eastAsia="Times New Roman" w:cs="Times New Roman"/>
+          <w:i/>
+          <w:iCs/>
+          <w:color w:val="000000"/>
         </w:rPr>
         <w:t xml:space="preserve">galut</w:t>
       </w:r>
       <w:r>
+        <w:rPr>
+          <w:rFonts w:ascii="Times New Roman" w:hAnsi="Times New Roman" w:eastAsia="Times New Roman" w:cs="Times New Roman"/>
+          <w:color w:val="000000"/>
+        </w:rPr>
         <w:t xml:space="preserve">, where you're totally lost, right, amongst, you know, the the the </w:t>
       </w:r>
       <w:r>
         <w:rPr>
-          <w:i/>
-          <w:iCs/>
+          <w:rFonts w:ascii="Times New Roman" w:hAnsi="Times New Roman" w:eastAsia="Times New Roman" w:cs="Times New Roman"/>
+          <w:i/>
+          <w:iCs/>
+          <w:color w:val="000000"/>
         </w:rPr>
         <w:t xml:space="preserve">shmuts</w:t>
       </w:r>
       <w:r>
+        <w:rPr>
+          <w:rFonts w:ascii="Times New Roman" w:hAnsi="Times New Roman" w:eastAsia="Times New Roman" w:cs="Times New Roman"/>
+          <w:color w:val="000000"/>
+        </w:rPr>
         <w:t xml:space="preserve"> and the vitriol that's out there or you're not even religious or whatever, like look where Avraham Avinu came from, from Terach, and he was able to ascend to the highest level. So too we, </w:t>
       </w:r>
       <w:r>
         <w:rPr>
+          <w:rFonts w:ascii="Times New Roman" w:hAnsi="Times New Roman" w:eastAsia="Times New Roman" w:cs="Times New Roman"/>
+          <w:color w:val="000000"/>
           <w:rtl/>
           <w:lang w:bidi="he-IL"/>
         </w:rPr>
         <w:t xml:space="preserve">אל ירך לבבכם להתייאש</w:t>
       </w:r>
       <w:r>
+        <w:rPr>
+          <w:rFonts w:ascii="Times New Roman" w:hAnsi="Times New Roman" w:eastAsia="Times New Roman" w:cs="Times New Roman"/>
+          <w:color w:val="000000"/>
+        </w:rPr>
         <w:t xml:space="preserve">, don't let don't let it go into your heart to give up </w:t>
       </w:r>
       <w:r>
         <w:rPr>
+          <w:rFonts w:ascii="Times New Roman" w:hAnsi="Times New Roman" w:eastAsia="Times New Roman" w:cs="Times New Roman"/>
+          <w:color w:val="000000"/>
           <w:rtl/>
           <w:lang w:bidi="he-IL"/>
         </w:rPr>
         <w:t xml:space="preserve">פן חס ושלום נתקלקל גמור</w:t>
       </w:r>
       <w:r>
+        <w:rPr>
+          <w:rFonts w:ascii="Times New Roman" w:hAnsi="Times New Roman" w:eastAsia="Times New Roman" w:cs="Times New Roman"/>
+          <w:color w:val="000000"/>
+        </w:rPr>
         <w:t xml:space="preserve">, that oh, you're complete corrupted, God forbid, </w:t>
       </w:r>
       <w:r>
         <w:rPr>
+          <w:rFonts w:ascii="Times New Roman" w:hAnsi="Times New Roman" w:eastAsia="Times New Roman" w:cs="Times New Roman"/>
+          <w:color w:val="000000"/>
           <w:rtl/>
           <w:lang w:bidi="he-IL"/>
         </w:rPr>
         <w:t xml:space="preserve">כי אדרבה, משם דייקא ובקשתם וגומר</w:t>
       </w:r>
       <w:r>
+        <w:rPr>
+          <w:rFonts w:ascii="Times New Roman" w:hAnsi="Times New Roman" w:eastAsia="Times New Roman" w:cs="Times New Roman"/>
+          <w:color w:val="000000"/>
+        </w:rPr>
         <w:t xml:space="preserve">. On the contrary, especially from that place that you shall seek, </w:t>
       </w:r>
       <w:r>
         <w:rPr>
+          <w:rFonts w:ascii="Times New Roman" w:hAnsi="Times New Roman" w:eastAsia="Times New Roman" w:cs="Times New Roman"/>
+          <w:color w:val="000000"/>
           <w:rtl/>
           <w:lang w:bidi="he-IL"/>
         </w:rPr>
         <w:t xml:space="preserve">שהגלות יגרום</w:t>
       </w:r>
       <w:r>
+        <w:rPr>
+          <w:rFonts w:ascii="Times New Roman" w:hAnsi="Times New Roman" w:eastAsia="Times New Roman" w:cs="Times New Roman"/>
+          <w:color w:val="000000"/>
+        </w:rPr>
         <w:t xml:space="preserve">, the exile itself will catalyze, </w:t>
       </w:r>
       <w:r>
         <w:rPr>
+          <w:rFonts w:ascii="Times New Roman" w:hAnsi="Times New Roman" w:eastAsia="Times New Roman" w:cs="Times New Roman"/>
+          <w:color w:val="000000"/>
           <w:rtl/>
           <w:lang w:bidi="he-IL"/>
         </w:rPr>
         <w:t xml:space="preserve">כי תדרשנו בכל לבבך ובכל נפשך</w:t>
       </w:r>
       <w:r>
+        <w:rPr>
+          <w:rFonts w:ascii="Times New Roman" w:hAnsi="Times New Roman" w:eastAsia="Times New Roman" w:cs="Times New Roman"/>
+          <w:color w:val="000000"/>
+        </w:rPr>
         <w:t xml:space="preserve">, that you're going to search for Him with all your heart and your soul, in the </w:t>
       </w:r>
       <w:r>
         <w:rPr>
-          <w:i/>
-          <w:iCs/>
+          <w:rFonts w:ascii="Times New Roman" w:hAnsi="Times New Roman" w:eastAsia="Times New Roman" w:cs="Times New Roman"/>
+          <w:i/>
+          <w:iCs/>
+          <w:color w:val="000000"/>
         </w:rPr>
         <w:t xml:space="preserve">galut</w:t>
       </w:r>
       <w:r>
+        <w:rPr>
+          <w:rFonts w:ascii="Times New Roman" w:hAnsi="Times New Roman" w:eastAsia="Times New Roman" w:cs="Times New Roman"/>
+          <w:color w:val="000000"/>
+        </w:rPr>
         <w:t xml:space="preserve"> itself, just like Sarah was an </w:t>
       </w:r>
       <w:r>
         <w:rPr>
+          <w:rFonts w:ascii="Times New Roman" w:hAnsi="Times New Roman" w:eastAsia="Times New Roman" w:cs="Times New Roman"/>
+          <w:color w:val="000000"/>
           <w:rtl/>
           <w:lang w:bidi="he-IL"/>
         </w:rPr>
         <w:t xml:space="preserve">עקרה</w:t>
       </w:r>
       <w:r>
+        <w:rPr>
+          <w:rFonts w:ascii="Times New Roman" w:hAnsi="Times New Roman" w:eastAsia="Times New Roman" w:cs="Times New Roman"/>
+          <w:color w:val="000000"/>
+        </w:rPr>
         <w:t xml:space="preserve">, Avraham too stayed with </w:t>
       </w:r>
       <w:r>
         <w:rPr>
+          <w:rFonts w:ascii="Times New Roman" w:hAnsi="Times New Roman" w:eastAsia="Times New Roman" w:cs="Times New Roman"/>
+          <w:color w:val="000000"/>
           <w:rtl/>
           <w:lang w:bidi="he-IL"/>
         </w:rPr>
         <w:t xml:space="preserve">איצטגנינות</w:t>
       </w:r>
       <w:r>
+        <w:rPr>
+          <w:rFonts w:ascii="Times New Roman" w:hAnsi="Times New Roman" w:eastAsia="Times New Roman" w:cs="Times New Roman"/>
+          <w:color w:val="000000"/>
+        </w:rPr>
         <w:t xml:space="preserve">, right? From from from from his own </w:t>
       </w:r>
       <w:r>
         <w:rPr>
-          <w:i/>
-          <w:iCs/>
+          <w:rFonts w:ascii="Times New Roman" w:hAnsi="Times New Roman" w:eastAsia="Times New Roman" w:cs="Times New Roman"/>
+          <w:i/>
+          <w:iCs/>
+          <w:color w:val="000000"/>
         </w:rPr>
         <w:t xml:space="preserve">mazal</w:t>
       </w:r>
       <w:r>
+        <w:rPr>
+          <w:rFonts w:ascii="Times New Roman" w:hAnsi="Times New Roman" w:eastAsia="Times New Roman" w:cs="Times New Roman"/>
+          <w:color w:val="000000"/>
+        </w:rPr>
         <w:t xml:space="preserve"> as we say, the </w:t>
       </w:r>
       <w:r>
         <w:rPr>
-          <w:i/>
-          <w:iCs/>
+          <w:rFonts w:ascii="Times New Roman" w:hAnsi="Times New Roman" w:eastAsia="Times New Roman" w:cs="Times New Roman"/>
+          <w:i/>
+          <w:iCs/>
+          <w:color w:val="000000"/>
         </w:rPr>
         <w:t xml:space="preserve">galut</w:t>
       </w:r>
       <w:r>
+        <w:rPr>
+          <w:rFonts w:ascii="Times New Roman" w:hAnsi="Times New Roman" w:eastAsia="Times New Roman" w:cs="Times New Roman"/>
+          <w:color w:val="000000"/>
+        </w:rPr>
         <w:t xml:space="preserve"> itself is the thing that triggers it. </w:t>
       </w:r>
     </w:p>
     <w:p>
       <w:pPr>
-        <w:bidi w:val="false"/>
-        <w:spacing w:before="0" w:after="180" w:line="276"/>
-        <w:jc w:val="start"/>
-      </w:pPr>
-      <w:r>
-        <w:rPr>
+        <w:widowControl/>
+        <w:bidi w:val="false"/>
+        <w:spacing w:before="0" w:after="180" w:line="276"/>
+        <w:jc w:val="start"/>
+      </w:pPr>
+      <w:r>
+        <w:rPr>
+          <w:rFonts w:ascii="Times New Roman" w:hAnsi="Times New Roman" w:eastAsia="Times New Roman" w:cs="Times New Roman"/>
+          <w:color w:val="000000"/>
           <w:rtl/>
           <w:lang w:bidi="he-IL"/>
         </w:rPr>
         <w:t xml:space="preserve">ועל ידי זה ובקשתם ומצאתם</w:t>
       </w:r>
       <w:r>
+        <w:rPr>
+          <w:rFonts w:ascii="Times New Roman" w:hAnsi="Times New Roman" w:eastAsia="Times New Roman" w:cs="Times New Roman"/>
+          <w:color w:val="000000"/>
+        </w:rPr>
         <w:t xml:space="preserve">, and then after that, you're going to find. </w:t>
       </w:r>
     </w:p>
     <w:p>
       <w:pPr>
-        <w:bidi w:val="false"/>
-        <w:spacing w:before="0" w:after="180" w:line="276"/>
-        <w:jc w:val="start"/>
-      </w:pPr>
-      <w:r>
-        <w:rPr>
+        <w:widowControl/>
+        <w:bidi w:val="false"/>
+        <w:spacing w:before="0" w:after="180" w:line="276"/>
+        <w:jc w:val="start"/>
+      </w:pPr>
+      <w:r>
+        <w:rPr>
+          <w:rFonts w:ascii="Times New Roman" w:hAnsi="Times New Roman" w:eastAsia="Times New Roman" w:cs="Times New Roman"/>
+          <w:color w:val="000000"/>
           <w:rtl/>
           <w:lang w:bidi="he-IL"/>
         </w:rPr>
         <w:t xml:space="preserve">וכן אמר ה' יתברך לאברהם אבינו לך לך, לאתקנא להדרגא דילך</w:t>
       </w:r>
       <w:r>
+        <w:rPr>
+          <w:rFonts w:ascii="Times New Roman" w:hAnsi="Times New Roman" w:eastAsia="Times New Roman" w:cs="Times New Roman"/>
+          <w:color w:val="000000"/>
+        </w:rPr>
         <w:t xml:space="preserve">. That's what He says, go for yourself to rectify your spiritual rung. You lost a job? Pick yourself up! You're having trouble </w:t>
       </w:r>
       <w:r>
         <w:rPr>
-          <w:i/>
-          <w:iCs/>
+          <w:rFonts w:ascii="Times New Roman" w:hAnsi="Times New Roman" w:eastAsia="Times New Roman" w:cs="Times New Roman"/>
+          <w:i/>
+          <w:iCs/>
+          <w:color w:val="000000"/>
         </w:rPr>
         <w:t xml:space="preserve">shidduchim</w:t>
       </w:r>
       <w:r>
+        <w:rPr>
+          <w:rFonts w:ascii="Times New Roman" w:hAnsi="Times New Roman" w:eastAsia="Times New Roman" w:cs="Times New Roman"/>
+          <w:color w:val="000000"/>
+        </w:rPr>
         <w:t xml:space="preserve">? Go to the next one! You've got to keep going! So, he says, </w:t>
       </w:r>
       <w:r>
         <w:rPr>
+          <w:rFonts w:ascii="Times New Roman" w:hAnsi="Times New Roman" w:eastAsia="Times New Roman" w:cs="Times New Roman"/>
+          <w:color w:val="000000"/>
           <w:rtl/>
           <w:lang w:bidi="he-IL"/>
         </w:rPr>
         <w:t xml:space="preserve">מארצך וממולדתך שנולדת ממקום גרוע ושפל</w:t>
       </w:r>
       <w:r>
+        <w:rPr>
+          <w:rFonts w:ascii="Times New Roman" w:hAnsi="Times New Roman" w:eastAsia="Times New Roman" w:cs="Times New Roman"/>
+          <w:color w:val="000000"/>
+        </w:rPr>
         <w:t xml:space="preserve">, when you go from this land of birthplace, which is degraded, and is such a low environment, </w:t>
       </w:r>
       <w:r>
         <w:rPr>
+          <w:rFonts w:ascii="Times New Roman" w:hAnsi="Times New Roman" w:eastAsia="Times New Roman" w:cs="Times New Roman"/>
+          <w:color w:val="000000"/>
           <w:rtl/>
           <w:lang w:bidi="he-IL"/>
         </w:rPr>
         <w:t xml:space="preserve">ומבית אביך שהיה תרח עובד עבודה זרה</w:t>
       </w:r>
       <w:r>
+        <w:rPr>
+          <w:rFonts w:ascii="Times New Roman" w:hAnsi="Times New Roman" w:eastAsia="Times New Roman" w:cs="Times New Roman"/>
+          <w:color w:val="000000"/>
+        </w:rPr>
         <w:t xml:space="preserve">, from even from from the again, your father's house who from </w:t>
       </w:r>
       <w:r>
         <w:rPr>
+          <w:rFonts w:ascii="Times New Roman" w:hAnsi="Times New Roman" w:eastAsia="Times New Roman" w:cs="Times New Roman"/>
+          <w:color w:val="000000"/>
           <w:rtl/>
           <w:lang w:bidi="he-IL"/>
         </w:rPr>
         <w:t xml:space="preserve">עבודה זרה, מזה אתה תוכל לתקן דרגא דילך</w:t>
       </w:r>
       <w:r>
+        <w:rPr>
+          <w:rFonts w:ascii="Times New Roman" w:hAnsi="Times New Roman" w:eastAsia="Times New Roman" w:cs="Times New Roman"/>
+          <w:color w:val="000000"/>
+        </w:rPr>
         <w:t xml:space="preserve">, because there's no </w:t>
       </w:r>
       <w:r>
         <w:rPr>
-          <w:i/>
-          <w:iCs/>
+          <w:rFonts w:ascii="Times New Roman" w:hAnsi="Times New Roman" w:eastAsia="Times New Roman" w:cs="Times New Roman"/>
+          <w:i/>
+          <w:iCs/>
+          <w:color w:val="000000"/>
         </w:rPr>
         <w:t xml:space="preserve">ye'ush</w:t>
       </w:r>
       <w:r>
+        <w:rPr>
+          <w:rFonts w:ascii="Times New Roman" w:hAnsi="Times New Roman" w:eastAsia="Times New Roman" w:cs="Times New Roman"/>
+          <w:color w:val="000000"/>
+        </w:rPr>
         <w:t xml:space="preserve">, that's exactly the point. I'll just read you one more thing. </w:t>
       </w:r>
     </w:p>
     <w:p>
       <w:pPr>
-        <w:bidi w:val="false"/>
-        <w:spacing w:before="0" w:after="180" w:line="276"/>
-        <w:jc w:val="start"/>
-      </w:pPr>
-      <w:r>
+        <w:pStyle w:val="Heading2"/>
+        <w:jc w:val="left"/>
+      </w:pPr>
+      <w:r>
+        <w:rPr>
+          <w:rFonts w:ascii="Times New Roman" w:hAnsi="Times New Roman" w:eastAsia="Times New Roman" w:cs="Times New Roman"/>
+        </w:rPr>
+        <w:t>Zerubbabel and Redemption from Galus</w:t>
+      </w:r>
+    </w:p>
+    <w:p>
+      <w:pPr>
+        <w:widowControl/>
+        <w:bidi w:val="false"/>
+        <w:spacing w:before="0" w:after="180" w:line="276"/>
+        <w:jc w:val="start"/>
+      </w:pPr>
+      <w:r>
+        <w:rPr>
+          <w:rFonts w:ascii="Times New Roman" w:hAnsi="Times New Roman" w:eastAsia="Times New Roman" w:cs="Times New Roman"/>
+          <w:color w:val="000000"/>
+        </w:rPr>
         <w:t xml:space="preserve">This from Tikkun HaShovavim. He says, although the perfection of this fourth level lies in the future, is referring to Mashiach, when the complete </w:t>
       </w:r>
       <w:r>
         <w:rPr>
-          <w:i/>
-          <w:iCs/>
+          <w:rFonts w:ascii="Times New Roman" w:hAnsi="Times New Roman" w:eastAsia="Times New Roman" w:cs="Times New Roman"/>
+          <w:i/>
+          <w:iCs/>
+          <w:color w:val="000000"/>
         </w:rPr>
         <w:t xml:space="preserve">geulah</w:t>
       </w:r>
       <w:r>
+        <w:rPr>
+          <w:rFonts w:ascii="Times New Roman" w:hAnsi="Times New Roman" w:eastAsia="Times New Roman" w:cs="Times New Roman"/>
+          <w:color w:val="000000"/>
+        </w:rPr>
         <w:t xml:space="preserve"> comes from Mashiach descended from David, who will clarify and reveal all the levels of </w:t>
       </w:r>
       <w:r>
         <w:rPr>
-          <w:i/>
-          <w:iCs/>
+          <w:rFonts w:ascii="Times New Roman" w:hAnsi="Times New Roman" w:eastAsia="Times New Roman" w:cs="Times New Roman"/>
+          <w:i/>
+          <w:iCs/>
+          <w:color w:val="000000"/>
         </w:rPr>
         <w:t xml:space="preserve">teshuvah</w:t>
       </w:r>
       <w:r>
+        <w:rPr>
+          <w:rFonts w:ascii="Times New Roman" w:hAnsi="Times New Roman" w:eastAsia="Times New Roman" w:cs="Times New Roman"/>
+          <w:color w:val="000000"/>
+        </w:rPr>
         <w:t xml:space="preserve"> at the proper perfection, the light of this </w:t>
       </w:r>
       <w:r>
         <w:rPr>
-          <w:i/>
-          <w:iCs/>
+          <w:rFonts w:ascii="Times New Roman" w:hAnsi="Times New Roman" w:eastAsia="Times New Roman" w:cs="Times New Roman"/>
+          <w:i/>
+          <w:iCs/>
+          <w:color w:val="000000"/>
         </w:rPr>
         <w:t xml:space="preserve">madregah</w:t>
       </w:r>
       <w:r>
+        <w:rPr>
+          <w:rFonts w:ascii="Times New Roman" w:hAnsi="Times New Roman" w:eastAsia="Times New Roman" w:cs="Times New Roman"/>
+          <w:color w:val="000000"/>
+        </w:rPr>
         <w:t xml:space="preserve"> already began to be revealed through Zerubbabel, right? You know you say in Chanukah, </w:t>
       </w:r>
       <w:r>
         <w:rPr>
+          <w:rFonts w:ascii="Times New Roman" w:hAnsi="Times New Roman" w:eastAsia="Times New Roman" w:cs="Times New Roman"/>
+          <w:color w:val="000000"/>
           <w:rtl/>
           <w:lang w:bidi="he-IL"/>
         </w:rPr>
         <w:t xml:space="preserve">קץ בבל זרובבל</w:t>
       </w:r>
       <w:r>
+        <w:rPr>
+          <w:rFonts w:ascii="Times New Roman" w:hAnsi="Times New Roman" w:eastAsia="Times New Roman" w:cs="Times New Roman"/>
+          <w:color w:val="000000"/>
+        </w:rPr>
         <w:t xml:space="preserve">. So what's that clip line about, right? So he's going to explain. So who was Zerubbabel? He was the son of Shealtiel, who was an offspring of David HaMelech. </w:t>
       </w:r>
     </w:p>
     <w:p>
       <w:pPr>
-        <w:bidi w:val="false"/>
-        <w:spacing w:before="0" w:after="180" w:line="276"/>
-        <w:jc w:val="start"/>
-      </w:pPr>
-      <w:r>
+        <w:widowControl/>
+        <w:bidi w:val="false"/>
+        <w:spacing w:before="0" w:after="180" w:line="276"/>
+        <w:jc w:val="start"/>
+      </w:pPr>
+      <w:r>
+        <w:rPr>
+          <w:rFonts w:ascii="Times New Roman" w:hAnsi="Times New Roman" w:eastAsia="Times New Roman" w:cs="Times New Roman"/>
+          <w:color w:val="000000"/>
+        </w:rPr>
         <w:t xml:space="preserve">Okay, so so Zerubbabel, so some people say he was Nehemiah, the son of Chilkiah. He's called Zerubbabel because he was sown where? Not Eretz Yisrael, in Bavel. Zerubbabel, sown, concept of Mashiach growing up with them in their country just as Moshe, right, Rabbeinu, was in the palace of Egypt. So the redeemer is always specifically one of the leading figures, where does that happen? In </w:t>
       </w:r>
       <w:r>
         <w:rPr>
-          <w:i/>
-          <w:iCs/>
+          <w:rFonts w:ascii="Times New Roman" w:hAnsi="Times New Roman" w:eastAsia="Times New Roman" w:cs="Times New Roman"/>
+          <w:i/>
+          <w:iCs/>
+          <w:color w:val="000000"/>
         </w:rPr>
         <w:t xml:space="preserve">galut</w:t>
       </w:r>
       <w:r>
+        <w:rPr>
+          <w:rFonts w:ascii="Times New Roman" w:hAnsi="Times New Roman" w:eastAsia="Times New Roman" w:cs="Times New Roman"/>
+          <w:color w:val="000000"/>
+        </w:rPr>
         <w:t xml:space="preserve">. </w:t>
       </w:r>
     </w:p>
     <w:p>
       <w:pPr>
-        <w:bidi w:val="false"/>
-        <w:spacing w:before="0" w:after="180" w:line="276"/>
-        <w:jc w:val="start"/>
-      </w:pPr>
-      <w:r>
+        <w:widowControl/>
+        <w:bidi w:val="false"/>
+        <w:spacing w:before="0" w:after="180" w:line="276"/>
+        <w:jc w:val="start"/>
+      </w:pPr>
+      <w:r>
+        <w:rPr>
+          <w:rFonts w:ascii="Times New Roman" w:hAnsi="Times New Roman" w:eastAsia="Times New Roman" w:cs="Times New Roman"/>
+          <w:color w:val="000000"/>
+        </w:rPr>
         <w:t xml:space="preserve">In the manner from the forest itself comes the axe that cuts it. Zerubbabel was sown there, his very conception, and by the way, Ezra and Nehemiah led the second </w:t>
       </w:r>
       <w:r>
         <w:rPr>
-          <w:i/>
-          <w:iCs/>
+          <w:rFonts w:ascii="Times New Roman" w:hAnsi="Times New Roman" w:eastAsia="Times New Roman" w:cs="Times New Roman"/>
+          <w:i/>
+          <w:iCs/>
+          <w:color w:val="000000"/>
         </w:rPr>
         <w:t xml:space="preserve">geulah</w:t>
       </w:r>
       <w:r>
+        <w:rPr>
+          <w:rFonts w:ascii="Times New Roman" w:hAnsi="Times New Roman" w:eastAsia="Times New Roman" w:cs="Times New Roman"/>
+          <w:color w:val="000000"/>
+        </w:rPr>
         <w:t xml:space="preserve">, right, when they were there for 70 years, came about through the king of Bavel himself. As they say in Vayikra Rabbah, they persuaded like the the the governess, right? The governess persuaded the queen and the queen persuaded the king, for Yechoniah had already been sentenced, record this man as childless, and so forth. Okay, so they he had no children I think, and then they had relations in in the jail, I think, that's exactly the story right there, being put in Bavel to have his offspring, and let alone jail also. </w:t>
       </w:r>
     </w:p>
     <w:p>
       <w:pPr>
-        <w:bidi w:val="false"/>
-        <w:spacing w:before="0" w:after="180" w:line="276"/>
-        <w:jc w:val="start"/>
-      </w:pPr>
-      <w:r>
+        <w:widowControl/>
+        <w:bidi w:val="false"/>
+        <w:spacing w:before="0" w:after="180" w:line="276"/>
+        <w:jc w:val="start"/>
+      </w:pPr>
+      <w:r>
+        <w:rPr>
+          <w:rFonts w:ascii="Times New Roman" w:hAnsi="Times New Roman" w:eastAsia="Times New Roman" w:cs="Times New Roman"/>
+          <w:color w:val="000000"/>
+        </w:rPr>
         <w:t xml:space="preserve">For the </w:t>
       </w:r>
       <w:r>
         <w:rPr>
-          <w:i/>
-          <w:iCs/>
+          <w:rFonts w:ascii="Times New Roman" w:hAnsi="Times New Roman" w:eastAsia="Times New Roman" w:cs="Times New Roman"/>
+          <w:i/>
+          <w:iCs/>
+          <w:color w:val="000000"/>
         </w:rPr>
         <w:t xml:space="preserve">galut</w:t>
       </w:r>
       <w:r>
+        <w:rPr>
+          <w:rFonts w:ascii="Times New Roman" w:hAnsi="Times New Roman" w:eastAsia="Times New Roman" w:cs="Times New Roman"/>
+          <w:color w:val="000000"/>
+        </w:rPr>
         <w:t xml:space="preserve"> atoned. As the sentence had been, his conception showed that what, that </w:t>
       </w:r>
       <w:r>
         <w:rPr>
+          <w:rFonts w:ascii="Times New Roman" w:hAnsi="Times New Roman" w:eastAsia="Times New Roman" w:cs="Times New Roman"/>
+          <w:color w:val="000000"/>
           <w:rtl/>
           <w:lang w:bidi="he-IL"/>
         </w:rPr>
         <w:t xml:space="preserve">בבל גלות</w:t>
       </w:r>
       <w:r>
+        <w:rPr>
+          <w:rFonts w:ascii="Times New Roman" w:hAnsi="Times New Roman" w:eastAsia="Times New Roman" w:cs="Times New Roman"/>
+          <w:color w:val="000000"/>
+        </w:rPr>
         <w:t xml:space="preserve"> already accomplished its worth, and and consequently redeeming begins. You get you get the rest basically, but that but it's a very it's it's You could say what happened last year, why it happened we don't know, October, October 7th, or after that, any any any </w:t>
       </w:r>
       <w:r>
         <w:rPr>
+          <w:rFonts w:ascii="Times New Roman" w:hAnsi="Times New Roman" w:eastAsia="Times New Roman" w:cs="Times New Roman"/>
+          <w:color w:val="000000"/>
           <w:rtl/>
           <w:lang w:bidi="he-IL"/>
         </w:rPr>
         <w:t xml:space="preserve">עוולה</w:t>
       </w:r>
       <w:r>
+        <w:rPr>
+          <w:rFonts w:ascii="Times New Roman" w:hAnsi="Times New Roman" w:eastAsia="Times New Roman" w:cs="Times New Roman"/>
+          <w:color w:val="000000"/>
+        </w:rPr>
         <w:t xml:space="preserve"> or </w:t>
       </w:r>
       <w:r>
         <w:rPr>
-          <w:i/>
-          <w:iCs/>
+          <w:rFonts w:ascii="Times New Roman" w:hAnsi="Times New Roman" w:eastAsia="Times New Roman" w:cs="Times New Roman"/>
+          <w:i/>
+          <w:iCs/>
+          <w:color w:val="000000"/>
         </w:rPr>
         <w:t xml:space="preserve">churban</w:t>
       </w:r>
       <w:r>
+        <w:rPr>
+          <w:rFonts w:ascii="Times New Roman" w:hAnsi="Times New Roman" w:eastAsia="Times New Roman" w:cs="Times New Roman"/>
+          <w:color w:val="000000"/>
+        </w:rPr>
         <w:t xml:space="preserve"> for that matter. But each time that happened there is a </w:t>
       </w:r>
       <w:r>
         <w:rPr>
-          <w:i/>
-          <w:iCs/>
+          <w:rFonts w:ascii="Times New Roman" w:hAnsi="Times New Roman" w:eastAsia="Times New Roman" w:cs="Times New Roman"/>
+          <w:i/>
+          <w:iCs/>
+          <w:color w:val="000000"/>
         </w:rPr>
         <w:t xml:space="preserve">binyan</w:t>
       </w:r>
       <w:r>
+        <w:rPr>
+          <w:rFonts w:ascii="Times New Roman" w:hAnsi="Times New Roman" w:eastAsia="Times New Roman" w:cs="Times New Roman"/>
+          <w:color w:val="000000"/>
+        </w:rPr>
         <w:t xml:space="preserve"> of of even though at that lowest, dire point is where the </w:t>
       </w:r>
       <w:r>
         <w:rPr>
-          <w:i/>
-          <w:iCs/>
+          <w:rFonts w:ascii="Times New Roman" w:hAnsi="Times New Roman" w:eastAsia="Times New Roman" w:cs="Times New Roman"/>
+          <w:i/>
+          <w:iCs/>
+          <w:color w:val="000000"/>
         </w:rPr>
         <w:t xml:space="preserve">yeshuah</w:t>
       </w:r>
       <w:r>
+        <w:rPr>
+          <w:rFonts w:ascii="Times New Roman" w:hAnsi="Times New Roman" w:eastAsia="Times New Roman" w:cs="Times New Roman"/>
+          <w:color w:val="000000"/>
+        </w:rPr>
         <w:t xml:space="preserve"> of of Hashem can help you through any situation is. </w:t>
       </w:r>
     </w:p>
     <w:p>
       <w:pPr>
-        <w:bidi w:val="false"/>
-        <w:spacing w:before="0" w:after="180" w:line="276"/>
-        <w:jc w:val="start"/>
-      </w:pPr>
-      <w:r>
+        <w:pStyle w:val="Heading2"/>
+        <w:jc w:val="left"/>
+      </w:pPr>
+      <w:r>
+        <w:rPr>
+          <w:rFonts w:ascii="Times New Roman" w:hAnsi="Times New Roman" w:eastAsia="Times New Roman" w:cs="Times New Roman"/>
+        </w:rPr>
+        <w:t>Bringing the Lesson into Our Lives</w:t>
+      </w:r>
+    </w:p>
+    <w:p>
+      <w:pPr>
+        <w:widowControl/>
+        <w:bidi w:val="false"/>
+        <w:spacing w:before="0" w:after="180" w:line="276"/>
+        <w:jc w:val="start"/>
+      </w:pPr>
+      <w:r>
+        <w:rPr>
+          <w:rFonts w:ascii="Times New Roman" w:hAnsi="Times New Roman" w:eastAsia="Times New Roman" w:cs="Times New Roman"/>
+          <w:color w:val="000000"/>
+        </w:rPr>
         <w:t xml:space="preserve">And that that's the point being, you know, where there's almost not an offspring of of of Ataliah with with with David HaMelech. The seed, Zerubavel, was sown in, okay, in Bavel, in jail by the way, after the relations happened. Even David, where she where he came from, came from the lowest of all nations, okay? And that is a dichotomy of our own lives. How many times has Hashem saved us? And, actually, after the lowest moment you had, where where you do have that </w:t>
       </w:r>
       <w:r>
         <w:rPr>
-          <w:i/>
-          <w:iCs/>
+          <w:rFonts w:ascii="Times New Roman" w:hAnsi="Times New Roman" w:eastAsia="Times New Roman" w:cs="Times New Roman"/>
+          <w:i/>
+          <w:iCs/>
+          <w:color w:val="000000"/>
         </w:rPr>
         <w:t xml:space="preserve">ye'ush</w:t>
       </w:r>
       <w:r>
+        <w:rPr>
+          <w:rFonts w:ascii="Times New Roman" w:hAnsi="Times New Roman" w:eastAsia="Times New Roman" w:cs="Times New Roman"/>
+          <w:color w:val="000000"/>
+        </w:rPr>
         <w:t xml:space="preserve">, and at the same time it is that building blocks that's in there. </w:t>
       </w:r>
     </w:p>
     <w:p>
       <w:pPr>
-        <w:bidi w:val="false"/>
-        <w:spacing w:before="0" w:after="180" w:line="276"/>
-        <w:jc w:val="start"/>
-      </w:pPr>
-      <w:r>
+        <w:widowControl/>
+        <w:bidi w:val="false"/>
+        <w:spacing w:before="0" w:after="180" w:line="276"/>
+        <w:jc w:val="start"/>
+      </w:pPr>
+      <w:r>
+        <w:rPr>
+          <w:rFonts w:ascii="Times New Roman" w:hAnsi="Times New Roman" w:eastAsia="Times New Roman" w:cs="Times New Roman"/>
+          <w:color w:val="000000"/>
+        </w:rPr>
         <w:t xml:space="preserve">So that goes back </w:t>
       </w:r>
       <w:r>
         <w:rPr>
-          <w:i/>
-          <w:iCs/>
+          <w:rFonts w:ascii="Times New Roman" w:hAnsi="Times New Roman" w:eastAsia="Times New Roman" w:cs="Times New Roman"/>
+          <w:i/>
+          <w:iCs/>
+          <w:color w:val="000000"/>
         </w:rPr>
         <w:t xml:space="preserve">al pi halacha</w:t>
       </w:r>
       <w:r>
+        <w:rPr>
+          <w:rFonts w:ascii="Times New Roman" w:hAnsi="Times New Roman" w:eastAsia="Times New Roman" w:cs="Times New Roman"/>
+          <w:color w:val="000000"/>
+        </w:rPr>
         <w:t xml:space="preserve"> about </w:t>
       </w:r>
       <w:r>
         <w:rPr>
-          <w:i/>
-          <w:iCs/>
+          <w:rFonts w:ascii="Times New Roman" w:hAnsi="Times New Roman" w:eastAsia="Times New Roman" w:cs="Times New Roman"/>
+          <w:i/>
+          <w:iCs/>
+          <w:color w:val="000000"/>
         </w:rPr>
         <w:t xml:space="preserve">ye'ush</w:t>
       </w:r>
       <w:r>
+        <w:rPr>
+          <w:rFonts w:ascii="Times New Roman" w:hAnsi="Times New Roman" w:eastAsia="Times New Roman" w:cs="Times New Roman"/>
+          <w:color w:val="000000"/>
+        </w:rPr>
         <w:t xml:space="preserve"> as far as giving of your own possession, but then starts saying Rav Nachman should have listened to that that elderly lady that really we don't have </w:t>
       </w:r>
       <w:r>
         <w:rPr>
-          <w:i/>
-          <w:iCs/>
+          <w:rFonts w:ascii="Times New Roman" w:hAnsi="Times New Roman" w:eastAsia="Times New Roman" w:cs="Times New Roman"/>
+          <w:i/>
+          <w:iCs/>
+          <w:color w:val="000000"/>
         </w:rPr>
         <w:t xml:space="preserve">ye'ush</w:t>
       </w:r>
       <w:r>
+        <w:rPr>
+          <w:rFonts w:ascii="Times New Roman" w:hAnsi="Times New Roman" w:eastAsia="Times New Roman" w:cs="Times New Roman"/>
+          <w:color w:val="000000"/>
+        </w:rPr>
         <w:t xml:space="preserve">, even though on the surface you should have. Because we're an offspring of of Avraham Avinu, of Eliezer, the </w:t>
       </w:r>
       <w:r>
         <w:rPr>
-          <w:i/>
-          <w:iCs/>
+          <w:rFonts w:ascii="Times New Roman" w:hAnsi="Times New Roman" w:eastAsia="Times New Roman" w:cs="Times New Roman"/>
+          <w:i/>
+          <w:iCs/>
+          <w:color w:val="000000"/>
         </w:rPr>
         <w:t xml:space="preserve">gematria</w:t>
       </w:r>
       <w:r>
+        <w:rPr>
+          <w:rFonts w:ascii="Times New Roman" w:hAnsi="Times New Roman" w:eastAsia="Times New Roman" w:cs="Times New Roman"/>
+          <w:color w:val="000000"/>
+        </w:rPr>
         <w:t xml:space="preserve"> of 318, </w:t>
       </w:r>
       <w:r>
         <w:rPr>
+          <w:rFonts w:ascii="Times New Roman" w:hAnsi="Times New Roman" w:eastAsia="Times New Roman" w:cs="Times New Roman"/>
+          <w:color w:val="000000"/>
           <w:rtl/>
           <w:lang w:bidi="he-IL"/>
         </w:rPr>
         <w:t xml:space="preserve">חניכיו</w:t>
       </w:r>
       <w:r>
+        <w:rPr>
+          <w:rFonts w:ascii="Times New Roman" w:hAnsi="Times New Roman" w:eastAsia="Times New Roman" w:cs="Times New Roman"/>
+          <w:color w:val="000000"/>
+        </w:rPr>
         <w:t xml:space="preserve">. It's a nice piece, huh? Very nice. </w:t>
       </w:r>
     </w:p>
     <w:sectPr>
+      <w:headerReference w:type="default" r:id="rId7"/>
+      <w:footerReference w:type="default" r:id="rId8"/>
       <w:pgSz w:w="11906" w:h="16838" w:orient="portrait"/>
-      <w:pgMar w:top="1440" w:right="1440" w:bottom="1440" w:left="1440" w:header="708" w:footer="708" w:gutter="0"/>
-      <w:pgNumType/>
+      <w:pgMar w:top="1440" w:right="1440" w:bottom="1440" w:left="1440" w:header="648" w:footer="648" w:gutter="0"/>
+      <w:pgNumType w:start="1"/>
       <w:docGrid w:linePitch="360"/>
     </w:sectPr>
   </w:body>
@@ -4275,6 +6803,27 @@
 <w:comments xmlns:cx="http://schemas.microsoft.com/office/drawing/2014/chartex" xmlns:cx1="http://schemas.microsoft.com/office/drawing/2015/9/8/chartex" xmlns:cx2="http://schemas.microsoft.com/office/drawing/2015/10/21/chartex" xmlns:cx3="http://schemas.microsoft.com/office/drawing/2016/5/9/chartex" xmlns:cx4="http://schemas.microsoft.com/office/drawing/2016/5/10/chartex" xmlns:cx5="http://schemas.microsoft.com/office/drawing/2016/5/11/chartex" xmlns:cx6="http://schemas.microsoft.com/office/drawing/2016/5/12/chartex" xmlns:cx7="http://schemas.microsoft.com/office/drawing/2016/5/13/chartex" xmlns:cx8="http://schemas.microsoft.com/office/drawing/2016/5/14/chartex" xmlns:mc="http://schemas.openxmlformats.org/markup-compatibility/2006" xmlns:aink="http://schemas.microsoft.com/office/drawing/2016/ink" xmlns:am3d="http://schemas.microsoft.com/office/drawing/2017/model3d" xmlns:o="urn:schemas-microsoft-com:office:office" xmlns:r="http://schemas.openxmlformats.org/officeDocument/2006/relationships" xmlns:m="http://schemas.openxmlformats.org/officeDocument/2006/math" xmlns:v="urn:schemas-microsoft-com:vml" xmlns:wp14="http://schemas.microsoft.com/office/word/2010/wordprocessingDrawing" xmlns:wp="http://schemas.openxmlformats.org/drawingml/2006/wordprocessingDrawing" xmlns:w10="urn:schemas-microsoft-com:office:word" xmlns:w="http://schemas.openxmlformats.org/wordprocessingml/2006/main" xmlns:w14="http://schemas.microsoft.com/office/word/2010/wordml" xmlns:w15="http://schemas.microsoft.com/office/word/2012/wordml" xmlns:w16cex="http://schemas.microsoft.com/office/word/2018/wordml/cex" xmlns:w16cid="http://schemas.microsoft.com/office/word/2016/wordml/cid" xmlns:w16="http://schemas.microsoft.com/office/word/2018/wordml" xmlns:w16sdtdh="http://schemas.microsoft.com/office/word/2020/wordml/sdtdatahash" xmlns:w16se="http://schemas.microsoft.com/office/word/2015/wordml/symex" xmlns:wpg="http://schemas.microsoft.com/office/word/2010/wordprocessingGroup" xmlns:wpi="http://schemas.microsoft.com/office/word/2010/wordprocessingInk" xmlns:wne="http://schemas.microsoft.com/office/word/2006/wordml" xmlns:wps="http://schemas.microsoft.com/office/word/2010/wordprocessingShape"/>
 </file>
 
+<file path=word/footer1.xml><?xml version="1.0" encoding="utf-8"?>
+<w:ftr xmlns:m="http://schemas.openxmlformats.org/officeDocument/2006/math" xmlns:mc="http://schemas.openxmlformats.org/markup-compatibility/2006" xmlns:mo="http://schemas.microsoft.com/office/mac/office/2008/main" xmlns:mv="urn:schemas-microsoft-com:mac:vml" xmlns:o="urn:schemas-microsoft-com:office:office" xmlns:r="http://schemas.openxmlformats.org/officeDocument/2006/relationships" xmlns:v="urn:schemas-microsoft-com:vml" xmlns:w10="urn:schemas-microsoft-com:office:word" xmlns:w14="http://schemas.microsoft.com/office/word/2010/wordml" xmlns:w="http://schemas.openxmlformats.org/wordprocessingml/2006/main" xmlns:wne="http://schemas.microsoft.com/office/word/2006/wordml" xmlns:wp14="http://schemas.microsoft.com/office/word/2010/wordprocessingDrawing" xmlns:wp="http://schemas.openxmlformats.org/drawingml/2006/wordprocessingDrawing" xmlns:wpc="http://schemas.microsoft.com/office/word/2010/wordprocessingCanvas" xmlns:wpg="http://schemas.microsoft.com/office/word/2010/wordprocessingGroup" xmlns:wpi="http://schemas.microsoft.com/office/word/2010/wordprocessingInk" xmlns:wps="http://schemas.microsoft.com/office/word/2010/wordprocessingShape" mc:Ignorable="w14 wp14">
+  <w:p>
+    <w:pPr>
+      <w:pStyle w:val="footer"/>
+      <w:jc w:val="center"/>
+    </w:pPr>
+    <w:r>
+      <w:rPr>
+        <w:rFonts w:ascii="Times New Roman" w:hAnsi="Times New Roman" w:eastAsia="Times New Roman" w:cs="Times New Roman"/>
+      </w:rPr>
+      <w:fldChar w:fldCharType="begin"/>
+      <w:instrText xml:space="preserve"> PAGE </w:instrText>
+      <w:fldChar w:fldCharType="separate"/>
+      <w:t>1</w:t>
+      <w:fldChar w:fldCharType="end"/>
+    </w:r>
+  </w:p>
+</w:ftr>
+</file>
+
 <file path=word/footnotes.xml><?xml version="1.0" encoding="utf-8"?>
 <w:footnotes xmlns:wpc="http://schemas.microsoft.com/office/word/2010/wordprocessingCanvas" xmlns:mc="http://schemas.openxmlformats.org/markup-compatibility/2006" xmlns:o="urn:schemas-microsoft-com:office:office" xmlns:r="http://schemas.openxmlformats.org/officeDocument/2006/relationships" xmlns:m="http://schemas.openxmlformats.org/officeDocument/2006/math" xmlns:v="urn:schemas-microsoft-com:vml" xmlns:wp14="http://schemas.microsoft.com/office/word/2010/wordprocessingDrawing" xmlns:wp="http://schemas.openxmlformats.org/drawingml/2006/wordprocessingDrawing" xmlns:w10="urn:schemas-microsoft-com:office:word" xmlns:w="http://schemas.openxmlformats.org/wordprocessingml/2006/main" xmlns:w14="http://schemas.microsoft.com/office/word/2010/wordml" xmlns:w15="http://schemas.microsoft.com/office/word/2012/wordml" xmlns:wpg="http://schemas.microsoft.com/office/word/2010/wordprocessingGroup" xmlns:wpi="http://schemas.microsoft.com/office/word/2010/wordprocessingInk" xmlns:wne="http://schemas.microsoft.com/office/word/2006/wordml" xmlns:wps="http://schemas.microsoft.com/office/word/2010/wordprocessingShape" mc:Ignorable="w14 w15 wp14">
   <w:footnote w:type="separator" w:id="-1">
@@ -4310,6 +6859,23 @@
     </w:p>
   </w:footnote>
 </w:footnotes>
+</file>
+
+<file path=word/header1.xml><?xml version="1.0" encoding="utf-8"?>
+<w:hdr xmlns:m="http://schemas.openxmlformats.org/officeDocument/2006/math" xmlns:mc="http://schemas.openxmlformats.org/markup-compatibility/2006" xmlns:mo="http://schemas.microsoft.com/office/mac/office/2008/main" xmlns:mv="urn:schemas-microsoft-com:mac:vml" xmlns:o="urn:schemas-microsoft-com:office:office" xmlns:r="http://schemas.openxmlformats.org/officeDocument/2006/relationships" xmlns:v="urn:schemas-microsoft-com:vml" xmlns:w10="urn:schemas-microsoft-com:office:word" xmlns:w14="http://schemas.microsoft.com/office/word/2010/wordml" xmlns:w="http://schemas.openxmlformats.org/wordprocessingml/2006/main" xmlns:wne="http://schemas.microsoft.com/office/word/2006/wordml" xmlns:wp14="http://schemas.microsoft.com/office/word/2010/wordprocessingDrawing" xmlns:wp="http://schemas.openxmlformats.org/drawingml/2006/wordprocessingDrawing" xmlns:wpc="http://schemas.microsoft.com/office/word/2010/wordprocessingCanvas" xmlns:wpg="http://schemas.microsoft.com/office/word/2010/wordprocessingGroup" xmlns:wpi="http://schemas.microsoft.com/office/word/2010/wordprocessingInk" xmlns:wps="http://schemas.microsoft.com/office/word/2010/wordprocessingShape" mc:Ignorable="w14 wp14">
+  <w:p>
+    <w:pPr>
+      <w:pStyle w:val="header"/>
+      <w:jc w:val="center"/>
+    </w:pPr>
+    <w:r>
+      <w:rPr>
+        <w:rFonts w:ascii="Times New Roman" w:hAnsi="Times New Roman" w:eastAsia="Times New Roman" w:cs="Times New Roman"/>
+      </w:rPr>
+      <w:t>Divrei Sofrim 16</w:t>
+    </w:r>
+  </w:p>
+</w:hdr>
 </file>
 
 <file path=word/numbering.xml><?xml version="1.0" encoding="utf-8"?>
@@ -4536,7 +7102,13 @@
 <file path=word/styles.xml><?xml version="1.0" encoding="utf-8"?>
 <w:styles xmlns:mc="http://schemas.openxmlformats.org/markup-compatibility/2006" xmlns:r="http://schemas.openxmlformats.org/officeDocument/2006/relationships" xmlns:w="http://schemas.openxmlformats.org/wordprocessingml/2006/main" xmlns:w14="http://schemas.microsoft.com/office/word/2010/wordml" xmlns:w15="http://schemas.microsoft.com/office/word/2012/wordml" mc:Ignorable="w14 w15">
   <w:docDefaults>
-    <w:rPrDefault/>
+    <w:rPrDefault>
+      <w:rPr>
+        <w:rFonts w:ascii="Times New Roman" w:hAnsi="Times New Roman" w:eastAsia="Times New Roman" w:cs="Times New Roman"/>
+        <w:sz w:val="24"/>
+        <w:szCs w:val="24"/>
+      </w:rPr>
+    </w:rPrDefault>
     <w:pPrDefault/>
   </w:docDefaults>
   <w:style w:type="paragraph" w:styleId="Title">
@@ -4544,8 +7116,18 @@
     <w:basedOn w:val="Normal"/>
     <w:next w:val="Normal"/>
     <w:qFormat/>
+    <w:pPr>
+      <w:keepNext/>
+      <w:keepLines/>
+      <w:widowControl/>
+      <w:spacing w:before="0" w:after="240" w:line="252" w:lineRule="auto"/>
+    </w:pPr>
     <w:rPr>
-      <w:sz w:val="56"/>
+      <w:rFonts w:ascii="Times New Roman" w:hAnsi="Times New Roman" w:eastAsia="Times New Roman" w:cs="Times New Roman"/>
+      <w:b/>
+      <w:i w:val="0"/>
+      <w:color w:val="000000"/>
+      <w:sz w:val="34"/>
       <w:szCs w:val="56"/>
     </w:rPr>
   </w:style>
@@ -4554,9 +7136,19 @@
     <w:basedOn w:val="Normal"/>
     <w:next w:val="Normal"/>
     <w:qFormat/>
+    <w:pPr>
+      <w:keepNext/>
+      <w:keepLines/>
+      <w:widowControl/>
+      <w:spacing w:before="320" w:after="140" w:line="252" w:lineRule="auto"/>
+      <w:outlineLvl w:val="0"/>
+    </w:pPr>
     <w:rPr>
-      <w:color w:val="2E74B5"/>
-      <w:sz w:val="32"/>
+      <w:rFonts w:ascii="Times New Roman" w:hAnsi="Times New Roman" w:eastAsia="Times New Roman" w:cs="Times New Roman"/>
+      <w:b/>
+      <w:i w:val="0"/>
+      <w:color w:val="000000"/>
+      <w:sz w:val="29"/>
       <w:szCs w:val="32"/>
     </w:rPr>
   </w:style>
@@ -4565,9 +7157,19 @@
     <w:basedOn w:val="Normal"/>
     <w:next w:val="Normal"/>
     <w:qFormat/>
+    <w:pPr>
+      <w:keepNext/>
+      <w:keepLines/>
+      <w:widowControl/>
+      <w:spacing w:before="220" w:after="100" w:line="252" w:lineRule="auto"/>
+      <w:outlineLvl w:val="1"/>
+    </w:pPr>
     <w:rPr>
-      <w:color w:val="2E74B5"/>
-      <w:sz w:val="26"/>
+      <w:rFonts w:ascii="Times New Roman" w:hAnsi="Times New Roman" w:eastAsia="Times New Roman" w:cs="Times New Roman"/>
+      <w:b/>
+      <w:i w:val="0"/>
+      <w:color w:val="000000"/>
+      <w:sz w:val="25"/>
       <w:szCs w:val="26"/>
     </w:rPr>
   </w:style>
@@ -4577,7 +7179,8 @@
     <w:next w:val="Normal"/>
     <w:qFormat/>
     <w:rPr>
-      <w:color w:val="1F4D78"/>
+      <w:rFonts w:ascii="Times New Roman" w:hAnsi="Times New Roman" w:eastAsia="Times New Roman" w:cs="Times New Roman"/>
+      <w:color w:val="000000"/>
       <w:sz w:val="24"/>
       <w:szCs w:val="24"/>
     </w:rPr>
@@ -4588,9 +7191,10 @@
     <w:next w:val="Normal"/>
     <w:qFormat/>
     <w:rPr>
+      <w:rFonts w:ascii="Times New Roman" w:hAnsi="Times New Roman" w:eastAsia="Times New Roman" w:cs="Times New Roman"/>
       <w:i/>
       <w:iCs/>
-      <w:color w:val="2E74B5"/>
+      <w:color w:val="000000"/>
     </w:rPr>
   </w:style>
   <w:style w:type="paragraph" w:styleId="Heading5">
@@ -4599,7 +7203,8 @@
     <w:next w:val="Normal"/>
     <w:qFormat/>
     <w:rPr>
-      <w:color w:val="2E74B5"/>
+      <w:rFonts w:ascii="Times New Roman" w:hAnsi="Times New Roman" w:eastAsia="Times New Roman" w:cs="Times New Roman"/>
+      <w:color w:val="000000"/>
     </w:rPr>
   </w:style>
   <w:style w:type="paragraph" w:styleId="Heading6">
@@ -4608,7 +7213,8 @@
     <w:next w:val="Normal"/>
     <w:qFormat/>
     <w:rPr>
-      <w:color w:val="1F4D78"/>
+      <w:rFonts w:ascii="Times New Roman" w:hAnsi="Times New Roman" w:eastAsia="Times New Roman" w:cs="Times New Roman"/>
+      <w:color w:val="000000"/>
     </w:rPr>
   </w:style>
   <w:style w:type="paragraph" w:styleId="Strong">
@@ -4617,14 +7223,20 @@
     <w:next w:val="Normal"/>
     <w:qFormat/>
     <w:rPr>
+      <w:rFonts w:ascii="Times New Roman" w:hAnsi="Times New Roman" w:eastAsia="Times New Roman" w:cs="Times New Roman"/>
       <w:b/>
       <w:bCs/>
+      <w:color w:val="000000"/>
     </w:rPr>
   </w:style>
   <w:style w:type="paragraph" w:styleId="ListParagraph">
     <w:name w:val="List Paragraph"/>
     <w:basedOn w:val="Normal"/>
     <w:qFormat/>
+    <w:rPr>
+      <w:rFonts w:ascii="Times New Roman" w:hAnsi="Times New Roman" w:eastAsia="Times New Roman" w:cs="Times New Roman"/>
+      <w:color w:val="000000"/>
+    </w:rPr>
   </w:style>
   <w:style w:type="character" w:styleId="Hyperlink">
     <w:name w:val="Hyperlink"/>
@@ -4632,7 +7244,8 @@
     <w:uiPriority w:val="99"/>
     <w:unhideWhenUsed/>
     <w:rPr>
-      <w:color w:val="0563C1"/>
+      <w:rFonts w:ascii="Times New Roman" w:hAnsi="Times New Roman" w:eastAsia="Times New Roman" w:cs="Times New Roman"/>
+      <w:color w:val="000000"/>
       <w:u w:val="single"/>
     </w:rPr>
   </w:style>
@@ -4643,6 +7256,8 @@
     <w:semiHidden/>
     <w:unhideWhenUsed/>
     <w:rPr>
+      <w:rFonts w:ascii="Times New Roman" w:hAnsi="Times New Roman" w:eastAsia="Times New Roman" w:cs="Times New Roman"/>
+      <w:color w:val="000000"/>
       <w:vertAlign w:val="superscript"/>
     </w:rPr>
   </w:style>
@@ -4657,6 +7272,8 @@
       <w:spacing w:after="0" w:line="240" w:lineRule="auto"/>
     </w:pPr>
     <w:rPr>
+      <w:rFonts w:ascii="Times New Roman" w:hAnsi="Times New Roman" w:eastAsia="Times New Roman" w:cs="Times New Roman"/>
+      <w:color w:val="000000"/>
       <w:sz w:val="20"/>
       <w:szCs w:val="20"/>
     </w:rPr>
@@ -4669,9 +7286,55 @@
     <w:semiHidden/>
     <w:unhideWhenUsed/>
     <w:rPr>
+      <w:rFonts w:ascii="Times New Roman" w:hAnsi="Times New Roman" w:eastAsia="Times New Roman" w:cs="Times New Roman"/>
+      <w:color w:val="000000"/>
       <w:sz w:val="20"/>
       <w:szCs w:val="20"/>
     </w:rPr>
   </w:style>
+  <w:style w:type="paragraph" w:customStyle="1" w:styleId="Normal" w:default="1">
+    <w:name w:val="Normal"/>
+    <w:pPr>
+      <w:keepNext w:val="0"/>
+      <w:keepLines w:val="0"/>
+      <w:widowControl/>
+      <w:spacing w:line="269" w:lineRule="auto" w:before="0" w:after="120"/>
+    </w:pPr>
+    <w:rPr>
+      <w:rFonts w:ascii="Times New Roman" w:hAnsi="Times New Roman" w:eastAsia="Times New Roman" w:cs="Times New Roman"/>
+      <w:b w:val="0"/>
+      <w:i w:val="0"/>
+      <w:color w:val="000000"/>
+      <w:sz w:val="24"/>
+    </w:rPr>
+  </w:style>
+  <w:style w:type="paragraph" w:customStyle="1" w:styleId="header">
+    <w:name w:val="header"/>
+    <w:basedOn w:val="Normal"/>
+    <w:pPr>
+      <w:spacing w:before="0" w:after="0" w:line="240" w:lineRule="auto"/>
+    </w:pPr>
+    <w:rPr>
+      <w:rFonts w:ascii="Times New Roman" w:hAnsi="Times New Roman" w:eastAsia="Times New Roman" w:cs="Times New Roman"/>
+      <w:b w:val="0"/>
+      <w:i w:val="0"/>
+      <w:color w:val="000000"/>
+      <w:sz w:val="20"/>
+    </w:rPr>
+  </w:style>
+  <w:style w:type="paragraph" w:customStyle="1" w:styleId="footer">
+    <w:name w:val="footer"/>
+    <w:basedOn w:val="Normal"/>
+    <w:pPr>
+      <w:spacing w:before="0" w:after="0" w:line="240" w:lineRule="auto"/>
+    </w:pPr>
+    <w:rPr>
+      <w:rFonts w:ascii="Times New Roman" w:hAnsi="Times New Roman" w:eastAsia="Times New Roman" w:cs="Times New Roman"/>
+      <w:b w:val="0"/>
+      <w:i w:val="0"/>
+      <w:color w:val="000000"/>
+      <w:sz w:val="20"/>
+    </w:rPr>
+  </w:style>
 </w:styles>
 </file>